--- a/OEMS - 20225/Document/System Design and Implementation.docx
+++ b/OEMS - 20225/Document/System Design and Implementation.docx
@@ -6374,7 +6374,13 @@
         </w:tc>
       </w:tr>
     </w:tbl>
-    <w:p/>
+    <w:p>
+      <w:pPr>
+        <w:rPr>
+          <w:rFonts w:hint="eastAsia"/>
+        </w:rPr>
+      </w:pPr>
+    </w:p>
     <w:p>
       <w:pPr>
         <w:spacing w:after="240" w:line="300" w:lineRule="exact"/>
@@ -6436,16 +6442,7 @@
           <w:bCs/>
           <w:sz w:val="21"/>
         </w:rPr>
-        <w:t>class</w:t>
-      </w:r>
-      <w:r>
-        <w:rPr>
-          <w:rFonts w:ascii="SimSun" w:eastAsia="SimSun" w:hAnsi="SimSun"/>
-          <w:b/>
-          <w:bCs/>
-          <w:sz w:val="21"/>
-        </w:rPr>
-        <w:t>room</w:t>
+        <w:t>classroom</w:t>
       </w:r>
       <w:r>
         <w:rPr>
@@ -7007,7 +7004,13 @@
         </w:tc>
       </w:tr>
     </w:tbl>
-    <w:p/>
+    <w:p>
+      <w:pPr>
+        <w:rPr>
+          <w:rFonts w:hint="eastAsia"/>
+        </w:rPr>
+      </w:pPr>
+    </w:p>
     <w:p>
       <w:pPr>
         <w:rPr>
@@ -11078,7 +11081,6 @@
         </w:rPr>
         <w:t xml:space="preserve"> (</w:t>
       </w:r>
-      <w:proofErr w:type="spellStart"/>
       <w:r>
         <w:rPr>
           <w:rFonts w:ascii="SimSun" w:eastAsia="SimSun" w:hAnsi="SimSun"/>
@@ -11088,7 +11090,6 @@
         </w:rPr>
         <w:t>exam_ranking</w:t>
       </w:r>
-      <w:proofErr w:type="spellEnd"/>
       <w:r>
         <w:rPr>
           <w:rFonts w:ascii="SimSun" w:eastAsia="SimSun" w:hAnsi="SimSun"/>
@@ -11939,7 +11940,13 @@
         </w:tc>
       </w:tr>
     </w:tbl>
-    <w:p/>
+    <w:p>
+      <w:pPr>
+        <w:rPr>
+          <w:rFonts w:hint="eastAsia"/>
+        </w:rPr>
+      </w:pPr>
+    </w:p>
     <w:p>
       <w:pPr>
         <w:rPr>
@@ -12549,12 +12556,2547 @@
     <w:p>
       <w:pPr>
         <w:rPr>
+          <w:rFonts w:hint="eastAsia"/>
           <w:b/>
           <w:bCs/>
         </w:rPr>
       </w:pPr>
     </w:p>
+    <w:p>
+      <w:pPr>
+        <w:pStyle w:val="Heading1"/>
+      </w:pPr>
+      <w:r>
+        <w:t>API</w:t>
+      </w:r>
+      <w:r>
+        <w:t xml:space="preserve"> </w:t>
+      </w:r>
+      <w:r>
+        <w:t>Design and Implementation</w:t>
+      </w:r>
+    </w:p>
+    <w:p>
+      <w:pPr>
+        <w:pStyle w:val="Heading2"/>
+        <w:numPr>
+          <w:ilvl w:val="0"/>
+          <w:numId w:val="29"/>
+        </w:numPr>
+      </w:pPr>
+      <w:r>
+        <w:t>Admin API Collections</w:t>
+      </w:r>
+    </w:p>
+    <w:p>
+      <w:pPr>
+        <w:pStyle w:val="ListParagraph"/>
+        <w:numPr>
+          <w:ilvl w:val="0"/>
+          <w:numId w:val="28"/>
+        </w:numPr>
+        <w:rPr>
+          <w:rFonts w:ascii="Times New Roman" w:hAnsi="Times New Roman"/>
+        </w:rPr>
+      </w:pPr>
+      <w:r>
+        <w:rPr>
+          <w:rFonts w:ascii="Times New Roman" w:hAnsi="Times New Roman"/>
+        </w:rPr>
+        <w:t>Dashboard Menu</w:t>
+      </w:r>
+    </w:p>
+    <w:tbl>
+      <w:tblPr>
+        <w:tblStyle w:val="GridTable4-Accent6"/>
+        <w:tblW w:w="9000" w:type="dxa"/>
+        <w:tblInd w:w="355" w:type="dxa"/>
+        <w:tblLook w:val="04A0" w:firstRow="1" w:lastRow="0" w:firstColumn="1" w:lastColumn="0" w:noHBand="0" w:noVBand="1"/>
+      </w:tblPr>
+      <w:tblGrid>
+        <w:gridCol w:w="2790"/>
+        <w:gridCol w:w="2430"/>
+        <w:gridCol w:w="3780"/>
+      </w:tblGrid>
+      <w:tr>
+        <w:trPr>
+          <w:cnfStyle w:val="100000000000" w:firstRow="1" w:lastRow="0" w:firstColumn="0" w:lastColumn="0" w:oddVBand="0" w:evenVBand="0" w:oddHBand="0" w:evenHBand="0" w:firstRowFirstColumn="0" w:firstRowLastColumn="0" w:lastRowFirstColumn="0" w:lastRowLastColumn="0"/>
+        </w:trPr>
+        <w:tc>
+          <w:tcPr>
+            <w:cnfStyle w:val="001000000000" w:firstRow="0" w:lastRow="0" w:firstColumn="1" w:lastColumn="0" w:oddVBand="0" w:evenVBand="0" w:oddHBand="0" w:evenHBand="0" w:firstRowFirstColumn="0" w:firstRowLastColumn="0" w:lastRowFirstColumn="0" w:lastRowLastColumn="0"/>
+            <w:tcW w:w="2790" w:type="dxa"/>
+            <w:hideMark/>
+          </w:tcPr>
+          <w:p>
+            <w:pPr>
+              <w:jc w:val="center"/>
+              <w:rPr>
+                <w:rFonts w:ascii="Times New Roman" w:eastAsia="SimSun" w:hAnsi="Times New Roman"/>
+                <w:sz w:val="21"/>
+              </w:rPr>
+            </w:pPr>
+            <w:r>
+              <w:rPr>
+                <w:rFonts w:ascii="Times New Roman" w:eastAsia="SimSun" w:hAnsi="Times New Roman"/>
+                <w:sz w:val="21"/>
+              </w:rPr>
+              <w:t>Action</w:t>
+            </w:r>
+          </w:p>
+        </w:tc>
+        <w:tc>
+          <w:tcPr>
+            <w:tcW w:w="2430" w:type="dxa"/>
+            <w:hideMark/>
+          </w:tcPr>
+          <w:p>
+            <w:pPr>
+              <w:jc w:val="center"/>
+              <w:cnfStyle w:val="100000000000" w:firstRow="1" w:lastRow="0" w:firstColumn="0" w:lastColumn="0" w:oddVBand="0" w:evenVBand="0" w:oddHBand="0" w:evenHBand="0" w:firstRowFirstColumn="0" w:firstRowLastColumn="0" w:lastRowFirstColumn="0" w:lastRowLastColumn="0"/>
+              <w:rPr>
+                <w:rFonts w:ascii="Times New Roman" w:eastAsia="SimSun" w:hAnsi="Times New Roman"/>
+                <w:sz w:val="21"/>
+              </w:rPr>
+            </w:pPr>
+            <w:r>
+              <w:rPr>
+                <w:rFonts w:ascii="Times New Roman" w:eastAsia="SimSun" w:hAnsi="Times New Roman"/>
+                <w:sz w:val="21"/>
+              </w:rPr>
+              <w:t>Method</w:t>
+            </w:r>
+          </w:p>
+        </w:tc>
+        <w:tc>
+          <w:tcPr>
+            <w:tcW w:w="3780" w:type="dxa"/>
+            <w:hideMark/>
+          </w:tcPr>
+          <w:p>
+            <w:pPr>
+              <w:jc w:val="center"/>
+              <w:cnfStyle w:val="100000000000" w:firstRow="1" w:lastRow="0" w:firstColumn="0" w:lastColumn="0" w:oddVBand="0" w:evenVBand="0" w:oddHBand="0" w:evenHBand="0" w:firstRowFirstColumn="0" w:firstRowLastColumn="0" w:lastRowFirstColumn="0" w:lastRowLastColumn="0"/>
+              <w:rPr>
+                <w:rFonts w:ascii="Times New Roman" w:eastAsia="SimSun" w:hAnsi="Times New Roman"/>
+                <w:sz w:val="21"/>
+              </w:rPr>
+            </w:pPr>
+            <w:r>
+              <w:rPr>
+                <w:rFonts w:ascii="Times New Roman" w:eastAsia="SimSun" w:hAnsi="Times New Roman"/>
+                <w:sz w:val="21"/>
+              </w:rPr>
+              <w:t>Endpoint</w:t>
+            </w:r>
+          </w:p>
+        </w:tc>
+      </w:tr>
+      <w:tr>
+        <w:trPr>
+          <w:cnfStyle w:val="000000100000" w:firstRow="0" w:lastRow="0" w:firstColumn="0" w:lastColumn="0" w:oddVBand="0" w:evenVBand="0" w:oddHBand="1" w:evenHBand="0" w:firstRowFirstColumn="0" w:firstRowLastColumn="0" w:lastRowFirstColumn="0" w:lastRowLastColumn="0"/>
+        </w:trPr>
+        <w:tc>
+          <w:tcPr>
+            <w:cnfStyle w:val="001000000000" w:firstRow="0" w:lastRow="0" w:firstColumn="1" w:lastColumn="0" w:oddVBand="0" w:evenVBand="0" w:oddHBand="0" w:evenHBand="0" w:firstRowFirstColumn="0" w:firstRowLastColumn="0" w:lastRowFirstColumn="0" w:lastRowLastColumn="0"/>
+            <w:tcW w:w="2790" w:type="dxa"/>
+            <w:hideMark/>
+          </w:tcPr>
+          <w:p>
+            <w:pPr>
+              <w:rPr>
+                <w:rFonts w:ascii="Times New Roman" w:eastAsia="SimSun" w:hAnsi="Times New Roman"/>
+                <w:sz w:val="21"/>
+              </w:rPr>
+            </w:pPr>
+            <w:r>
+              <w:rPr>
+                <w:rFonts w:ascii="Times New Roman" w:eastAsia="SimSun" w:hAnsi="Times New Roman"/>
+                <w:sz w:val="21"/>
+              </w:rPr>
+              <w:t>Get dashboard stats</w:t>
+            </w:r>
+          </w:p>
+        </w:tc>
+        <w:tc>
+          <w:tcPr>
+            <w:tcW w:w="2430" w:type="dxa"/>
+            <w:hideMark/>
+          </w:tcPr>
+          <w:p>
+            <w:pPr>
+              <w:jc w:val="center"/>
+              <w:cnfStyle w:val="000000100000" w:firstRow="0" w:lastRow="0" w:firstColumn="0" w:lastColumn="0" w:oddVBand="0" w:evenVBand="0" w:oddHBand="1" w:evenHBand="0" w:firstRowFirstColumn="0" w:firstRowLastColumn="0" w:lastRowFirstColumn="0" w:lastRowLastColumn="0"/>
+              <w:rPr>
+                <w:rFonts w:ascii="Times New Roman" w:eastAsia="SimSun" w:hAnsi="Times New Roman"/>
+                <w:sz w:val="21"/>
+              </w:rPr>
+            </w:pPr>
+            <w:r>
+              <w:rPr>
+                <w:rFonts w:ascii="Times New Roman" w:eastAsia="SimSun" w:hAnsi="Times New Roman"/>
+                <w:sz w:val="21"/>
+              </w:rPr>
+              <w:t>GET</w:t>
+            </w:r>
+          </w:p>
+        </w:tc>
+        <w:tc>
+          <w:tcPr>
+            <w:tcW w:w="3780" w:type="dxa"/>
+            <w:hideMark/>
+          </w:tcPr>
+          <w:p>
+            <w:pPr>
+              <w:cnfStyle w:val="000000100000" w:firstRow="0" w:lastRow="0" w:firstColumn="0" w:lastColumn="0" w:oddVBand="0" w:evenVBand="0" w:oddHBand="1" w:evenHBand="0" w:firstRowFirstColumn="0" w:firstRowLastColumn="0" w:lastRowFirstColumn="0" w:lastRowLastColumn="0"/>
+              <w:rPr>
+                <w:rFonts w:ascii="Times New Roman" w:eastAsia="SimSun" w:hAnsi="Times New Roman"/>
+                <w:sz w:val="21"/>
+              </w:rPr>
+            </w:pPr>
+            <w:hyperlink r:id="rId6" w:history="1">
+              <w:r>
+                <w:rPr>
+                  <w:rFonts w:ascii="Times New Roman" w:eastAsia="SimSun" w:hAnsi="Times New Roman"/>
+                  <w:sz w:val="21"/>
+                </w:rPr>
+                <w:t>/api/admin/dashboard/stats</w:t>
+              </w:r>
+            </w:hyperlink>
+          </w:p>
+        </w:tc>
+      </w:tr>
+      <w:tr>
+        <w:tc>
+          <w:tcPr>
+            <w:cnfStyle w:val="001000000000" w:firstRow="0" w:lastRow="0" w:firstColumn="1" w:lastColumn="0" w:oddVBand="0" w:evenVBand="0" w:oddHBand="0" w:evenHBand="0" w:firstRowFirstColumn="0" w:firstRowLastColumn="0" w:lastRowFirstColumn="0" w:lastRowLastColumn="0"/>
+            <w:tcW w:w="2790" w:type="dxa"/>
+            <w:hideMark/>
+          </w:tcPr>
+          <w:p>
+            <w:pPr>
+              <w:rPr>
+                <w:rFonts w:ascii="Times New Roman" w:eastAsia="SimSun" w:hAnsi="Times New Roman"/>
+                <w:sz w:val="21"/>
+              </w:rPr>
+            </w:pPr>
+            <w:r>
+              <w:rPr>
+                <w:rFonts w:ascii="Times New Roman" w:eastAsia="SimSun" w:hAnsi="Times New Roman"/>
+                <w:sz w:val="21"/>
+              </w:rPr>
+              <w:t>Get recent activities</w:t>
+            </w:r>
+          </w:p>
+        </w:tc>
+        <w:tc>
+          <w:tcPr>
+            <w:tcW w:w="2430" w:type="dxa"/>
+            <w:hideMark/>
+          </w:tcPr>
+          <w:p>
+            <w:pPr>
+              <w:jc w:val="center"/>
+              <w:cnfStyle w:val="000000000000" w:firstRow="0" w:lastRow="0" w:firstColumn="0" w:lastColumn="0" w:oddVBand="0" w:evenVBand="0" w:oddHBand="0" w:evenHBand="0" w:firstRowFirstColumn="0" w:firstRowLastColumn="0" w:lastRowFirstColumn="0" w:lastRowLastColumn="0"/>
+              <w:rPr>
+                <w:rFonts w:ascii="Times New Roman" w:eastAsia="SimSun" w:hAnsi="Times New Roman"/>
+                <w:sz w:val="21"/>
+              </w:rPr>
+            </w:pPr>
+            <w:r>
+              <w:rPr>
+                <w:rFonts w:ascii="Times New Roman" w:eastAsia="SimSun" w:hAnsi="Times New Roman"/>
+                <w:sz w:val="21"/>
+              </w:rPr>
+              <w:t>GET</w:t>
+            </w:r>
+          </w:p>
+        </w:tc>
+        <w:tc>
+          <w:tcPr>
+            <w:tcW w:w="3780" w:type="dxa"/>
+            <w:hideMark/>
+          </w:tcPr>
+          <w:p>
+            <w:pPr>
+              <w:cnfStyle w:val="000000000000" w:firstRow="0" w:lastRow="0" w:firstColumn="0" w:lastColumn="0" w:oddVBand="0" w:evenVBand="0" w:oddHBand="0" w:evenHBand="0" w:firstRowFirstColumn="0" w:firstRowLastColumn="0" w:lastRowFirstColumn="0" w:lastRowLastColumn="0"/>
+              <w:rPr>
+                <w:rFonts w:ascii="Times New Roman" w:eastAsia="SimSun" w:hAnsi="Times New Roman"/>
+                <w:sz w:val="21"/>
+              </w:rPr>
+            </w:pPr>
+            <w:r>
+              <w:rPr>
+                <w:rFonts w:ascii="Times New Roman" w:eastAsia="SimSun" w:hAnsi="Times New Roman"/>
+                <w:sz w:val="21"/>
+              </w:rPr>
+              <w:t>/api/admin/dashboard/activities</w:t>
+            </w:r>
+          </w:p>
+        </w:tc>
+      </w:tr>
+      <w:tr>
+        <w:trPr>
+          <w:cnfStyle w:val="000000100000" w:firstRow="0" w:lastRow="0" w:firstColumn="0" w:lastColumn="0" w:oddVBand="0" w:evenVBand="0" w:oddHBand="1" w:evenHBand="0" w:firstRowFirstColumn="0" w:firstRowLastColumn="0" w:lastRowFirstColumn="0" w:lastRowLastColumn="0"/>
+        </w:trPr>
+        <w:tc>
+          <w:tcPr>
+            <w:cnfStyle w:val="001000000000" w:firstRow="0" w:lastRow="0" w:firstColumn="1" w:lastColumn="0" w:oddVBand="0" w:evenVBand="0" w:oddHBand="0" w:evenHBand="0" w:firstRowFirstColumn="0" w:firstRowLastColumn="0" w:lastRowFirstColumn="0" w:lastRowLastColumn="0"/>
+            <w:tcW w:w="2790" w:type="dxa"/>
+            <w:hideMark/>
+          </w:tcPr>
+          <w:p>
+            <w:pPr>
+              <w:rPr>
+                <w:rFonts w:ascii="Times New Roman" w:eastAsia="SimSun" w:hAnsi="Times New Roman"/>
+                <w:sz w:val="21"/>
+              </w:rPr>
+            </w:pPr>
+            <w:r>
+              <w:rPr>
+                <w:rFonts w:ascii="Times New Roman" w:eastAsia="SimSun" w:hAnsi="Times New Roman"/>
+                <w:sz w:val="21"/>
+              </w:rPr>
+              <w:t>Get grade distribution</w:t>
+            </w:r>
+          </w:p>
+        </w:tc>
+        <w:tc>
+          <w:tcPr>
+            <w:tcW w:w="2430" w:type="dxa"/>
+            <w:hideMark/>
+          </w:tcPr>
+          <w:p>
+            <w:pPr>
+              <w:jc w:val="center"/>
+              <w:cnfStyle w:val="000000100000" w:firstRow="0" w:lastRow="0" w:firstColumn="0" w:lastColumn="0" w:oddVBand="0" w:evenVBand="0" w:oddHBand="1" w:evenHBand="0" w:firstRowFirstColumn="0" w:firstRowLastColumn="0" w:lastRowFirstColumn="0" w:lastRowLastColumn="0"/>
+              <w:rPr>
+                <w:rFonts w:ascii="Times New Roman" w:eastAsia="SimSun" w:hAnsi="Times New Roman"/>
+                <w:sz w:val="21"/>
+              </w:rPr>
+            </w:pPr>
+            <w:r>
+              <w:rPr>
+                <w:rFonts w:ascii="Times New Roman" w:eastAsia="SimSun" w:hAnsi="Times New Roman"/>
+                <w:sz w:val="21"/>
+              </w:rPr>
+              <w:t>GET</w:t>
+            </w:r>
+          </w:p>
+        </w:tc>
+        <w:tc>
+          <w:tcPr>
+            <w:tcW w:w="3780" w:type="dxa"/>
+            <w:hideMark/>
+          </w:tcPr>
+          <w:p>
+            <w:pPr>
+              <w:cnfStyle w:val="000000100000" w:firstRow="0" w:lastRow="0" w:firstColumn="0" w:lastColumn="0" w:oddVBand="0" w:evenVBand="0" w:oddHBand="1" w:evenHBand="0" w:firstRowFirstColumn="0" w:firstRowLastColumn="0" w:lastRowFirstColumn="0" w:lastRowLastColumn="0"/>
+              <w:rPr>
+                <w:rFonts w:ascii="Times New Roman" w:eastAsia="SimSun" w:hAnsi="Times New Roman"/>
+                <w:sz w:val="21"/>
+              </w:rPr>
+            </w:pPr>
+            <w:r>
+              <w:rPr>
+                <w:rFonts w:ascii="Times New Roman" w:eastAsia="SimSun" w:hAnsi="Times New Roman"/>
+                <w:sz w:val="21"/>
+              </w:rPr>
+              <w:t>/api/admin/dashboard/grades</w:t>
+            </w:r>
+          </w:p>
+        </w:tc>
+      </w:tr>
+    </w:tbl>
     <w:p/>
+    <w:p>
+      <w:pPr>
+        <w:pStyle w:val="ListParagraph"/>
+        <w:numPr>
+          <w:ilvl w:val="0"/>
+          <w:numId w:val="28"/>
+        </w:numPr>
+        <w:rPr>
+          <w:rFonts w:ascii="Times New Roman" w:hAnsi="Times New Roman"/>
+        </w:rPr>
+      </w:pPr>
+      <w:r>
+        <w:rPr>
+          <w:rFonts w:ascii="Times New Roman" w:hAnsi="Times New Roman"/>
+        </w:rPr>
+        <w:t xml:space="preserve">Users </w:t>
+      </w:r>
+      <w:r>
+        <w:rPr>
+          <w:rFonts w:ascii="Times New Roman" w:hAnsi="Times New Roman"/>
+        </w:rPr>
+        <w:t>Menu</w:t>
+      </w:r>
+    </w:p>
+    <w:tbl>
+      <w:tblPr>
+        <w:tblStyle w:val="GridTable4-Accent6"/>
+        <w:tblW w:w="9000" w:type="dxa"/>
+        <w:tblInd w:w="355" w:type="dxa"/>
+        <w:tblLook w:val="04A0" w:firstRow="1" w:lastRow="0" w:firstColumn="1" w:lastColumn="0" w:noHBand="0" w:noVBand="1"/>
+      </w:tblPr>
+      <w:tblGrid>
+        <w:gridCol w:w="2790"/>
+        <w:gridCol w:w="2430"/>
+        <w:gridCol w:w="3780"/>
+      </w:tblGrid>
+      <w:tr>
+        <w:trPr>
+          <w:cnfStyle w:val="100000000000" w:firstRow="1" w:lastRow="0" w:firstColumn="0" w:lastColumn="0" w:oddVBand="0" w:evenVBand="0" w:oddHBand="0" w:evenHBand="0" w:firstRowFirstColumn="0" w:firstRowLastColumn="0" w:lastRowFirstColumn="0" w:lastRowLastColumn="0"/>
+        </w:trPr>
+        <w:tc>
+          <w:tcPr>
+            <w:cnfStyle w:val="001000000000" w:firstRow="0" w:lastRow="0" w:firstColumn="1" w:lastColumn="0" w:oddVBand="0" w:evenVBand="0" w:oddHBand="0" w:evenHBand="0" w:firstRowFirstColumn="0" w:firstRowLastColumn="0" w:lastRowFirstColumn="0" w:lastRowLastColumn="0"/>
+            <w:tcW w:w="2790" w:type="dxa"/>
+            <w:hideMark/>
+          </w:tcPr>
+          <w:p>
+            <w:pPr>
+              <w:jc w:val="center"/>
+              <w:rPr>
+                <w:rFonts w:ascii="Times New Roman" w:eastAsia="SimSun" w:hAnsi="Times New Roman"/>
+                <w:sz w:val="21"/>
+              </w:rPr>
+            </w:pPr>
+            <w:r>
+              <w:rPr>
+                <w:rFonts w:ascii="Times New Roman" w:eastAsia="SimSun" w:hAnsi="Times New Roman"/>
+                <w:sz w:val="21"/>
+              </w:rPr>
+              <w:t>Action</w:t>
+            </w:r>
+          </w:p>
+        </w:tc>
+        <w:tc>
+          <w:tcPr>
+            <w:tcW w:w="2430" w:type="dxa"/>
+            <w:hideMark/>
+          </w:tcPr>
+          <w:p>
+            <w:pPr>
+              <w:jc w:val="center"/>
+              <w:cnfStyle w:val="100000000000" w:firstRow="1" w:lastRow="0" w:firstColumn="0" w:lastColumn="0" w:oddVBand="0" w:evenVBand="0" w:oddHBand="0" w:evenHBand="0" w:firstRowFirstColumn="0" w:firstRowLastColumn="0" w:lastRowFirstColumn="0" w:lastRowLastColumn="0"/>
+              <w:rPr>
+                <w:rFonts w:ascii="Times New Roman" w:eastAsia="SimSun" w:hAnsi="Times New Roman"/>
+                <w:sz w:val="21"/>
+              </w:rPr>
+            </w:pPr>
+            <w:r>
+              <w:rPr>
+                <w:rFonts w:ascii="Times New Roman" w:eastAsia="SimSun" w:hAnsi="Times New Roman"/>
+                <w:sz w:val="21"/>
+              </w:rPr>
+              <w:t>Method</w:t>
+            </w:r>
+          </w:p>
+        </w:tc>
+        <w:tc>
+          <w:tcPr>
+            <w:tcW w:w="3780" w:type="dxa"/>
+            <w:hideMark/>
+          </w:tcPr>
+          <w:p>
+            <w:pPr>
+              <w:jc w:val="center"/>
+              <w:cnfStyle w:val="100000000000" w:firstRow="1" w:lastRow="0" w:firstColumn="0" w:lastColumn="0" w:oddVBand="0" w:evenVBand="0" w:oddHBand="0" w:evenHBand="0" w:firstRowFirstColumn="0" w:firstRowLastColumn="0" w:lastRowFirstColumn="0" w:lastRowLastColumn="0"/>
+              <w:rPr>
+                <w:rFonts w:ascii="Times New Roman" w:eastAsia="SimSun" w:hAnsi="Times New Roman"/>
+                <w:sz w:val="21"/>
+              </w:rPr>
+            </w:pPr>
+            <w:r>
+              <w:rPr>
+                <w:rFonts w:ascii="Times New Roman" w:eastAsia="SimSun" w:hAnsi="Times New Roman"/>
+                <w:sz w:val="21"/>
+              </w:rPr>
+              <w:t>Endpoint</w:t>
+            </w:r>
+          </w:p>
+        </w:tc>
+      </w:tr>
+      <w:tr>
+        <w:trPr>
+          <w:cnfStyle w:val="000000100000" w:firstRow="0" w:lastRow="0" w:firstColumn="0" w:lastColumn="0" w:oddVBand="0" w:evenVBand="0" w:oddHBand="1" w:evenHBand="0" w:firstRowFirstColumn="0" w:firstRowLastColumn="0" w:lastRowFirstColumn="0" w:lastRowLastColumn="0"/>
+        </w:trPr>
+        <w:tc>
+          <w:tcPr>
+            <w:cnfStyle w:val="001000000000" w:firstRow="0" w:lastRow="0" w:firstColumn="1" w:lastColumn="0" w:oddVBand="0" w:evenVBand="0" w:oddHBand="0" w:evenHBand="0" w:firstRowFirstColumn="0" w:firstRowLastColumn="0" w:lastRowFirstColumn="0" w:lastRowLastColumn="0"/>
+            <w:tcW w:w="2790" w:type="dxa"/>
+            <w:hideMark/>
+          </w:tcPr>
+          <w:p>
+            <w:pPr>
+              <w:rPr>
+                <w:rFonts w:ascii="Times New Roman" w:eastAsia="SimSun" w:hAnsi="Times New Roman"/>
+                <w:sz w:val="21"/>
+              </w:rPr>
+            </w:pPr>
+            <w:r>
+              <w:rPr>
+                <w:rFonts w:ascii="Times New Roman" w:eastAsia="SimSun" w:hAnsi="Times New Roman"/>
+                <w:sz w:val="21"/>
+              </w:rPr>
+              <w:t>List users</w:t>
+            </w:r>
+          </w:p>
+        </w:tc>
+        <w:tc>
+          <w:tcPr>
+            <w:tcW w:w="2430" w:type="dxa"/>
+            <w:hideMark/>
+          </w:tcPr>
+          <w:p>
+            <w:pPr>
+              <w:jc w:val="center"/>
+              <w:cnfStyle w:val="000000100000" w:firstRow="0" w:lastRow="0" w:firstColumn="0" w:lastColumn="0" w:oddVBand="0" w:evenVBand="0" w:oddHBand="1" w:evenHBand="0" w:firstRowFirstColumn="0" w:firstRowLastColumn="0" w:lastRowFirstColumn="0" w:lastRowLastColumn="0"/>
+              <w:rPr>
+                <w:rFonts w:ascii="Times New Roman" w:eastAsia="SimSun" w:hAnsi="Times New Roman"/>
+                <w:sz w:val="21"/>
+              </w:rPr>
+            </w:pPr>
+            <w:r>
+              <w:rPr>
+                <w:rFonts w:ascii="Times New Roman" w:eastAsia="SimSun" w:hAnsi="Times New Roman"/>
+                <w:sz w:val="21"/>
+              </w:rPr>
+              <w:t>GET</w:t>
+            </w:r>
+          </w:p>
+        </w:tc>
+        <w:tc>
+          <w:tcPr>
+            <w:tcW w:w="3780" w:type="dxa"/>
+            <w:hideMark/>
+          </w:tcPr>
+          <w:p>
+            <w:pPr>
+              <w:cnfStyle w:val="000000100000" w:firstRow="0" w:lastRow="0" w:firstColumn="0" w:lastColumn="0" w:oddVBand="0" w:evenVBand="0" w:oddHBand="1" w:evenHBand="0" w:firstRowFirstColumn="0" w:firstRowLastColumn="0" w:lastRowFirstColumn="0" w:lastRowLastColumn="0"/>
+              <w:rPr>
+                <w:rFonts w:ascii="Times New Roman" w:eastAsia="SimSun" w:hAnsi="Times New Roman"/>
+                <w:sz w:val="21"/>
+              </w:rPr>
+            </w:pPr>
+            <w:hyperlink r:id="rId7" w:history="1">
+              <w:r>
+                <w:rPr>
+                  <w:rFonts w:ascii="Times New Roman" w:eastAsia="SimSun" w:hAnsi="Times New Roman"/>
+                  <w:sz w:val="21"/>
+                </w:rPr>
+                <w:t>/api/users</w:t>
+              </w:r>
+            </w:hyperlink>
+          </w:p>
+        </w:tc>
+      </w:tr>
+      <w:tr>
+        <w:tc>
+          <w:tcPr>
+            <w:cnfStyle w:val="001000000000" w:firstRow="0" w:lastRow="0" w:firstColumn="1" w:lastColumn="0" w:oddVBand="0" w:evenVBand="0" w:oddHBand="0" w:evenHBand="0" w:firstRowFirstColumn="0" w:firstRowLastColumn="0" w:lastRowFirstColumn="0" w:lastRowLastColumn="0"/>
+            <w:tcW w:w="2790" w:type="dxa"/>
+            <w:hideMark/>
+          </w:tcPr>
+          <w:p>
+            <w:pPr>
+              <w:rPr>
+                <w:rFonts w:ascii="Times New Roman" w:eastAsia="SimSun" w:hAnsi="Times New Roman"/>
+                <w:sz w:val="21"/>
+              </w:rPr>
+            </w:pPr>
+            <w:r>
+              <w:rPr>
+                <w:rFonts w:ascii="Times New Roman" w:eastAsia="SimSun" w:hAnsi="Times New Roman"/>
+                <w:sz w:val="21"/>
+              </w:rPr>
+              <w:t>Create user</w:t>
+            </w:r>
+          </w:p>
+        </w:tc>
+        <w:tc>
+          <w:tcPr>
+            <w:tcW w:w="2430" w:type="dxa"/>
+            <w:hideMark/>
+          </w:tcPr>
+          <w:p>
+            <w:pPr>
+              <w:jc w:val="center"/>
+              <w:cnfStyle w:val="000000000000" w:firstRow="0" w:lastRow="0" w:firstColumn="0" w:lastColumn="0" w:oddVBand="0" w:evenVBand="0" w:oddHBand="0" w:evenHBand="0" w:firstRowFirstColumn="0" w:firstRowLastColumn="0" w:lastRowFirstColumn="0" w:lastRowLastColumn="0"/>
+              <w:rPr>
+                <w:rFonts w:ascii="Times New Roman" w:eastAsia="SimSun" w:hAnsi="Times New Roman"/>
+                <w:sz w:val="21"/>
+              </w:rPr>
+            </w:pPr>
+            <w:r>
+              <w:rPr>
+                <w:rFonts w:ascii="Times New Roman" w:eastAsia="SimSun" w:hAnsi="Times New Roman"/>
+                <w:sz w:val="21"/>
+              </w:rPr>
+              <w:t>POST</w:t>
+            </w:r>
+          </w:p>
+        </w:tc>
+        <w:tc>
+          <w:tcPr>
+            <w:tcW w:w="3780" w:type="dxa"/>
+            <w:hideMark/>
+          </w:tcPr>
+          <w:p>
+            <w:pPr>
+              <w:cnfStyle w:val="000000000000" w:firstRow="0" w:lastRow="0" w:firstColumn="0" w:lastColumn="0" w:oddVBand="0" w:evenVBand="0" w:oddHBand="0" w:evenHBand="0" w:firstRowFirstColumn="0" w:firstRowLastColumn="0" w:lastRowFirstColumn="0" w:lastRowLastColumn="0"/>
+              <w:rPr>
+                <w:rFonts w:ascii="Times New Roman" w:eastAsia="SimSun" w:hAnsi="Times New Roman"/>
+                <w:sz w:val="21"/>
+              </w:rPr>
+            </w:pPr>
+            <w:hyperlink r:id="rId8" w:history="1">
+              <w:r>
+                <w:rPr>
+                  <w:rFonts w:ascii="Times New Roman" w:eastAsia="SimSun" w:hAnsi="Times New Roman"/>
+                  <w:sz w:val="21"/>
+                </w:rPr>
+                <w:t>/api/users</w:t>
+              </w:r>
+            </w:hyperlink>
+          </w:p>
+        </w:tc>
+      </w:tr>
+      <w:tr>
+        <w:trPr>
+          <w:cnfStyle w:val="000000100000" w:firstRow="0" w:lastRow="0" w:firstColumn="0" w:lastColumn="0" w:oddVBand="0" w:evenVBand="0" w:oddHBand="1" w:evenHBand="0" w:firstRowFirstColumn="0" w:firstRowLastColumn="0" w:lastRowFirstColumn="0" w:lastRowLastColumn="0"/>
+        </w:trPr>
+        <w:tc>
+          <w:tcPr>
+            <w:cnfStyle w:val="001000000000" w:firstRow="0" w:lastRow="0" w:firstColumn="1" w:lastColumn="0" w:oddVBand="0" w:evenVBand="0" w:oddHBand="0" w:evenHBand="0" w:firstRowFirstColumn="0" w:firstRowLastColumn="0" w:lastRowFirstColumn="0" w:lastRowLastColumn="0"/>
+            <w:tcW w:w="2790" w:type="dxa"/>
+            <w:hideMark/>
+          </w:tcPr>
+          <w:p>
+            <w:pPr>
+              <w:rPr>
+                <w:rFonts w:ascii="Times New Roman" w:eastAsia="SimSun" w:hAnsi="Times New Roman"/>
+                <w:sz w:val="21"/>
+              </w:rPr>
+            </w:pPr>
+            <w:r>
+              <w:rPr>
+                <w:rFonts w:ascii="Times New Roman" w:eastAsia="SimSun" w:hAnsi="Times New Roman"/>
+                <w:sz w:val="21"/>
+              </w:rPr>
+              <w:t>Update user</w:t>
+            </w:r>
+          </w:p>
+        </w:tc>
+        <w:tc>
+          <w:tcPr>
+            <w:tcW w:w="2430" w:type="dxa"/>
+            <w:hideMark/>
+          </w:tcPr>
+          <w:p>
+            <w:pPr>
+              <w:jc w:val="center"/>
+              <w:cnfStyle w:val="000000100000" w:firstRow="0" w:lastRow="0" w:firstColumn="0" w:lastColumn="0" w:oddVBand="0" w:evenVBand="0" w:oddHBand="1" w:evenHBand="0" w:firstRowFirstColumn="0" w:firstRowLastColumn="0" w:lastRowFirstColumn="0" w:lastRowLastColumn="0"/>
+              <w:rPr>
+                <w:rFonts w:ascii="Times New Roman" w:eastAsia="SimSun" w:hAnsi="Times New Roman"/>
+                <w:sz w:val="21"/>
+              </w:rPr>
+            </w:pPr>
+            <w:r>
+              <w:rPr>
+                <w:rFonts w:ascii="Times New Roman" w:eastAsia="SimSun" w:hAnsi="Times New Roman"/>
+                <w:sz w:val="21"/>
+              </w:rPr>
+              <w:t>PUT</w:t>
+            </w:r>
+          </w:p>
+        </w:tc>
+        <w:tc>
+          <w:tcPr>
+            <w:tcW w:w="3780" w:type="dxa"/>
+            <w:hideMark/>
+          </w:tcPr>
+          <w:p>
+            <w:pPr>
+              <w:cnfStyle w:val="000000100000" w:firstRow="0" w:lastRow="0" w:firstColumn="0" w:lastColumn="0" w:oddVBand="0" w:evenVBand="0" w:oddHBand="1" w:evenHBand="0" w:firstRowFirstColumn="0" w:firstRowLastColumn="0" w:lastRowFirstColumn="0" w:lastRowLastColumn="0"/>
+              <w:rPr>
+                <w:rFonts w:ascii="Times New Roman" w:eastAsia="SimSun" w:hAnsi="Times New Roman"/>
+                <w:sz w:val="21"/>
+              </w:rPr>
+            </w:pPr>
+            <w:r>
+              <w:rPr>
+                <w:rFonts w:ascii="Times New Roman" w:eastAsia="SimSun" w:hAnsi="Times New Roman"/>
+                <w:sz w:val="21"/>
+              </w:rPr>
+              <w:t>/api/users/{userId}</w:t>
+            </w:r>
+          </w:p>
+        </w:tc>
+      </w:tr>
+      <w:tr>
+        <w:tc>
+          <w:tcPr>
+            <w:cnfStyle w:val="001000000000" w:firstRow="0" w:lastRow="0" w:firstColumn="1" w:lastColumn="0" w:oddVBand="0" w:evenVBand="0" w:oddHBand="0" w:evenHBand="0" w:firstRowFirstColumn="0" w:firstRowLastColumn="0" w:lastRowFirstColumn="0" w:lastRowLastColumn="0"/>
+            <w:tcW w:w="2790" w:type="dxa"/>
+            <w:hideMark/>
+          </w:tcPr>
+          <w:p>
+            <w:pPr>
+              <w:rPr>
+                <w:rFonts w:ascii="Times New Roman" w:eastAsia="SimSun" w:hAnsi="Times New Roman"/>
+                <w:sz w:val="21"/>
+              </w:rPr>
+            </w:pPr>
+            <w:r>
+              <w:rPr>
+                <w:rFonts w:ascii="Times New Roman" w:eastAsia="SimSun" w:hAnsi="Times New Roman"/>
+                <w:sz w:val="21"/>
+              </w:rPr>
+              <w:t>Toggle status</w:t>
+            </w:r>
+          </w:p>
+        </w:tc>
+        <w:tc>
+          <w:tcPr>
+            <w:tcW w:w="2430" w:type="dxa"/>
+            <w:hideMark/>
+          </w:tcPr>
+          <w:p>
+            <w:pPr>
+              <w:jc w:val="center"/>
+              <w:cnfStyle w:val="000000000000" w:firstRow="0" w:lastRow="0" w:firstColumn="0" w:lastColumn="0" w:oddVBand="0" w:evenVBand="0" w:oddHBand="0" w:evenHBand="0" w:firstRowFirstColumn="0" w:firstRowLastColumn="0" w:lastRowFirstColumn="0" w:lastRowLastColumn="0"/>
+              <w:rPr>
+                <w:rFonts w:ascii="Times New Roman" w:eastAsia="SimSun" w:hAnsi="Times New Roman"/>
+                <w:sz w:val="21"/>
+              </w:rPr>
+            </w:pPr>
+            <w:r>
+              <w:rPr>
+                <w:rFonts w:ascii="Times New Roman" w:eastAsia="SimSun" w:hAnsi="Times New Roman"/>
+                <w:sz w:val="21"/>
+              </w:rPr>
+              <w:t>PATCH</w:t>
+            </w:r>
+          </w:p>
+        </w:tc>
+        <w:tc>
+          <w:tcPr>
+            <w:tcW w:w="3780" w:type="dxa"/>
+            <w:hideMark/>
+          </w:tcPr>
+          <w:p>
+            <w:pPr>
+              <w:cnfStyle w:val="000000000000" w:firstRow="0" w:lastRow="0" w:firstColumn="0" w:lastColumn="0" w:oddVBand="0" w:evenVBand="0" w:oddHBand="0" w:evenHBand="0" w:firstRowFirstColumn="0" w:firstRowLastColumn="0" w:lastRowFirstColumn="0" w:lastRowLastColumn="0"/>
+              <w:rPr>
+                <w:rFonts w:ascii="Times New Roman" w:eastAsia="SimSun" w:hAnsi="Times New Roman"/>
+                <w:sz w:val="21"/>
+              </w:rPr>
+            </w:pPr>
+            <w:hyperlink r:id="rId9" w:history="1">
+              <w:r>
+                <w:rPr>
+                  <w:rFonts w:ascii="Times New Roman" w:eastAsia="SimSun" w:hAnsi="Times New Roman"/>
+                  <w:sz w:val="21"/>
+                </w:rPr>
+                <w:t>/api/users/{userId}/status</w:t>
+              </w:r>
+            </w:hyperlink>
+          </w:p>
+        </w:tc>
+      </w:tr>
+      <w:tr>
+        <w:trPr>
+          <w:cnfStyle w:val="000000100000" w:firstRow="0" w:lastRow="0" w:firstColumn="0" w:lastColumn="0" w:oddVBand="0" w:evenVBand="0" w:oddHBand="1" w:evenHBand="0" w:firstRowFirstColumn="0" w:firstRowLastColumn="0" w:lastRowFirstColumn="0" w:lastRowLastColumn="0"/>
+        </w:trPr>
+        <w:tc>
+          <w:tcPr>
+            <w:cnfStyle w:val="001000000000" w:firstRow="0" w:lastRow="0" w:firstColumn="1" w:lastColumn="0" w:oddVBand="0" w:evenVBand="0" w:oddHBand="0" w:evenHBand="0" w:firstRowFirstColumn="0" w:firstRowLastColumn="0" w:lastRowFirstColumn="0" w:lastRowLastColumn="0"/>
+            <w:tcW w:w="2790" w:type="dxa"/>
+            <w:hideMark/>
+          </w:tcPr>
+          <w:p>
+            <w:pPr>
+              <w:rPr>
+                <w:rFonts w:ascii="Times New Roman" w:eastAsia="SimSun" w:hAnsi="Times New Roman"/>
+                <w:sz w:val="21"/>
+              </w:rPr>
+            </w:pPr>
+            <w:r>
+              <w:rPr>
+                <w:rFonts w:ascii="Times New Roman" w:eastAsia="SimSun" w:hAnsi="Times New Roman"/>
+                <w:sz w:val="21"/>
+              </w:rPr>
+              <w:t>Send invite</w:t>
+            </w:r>
+          </w:p>
+        </w:tc>
+        <w:tc>
+          <w:tcPr>
+            <w:tcW w:w="2430" w:type="dxa"/>
+            <w:hideMark/>
+          </w:tcPr>
+          <w:p>
+            <w:pPr>
+              <w:jc w:val="center"/>
+              <w:cnfStyle w:val="000000100000" w:firstRow="0" w:lastRow="0" w:firstColumn="0" w:lastColumn="0" w:oddVBand="0" w:evenVBand="0" w:oddHBand="1" w:evenHBand="0" w:firstRowFirstColumn="0" w:firstRowLastColumn="0" w:lastRowFirstColumn="0" w:lastRowLastColumn="0"/>
+              <w:rPr>
+                <w:rFonts w:ascii="Times New Roman" w:eastAsia="SimSun" w:hAnsi="Times New Roman"/>
+                <w:sz w:val="21"/>
+              </w:rPr>
+            </w:pPr>
+            <w:r>
+              <w:rPr>
+                <w:rFonts w:ascii="Times New Roman" w:eastAsia="SimSun" w:hAnsi="Times New Roman"/>
+                <w:sz w:val="21"/>
+              </w:rPr>
+              <w:t>POST</w:t>
+            </w:r>
+          </w:p>
+        </w:tc>
+        <w:tc>
+          <w:tcPr>
+            <w:tcW w:w="3780" w:type="dxa"/>
+            <w:hideMark/>
+          </w:tcPr>
+          <w:p>
+            <w:pPr>
+              <w:cnfStyle w:val="000000100000" w:firstRow="0" w:lastRow="0" w:firstColumn="0" w:lastColumn="0" w:oddVBand="0" w:evenVBand="0" w:oddHBand="1" w:evenHBand="0" w:firstRowFirstColumn="0" w:firstRowLastColumn="0" w:lastRowFirstColumn="0" w:lastRowLastColumn="0"/>
+              <w:rPr>
+                <w:rFonts w:ascii="Times New Roman" w:eastAsia="SimSun" w:hAnsi="Times New Roman"/>
+                <w:sz w:val="21"/>
+              </w:rPr>
+            </w:pPr>
+            <w:r>
+              <w:rPr>
+                <w:rFonts w:ascii="Times New Roman" w:eastAsia="SimSun" w:hAnsi="Times New Roman"/>
+                <w:sz w:val="21"/>
+              </w:rPr>
+              <w:t>/api/users/{userId}/invite</w:t>
+            </w:r>
+          </w:p>
+        </w:tc>
+      </w:tr>
+      <w:tr>
+        <w:tc>
+          <w:tcPr>
+            <w:cnfStyle w:val="001000000000" w:firstRow="0" w:lastRow="0" w:firstColumn="1" w:lastColumn="0" w:oddVBand="0" w:evenVBand="0" w:oddHBand="0" w:evenHBand="0" w:firstRowFirstColumn="0" w:firstRowLastColumn="0" w:lastRowFirstColumn="0" w:lastRowLastColumn="0"/>
+            <w:tcW w:w="2790" w:type="dxa"/>
+            <w:hideMark/>
+          </w:tcPr>
+          <w:p>
+            <w:pPr>
+              <w:rPr>
+                <w:rFonts w:ascii="Times New Roman" w:eastAsia="SimSun" w:hAnsi="Times New Roman"/>
+                <w:sz w:val="21"/>
+              </w:rPr>
+            </w:pPr>
+            <w:r>
+              <w:rPr>
+                <w:rFonts w:ascii="Times New Roman" w:eastAsia="SimSun" w:hAnsi="Times New Roman"/>
+                <w:sz w:val="21"/>
+              </w:rPr>
+              <w:lastRenderedPageBreak/>
+              <w:t>Generate code</w:t>
+            </w:r>
+          </w:p>
+        </w:tc>
+        <w:tc>
+          <w:tcPr>
+            <w:tcW w:w="2430" w:type="dxa"/>
+            <w:hideMark/>
+          </w:tcPr>
+          <w:p>
+            <w:pPr>
+              <w:jc w:val="center"/>
+              <w:cnfStyle w:val="000000000000" w:firstRow="0" w:lastRow="0" w:firstColumn="0" w:lastColumn="0" w:oddVBand="0" w:evenVBand="0" w:oddHBand="0" w:evenHBand="0" w:firstRowFirstColumn="0" w:firstRowLastColumn="0" w:lastRowFirstColumn="0" w:lastRowLastColumn="0"/>
+              <w:rPr>
+                <w:rFonts w:ascii="Times New Roman" w:eastAsia="SimSun" w:hAnsi="Times New Roman"/>
+                <w:sz w:val="21"/>
+              </w:rPr>
+            </w:pPr>
+            <w:r>
+              <w:rPr>
+                <w:rFonts w:ascii="Times New Roman" w:eastAsia="SimSun" w:hAnsi="Times New Roman"/>
+                <w:sz w:val="21"/>
+              </w:rPr>
+              <w:t>POST</w:t>
+            </w:r>
+          </w:p>
+        </w:tc>
+        <w:tc>
+          <w:tcPr>
+            <w:tcW w:w="3780" w:type="dxa"/>
+            <w:hideMark/>
+          </w:tcPr>
+          <w:p>
+            <w:pPr>
+              <w:cnfStyle w:val="000000000000" w:firstRow="0" w:lastRow="0" w:firstColumn="0" w:lastColumn="0" w:oddVBand="0" w:evenVBand="0" w:oddHBand="0" w:evenHBand="0" w:firstRowFirstColumn="0" w:firstRowLastColumn="0" w:lastRowFirstColumn="0" w:lastRowLastColumn="0"/>
+              <w:rPr>
+                <w:rFonts w:ascii="Times New Roman" w:eastAsia="SimSun" w:hAnsi="Times New Roman"/>
+                <w:sz w:val="21"/>
+              </w:rPr>
+            </w:pPr>
+            <w:r>
+              <w:rPr>
+                <w:rFonts w:ascii="Times New Roman" w:eastAsia="SimSun" w:hAnsi="Times New Roman"/>
+                <w:sz w:val="21"/>
+              </w:rPr>
+              <w:t>/api/invite-codes</w:t>
+            </w:r>
+          </w:p>
+        </w:tc>
+      </w:tr>
+    </w:tbl>
+    <w:p>
+      <w:pPr>
+        <w:ind w:left="360"/>
+        <w:rPr>
+          <w:rFonts w:ascii="Times New Roman" w:hAnsi="Times New Roman"/>
+        </w:rPr>
+      </w:pPr>
+    </w:p>
+    <w:p>
+      <w:pPr>
+        <w:pStyle w:val="ListParagraph"/>
+        <w:numPr>
+          <w:ilvl w:val="0"/>
+          <w:numId w:val="28"/>
+        </w:numPr>
+        <w:rPr>
+          <w:rFonts w:ascii="Times New Roman" w:hAnsi="Times New Roman"/>
+        </w:rPr>
+      </w:pPr>
+      <w:r>
+        <w:rPr>
+          <w:rFonts w:ascii="Times New Roman" w:hAnsi="Times New Roman"/>
+        </w:rPr>
+        <w:t xml:space="preserve">Classes </w:t>
+      </w:r>
+      <w:r>
+        <w:rPr>
+          <w:rFonts w:ascii="Times New Roman" w:hAnsi="Times New Roman"/>
+        </w:rPr>
+        <w:t>Menu</w:t>
+      </w:r>
+    </w:p>
+    <w:tbl>
+      <w:tblPr>
+        <w:tblStyle w:val="GridTable4-Accent6"/>
+        <w:tblW w:w="8910" w:type="dxa"/>
+        <w:tblInd w:w="445" w:type="dxa"/>
+        <w:tblLayout w:type="fixed"/>
+        <w:tblLook w:val="04A0" w:firstRow="1" w:lastRow="0" w:firstColumn="1" w:lastColumn="0" w:noHBand="0" w:noVBand="1"/>
+      </w:tblPr>
+      <w:tblGrid>
+        <w:gridCol w:w="2700"/>
+        <w:gridCol w:w="2430"/>
+        <w:gridCol w:w="3780"/>
+      </w:tblGrid>
+      <w:tr>
+        <w:trPr>
+          <w:cnfStyle w:val="100000000000" w:firstRow="1" w:lastRow="0" w:firstColumn="0" w:lastColumn="0" w:oddVBand="0" w:evenVBand="0" w:oddHBand="0" w:evenHBand="0" w:firstRowFirstColumn="0" w:firstRowLastColumn="0" w:lastRowFirstColumn="0" w:lastRowLastColumn="0"/>
+        </w:trPr>
+        <w:tc>
+          <w:tcPr>
+            <w:cnfStyle w:val="001000000000" w:firstRow="0" w:lastRow="0" w:firstColumn="1" w:lastColumn="0" w:oddVBand="0" w:evenVBand="0" w:oddHBand="0" w:evenHBand="0" w:firstRowFirstColumn="0" w:firstRowLastColumn="0" w:lastRowFirstColumn="0" w:lastRowLastColumn="0"/>
+            <w:tcW w:w="2700" w:type="dxa"/>
+            <w:hideMark/>
+          </w:tcPr>
+          <w:p>
+            <w:pPr>
+              <w:jc w:val="center"/>
+              <w:rPr>
+                <w:rFonts w:ascii="Times New Roman" w:eastAsia="SimSun" w:hAnsi="Times New Roman"/>
+                <w:sz w:val="21"/>
+              </w:rPr>
+            </w:pPr>
+            <w:r>
+              <w:rPr>
+                <w:rFonts w:ascii="Times New Roman" w:eastAsia="SimSun" w:hAnsi="Times New Roman"/>
+                <w:sz w:val="21"/>
+              </w:rPr>
+              <w:t>Action</w:t>
+            </w:r>
+          </w:p>
+        </w:tc>
+        <w:tc>
+          <w:tcPr>
+            <w:tcW w:w="2430" w:type="dxa"/>
+            <w:hideMark/>
+          </w:tcPr>
+          <w:p>
+            <w:pPr>
+              <w:jc w:val="center"/>
+              <w:cnfStyle w:val="100000000000" w:firstRow="1" w:lastRow="0" w:firstColumn="0" w:lastColumn="0" w:oddVBand="0" w:evenVBand="0" w:oddHBand="0" w:evenHBand="0" w:firstRowFirstColumn="0" w:firstRowLastColumn="0" w:lastRowFirstColumn="0" w:lastRowLastColumn="0"/>
+              <w:rPr>
+                <w:rFonts w:ascii="Times New Roman" w:eastAsia="SimSun" w:hAnsi="Times New Roman"/>
+                <w:sz w:val="21"/>
+              </w:rPr>
+            </w:pPr>
+            <w:r>
+              <w:rPr>
+                <w:rFonts w:ascii="Times New Roman" w:eastAsia="SimSun" w:hAnsi="Times New Roman"/>
+                <w:sz w:val="21"/>
+              </w:rPr>
+              <w:t>Method</w:t>
+            </w:r>
+          </w:p>
+        </w:tc>
+        <w:tc>
+          <w:tcPr>
+            <w:tcW w:w="3780" w:type="dxa"/>
+            <w:hideMark/>
+          </w:tcPr>
+          <w:p>
+            <w:pPr>
+              <w:jc w:val="center"/>
+              <w:cnfStyle w:val="100000000000" w:firstRow="1" w:lastRow="0" w:firstColumn="0" w:lastColumn="0" w:oddVBand="0" w:evenVBand="0" w:oddHBand="0" w:evenHBand="0" w:firstRowFirstColumn="0" w:firstRowLastColumn="0" w:lastRowFirstColumn="0" w:lastRowLastColumn="0"/>
+              <w:rPr>
+                <w:rFonts w:ascii="Times New Roman" w:eastAsia="SimSun" w:hAnsi="Times New Roman"/>
+                <w:sz w:val="21"/>
+              </w:rPr>
+            </w:pPr>
+            <w:r>
+              <w:rPr>
+                <w:rFonts w:ascii="Times New Roman" w:eastAsia="SimSun" w:hAnsi="Times New Roman"/>
+                <w:sz w:val="21"/>
+              </w:rPr>
+              <w:t>Endpoint</w:t>
+            </w:r>
+          </w:p>
+        </w:tc>
+      </w:tr>
+      <w:tr>
+        <w:trPr>
+          <w:cnfStyle w:val="000000100000" w:firstRow="0" w:lastRow="0" w:firstColumn="0" w:lastColumn="0" w:oddVBand="0" w:evenVBand="0" w:oddHBand="1" w:evenHBand="0" w:firstRowFirstColumn="0" w:firstRowLastColumn="0" w:lastRowFirstColumn="0" w:lastRowLastColumn="0"/>
+        </w:trPr>
+        <w:tc>
+          <w:tcPr>
+            <w:cnfStyle w:val="001000000000" w:firstRow="0" w:lastRow="0" w:firstColumn="1" w:lastColumn="0" w:oddVBand="0" w:evenVBand="0" w:oddHBand="0" w:evenHBand="0" w:firstRowFirstColumn="0" w:firstRowLastColumn="0" w:lastRowFirstColumn="0" w:lastRowLastColumn="0"/>
+            <w:tcW w:w="2700" w:type="dxa"/>
+            <w:hideMark/>
+          </w:tcPr>
+          <w:p>
+            <w:pPr>
+              <w:rPr>
+                <w:rFonts w:ascii="Times New Roman" w:eastAsia="SimSun" w:hAnsi="Times New Roman"/>
+                <w:sz w:val="21"/>
+              </w:rPr>
+            </w:pPr>
+            <w:r>
+              <w:rPr>
+                <w:rFonts w:ascii="Times New Roman" w:eastAsia="SimSun" w:hAnsi="Times New Roman"/>
+                <w:sz w:val="21"/>
+              </w:rPr>
+              <w:t>List classes</w:t>
+            </w:r>
+          </w:p>
+        </w:tc>
+        <w:tc>
+          <w:tcPr>
+            <w:tcW w:w="2430" w:type="dxa"/>
+            <w:hideMark/>
+          </w:tcPr>
+          <w:p>
+            <w:pPr>
+              <w:jc w:val="center"/>
+              <w:cnfStyle w:val="000000100000" w:firstRow="0" w:lastRow="0" w:firstColumn="0" w:lastColumn="0" w:oddVBand="0" w:evenVBand="0" w:oddHBand="1" w:evenHBand="0" w:firstRowFirstColumn="0" w:firstRowLastColumn="0" w:lastRowFirstColumn="0" w:lastRowLastColumn="0"/>
+              <w:rPr>
+                <w:rFonts w:ascii="Times New Roman" w:eastAsia="SimSun" w:hAnsi="Times New Roman"/>
+                <w:sz w:val="21"/>
+              </w:rPr>
+            </w:pPr>
+            <w:r>
+              <w:rPr>
+                <w:rFonts w:ascii="Times New Roman" w:eastAsia="SimSun" w:hAnsi="Times New Roman"/>
+                <w:sz w:val="21"/>
+              </w:rPr>
+              <w:t>GET</w:t>
+            </w:r>
+          </w:p>
+        </w:tc>
+        <w:tc>
+          <w:tcPr>
+            <w:tcW w:w="3780" w:type="dxa"/>
+            <w:hideMark/>
+          </w:tcPr>
+          <w:p>
+            <w:pPr>
+              <w:cnfStyle w:val="000000100000" w:firstRow="0" w:lastRow="0" w:firstColumn="0" w:lastColumn="0" w:oddVBand="0" w:evenVBand="0" w:oddHBand="1" w:evenHBand="0" w:firstRowFirstColumn="0" w:firstRowLastColumn="0" w:lastRowFirstColumn="0" w:lastRowLastColumn="0"/>
+              <w:rPr>
+                <w:rFonts w:ascii="Times New Roman" w:eastAsia="SimSun" w:hAnsi="Times New Roman"/>
+                <w:sz w:val="21"/>
+              </w:rPr>
+            </w:pPr>
+            <w:hyperlink r:id="rId10" w:history="1">
+              <w:r>
+                <w:rPr>
+                  <w:rFonts w:ascii="Times New Roman" w:eastAsia="SimSun" w:hAnsi="Times New Roman"/>
+                  <w:sz w:val="21"/>
+                </w:rPr>
+                <w:t>/api/classes</w:t>
+              </w:r>
+            </w:hyperlink>
+          </w:p>
+        </w:tc>
+      </w:tr>
+      <w:tr>
+        <w:tc>
+          <w:tcPr>
+            <w:cnfStyle w:val="001000000000" w:firstRow="0" w:lastRow="0" w:firstColumn="1" w:lastColumn="0" w:oddVBand="0" w:evenVBand="0" w:oddHBand="0" w:evenHBand="0" w:firstRowFirstColumn="0" w:firstRowLastColumn="0" w:lastRowFirstColumn="0" w:lastRowLastColumn="0"/>
+            <w:tcW w:w="2700" w:type="dxa"/>
+            <w:hideMark/>
+          </w:tcPr>
+          <w:p>
+            <w:pPr>
+              <w:rPr>
+                <w:rFonts w:ascii="Times New Roman" w:eastAsia="SimSun" w:hAnsi="Times New Roman"/>
+                <w:sz w:val="21"/>
+              </w:rPr>
+            </w:pPr>
+            <w:r>
+              <w:rPr>
+                <w:rFonts w:ascii="Times New Roman" w:eastAsia="SimSun" w:hAnsi="Times New Roman"/>
+                <w:sz w:val="21"/>
+              </w:rPr>
+              <w:t>List teachers</w:t>
+            </w:r>
+          </w:p>
+        </w:tc>
+        <w:tc>
+          <w:tcPr>
+            <w:tcW w:w="2430" w:type="dxa"/>
+            <w:hideMark/>
+          </w:tcPr>
+          <w:p>
+            <w:pPr>
+              <w:jc w:val="center"/>
+              <w:cnfStyle w:val="000000000000" w:firstRow="0" w:lastRow="0" w:firstColumn="0" w:lastColumn="0" w:oddVBand="0" w:evenVBand="0" w:oddHBand="0" w:evenHBand="0" w:firstRowFirstColumn="0" w:firstRowLastColumn="0" w:lastRowFirstColumn="0" w:lastRowLastColumn="0"/>
+              <w:rPr>
+                <w:rFonts w:ascii="Times New Roman" w:eastAsia="SimSun" w:hAnsi="Times New Roman"/>
+                <w:sz w:val="21"/>
+              </w:rPr>
+            </w:pPr>
+            <w:r>
+              <w:rPr>
+                <w:rFonts w:ascii="Times New Roman" w:eastAsia="SimSun" w:hAnsi="Times New Roman"/>
+                <w:sz w:val="21"/>
+              </w:rPr>
+              <w:t>GET</w:t>
+            </w:r>
+          </w:p>
+        </w:tc>
+        <w:tc>
+          <w:tcPr>
+            <w:tcW w:w="3780" w:type="dxa"/>
+            <w:hideMark/>
+          </w:tcPr>
+          <w:p>
+            <w:pPr>
+              <w:cnfStyle w:val="000000000000" w:firstRow="0" w:lastRow="0" w:firstColumn="0" w:lastColumn="0" w:oddVBand="0" w:evenVBand="0" w:oddHBand="0" w:evenHBand="0" w:firstRowFirstColumn="0" w:firstRowLastColumn="0" w:lastRowFirstColumn="0" w:lastRowLastColumn="0"/>
+              <w:rPr>
+                <w:rFonts w:ascii="Times New Roman" w:eastAsia="SimSun" w:hAnsi="Times New Roman"/>
+                <w:sz w:val="21"/>
+              </w:rPr>
+            </w:pPr>
+            <w:r>
+              <w:rPr>
+                <w:rFonts w:ascii="Times New Roman" w:eastAsia="SimSun" w:hAnsi="Times New Roman"/>
+                <w:sz w:val="21"/>
+              </w:rPr>
+              <w:t>/api/teachers</w:t>
+            </w:r>
+          </w:p>
+        </w:tc>
+      </w:tr>
+      <w:tr>
+        <w:trPr>
+          <w:cnfStyle w:val="000000100000" w:firstRow="0" w:lastRow="0" w:firstColumn="0" w:lastColumn="0" w:oddVBand="0" w:evenVBand="0" w:oddHBand="1" w:evenHBand="0" w:firstRowFirstColumn="0" w:firstRowLastColumn="0" w:lastRowFirstColumn="0" w:lastRowLastColumn="0"/>
+        </w:trPr>
+        <w:tc>
+          <w:tcPr>
+            <w:cnfStyle w:val="001000000000" w:firstRow="0" w:lastRow="0" w:firstColumn="1" w:lastColumn="0" w:oddVBand="0" w:evenVBand="0" w:oddHBand="0" w:evenHBand="0" w:firstRowFirstColumn="0" w:firstRowLastColumn="0" w:lastRowFirstColumn="0" w:lastRowLastColumn="0"/>
+            <w:tcW w:w="2700" w:type="dxa"/>
+            <w:hideMark/>
+          </w:tcPr>
+          <w:p>
+            <w:pPr>
+              <w:rPr>
+                <w:rFonts w:ascii="Times New Roman" w:eastAsia="SimSun" w:hAnsi="Times New Roman"/>
+                <w:sz w:val="21"/>
+              </w:rPr>
+            </w:pPr>
+            <w:r>
+              <w:rPr>
+                <w:rFonts w:ascii="Times New Roman" w:eastAsia="SimSun" w:hAnsi="Times New Roman"/>
+                <w:sz w:val="21"/>
+              </w:rPr>
+              <w:t>List students</w:t>
+            </w:r>
+          </w:p>
+        </w:tc>
+        <w:tc>
+          <w:tcPr>
+            <w:tcW w:w="2430" w:type="dxa"/>
+            <w:hideMark/>
+          </w:tcPr>
+          <w:p>
+            <w:pPr>
+              <w:jc w:val="center"/>
+              <w:cnfStyle w:val="000000100000" w:firstRow="0" w:lastRow="0" w:firstColumn="0" w:lastColumn="0" w:oddVBand="0" w:evenVBand="0" w:oddHBand="1" w:evenHBand="0" w:firstRowFirstColumn="0" w:firstRowLastColumn="0" w:lastRowFirstColumn="0" w:lastRowLastColumn="0"/>
+              <w:rPr>
+                <w:rFonts w:ascii="Times New Roman" w:eastAsia="SimSun" w:hAnsi="Times New Roman"/>
+                <w:sz w:val="21"/>
+              </w:rPr>
+            </w:pPr>
+            <w:r>
+              <w:rPr>
+                <w:rFonts w:ascii="Times New Roman" w:eastAsia="SimSun" w:hAnsi="Times New Roman"/>
+                <w:sz w:val="21"/>
+              </w:rPr>
+              <w:t>GET</w:t>
+            </w:r>
+          </w:p>
+        </w:tc>
+        <w:tc>
+          <w:tcPr>
+            <w:tcW w:w="3780" w:type="dxa"/>
+            <w:hideMark/>
+          </w:tcPr>
+          <w:p>
+            <w:pPr>
+              <w:cnfStyle w:val="000000100000" w:firstRow="0" w:lastRow="0" w:firstColumn="0" w:lastColumn="0" w:oddVBand="0" w:evenVBand="0" w:oddHBand="1" w:evenHBand="0" w:firstRowFirstColumn="0" w:firstRowLastColumn="0" w:lastRowFirstColumn="0" w:lastRowLastColumn="0"/>
+              <w:rPr>
+                <w:rFonts w:ascii="Times New Roman" w:eastAsia="SimSun" w:hAnsi="Times New Roman"/>
+                <w:sz w:val="21"/>
+              </w:rPr>
+            </w:pPr>
+            <w:r>
+              <w:rPr>
+                <w:rFonts w:ascii="Times New Roman" w:eastAsia="SimSun" w:hAnsi="Times New Roman"/>
+                <w:sz w:val="21"/>
+              </w:rPr>
+              <w:t>/api/students</w:t>
+            </w:r>
+          </w:p>
+        </w:tc>
+      </w:tr>
+      <w:tr>
+        <w:tc>
+          <w:tcPr>
+            <w:cnfStyle w:val="001000000000" w:firstRow="0" w:lastRow="0" w:firstColumn="1" w:lastColumn="0" w:oddVBand="0" w:evenVBand="0" w:oddHBand="0" w:evenHBand="0" w:firstRowFirstColumn="0" w:firstRowLastColumn="0" w:lastRowFirstColumn="0" w:lastRowLastColumn="0"/>
+            <w:tcW w:w="2700" w:type="dxa"/>
+            <w:hideMark/>
+          </w:tcPr>
+          <w:p>
+            <w:pPr>
+              <w:rPr>
+                <w:rFonts w:ascii="Times New Roman" w:eastAsia="SimSun" w:hAnsi="Times New Roman"/>
+                <w:sz w:val="21"/>
+              </w:rPr>
+            </w:pPr>
+            <w:r>
+              <w:rPr>
+                <w:rFonts w:ascii="Times New Roman" w:eastAsia="SimSun" w:hAnsi="Times New Roman"/>
+                <w:sz w:val="21"/>
+              </w:rPr>
+              <w:t>Get class enrollments</w:t>
+            </w:r>
+          </w:p>
+        </w:tc>
+        <w:tc>
+          <w:tcPr>
+            <w:tcW w:w="2430" w:type="dxa"/>
+            <w:hideMark/>
+          </w:tcPr>
+          <w:p>
+            <w:pPr>
+              <w:jc w:val="center"/>
+              <w:cnfStyle w:val="000000000000" w:firstRow="0" w:lastRow="0" w:firstColumn="0" w:lastColumn="0" w:oddVBand="0" w:evenVBand="0" w:oddHBand="0" w:evenHBand="0" w:firstRowFirstColumn="0" w:firstRowLastColumn="0" w:lastRowFirstColumn="0" w:lastRowLastColumn="0"/>
+              <w:rPr>
+                <w:rFonts w:ascii="Times New Roman" w:eastAsia="SimSun" w:hAnsi="Times New Roman"/>
+                <w:sz w:val="21"/>
+              </w:rPr>
+            </w:pPr>
+            <w:r>
+              <w:rPr>
+                <w:rFonts w:ascii="Times New Roman" w:eastAsia="SimSun" w:hAnsi="Times New Roman"/>
+                <w:sz w:val="21"/>
+              </w:rPr>
+              <w:t>GET</w:t>
+            </w:r>
+          </w:p>
+        </w:tc>
+        <w:tc>
+          <w:tcPr>
+            <w:tcW w:w="3780" w:type="dxa"/>
+            <w:hideMark/>
+          </w:tcPr>
+          <w:p>
+            <w:pPr>
+              <w:cnfStyle w:val="000000000000" w:firstRow="0" w:lastRow="0" w:firstColumn="0" w:lastColumn="0" w:oddVBand="0" w:evenVBand="0" w:oddHBand="0" w:evenHBand="0" w:firstRowFirstColumn="0" w:firstRowLastColumn="0" w:lastRowFirstColumn="0" w:lastRowLastColumn="0"/>
+              <w:rPr>
+                <w:rFonts w:ascii="Times New Roman" w:eastAsia="SimSun" w:hAnsi="Times New Roman"/>
+                <w:sz w:val="21"/>
+              </w:rPr>
+            </w:pPr>
+            <w:hyperlink r:id="rId11" w:history="1">
+              <w:r>
+                <w:rPr>
+                  <w:rFonts w:ascii="Times New Roman" w:eastAsia="SimSun" w:hAnsi="Times New Roman"/>
+                  <w:sz w:val="21"/>
+                </w:rPr>
+                <w:t>/api/classes/{classId}/enrollments</w:t>
+              </w:r>
+            </w:hyperlink>
+          </w:p>
+        </w:tc>
+      </w:tr>
+      <w:tr>
+        <w:trPr>
+          <w:cnfStyle w:val="000000100000" w:firstRow="0" w:lastRow="0" w:firstColumn="0" w:lastColumn="0" w:oddVBand="0" w:evenVBand="0" w:oddHBand="1" w:evenHBand="0" w:firstRowFirstColumn="0" w:firstRowLastColumn="0" w:lastRowFirstColumn="0" w:lastRowLastColumn="0"/>
+        </w:trPr>
+        <w:tc>
+          <w:tcPr>
+            <w:cnfStyle w:val="001000000000" w:firstRow="0" w:lastRow="0" w:firstColumn="1" w:lastColumn="0" w:oddVBand="0" w:evenVBand="0" w:oddHBand="0" w:evenHBand="0" w:firstRowFirstColumn="0" w:firstRowLastColumn="0" w:lastRowFirstColumn="0" w:lastRowLastColumn="0"/>
+            <w:tcW w:w="2700" w:type="dxa"/>
+            <w:hideMark/>
+          </w:tcPr>
+          <w:p>
+            <w:pPr>
+              <w:rPr>
+                <w:rFonts w:ascii="Times New Roman" w:eastAsia="SimSun" w:hAnsi="Times New Roman"/>
+                <w:sz w:val="21"/>
+              </w:rPr>
+            </w:pPr>
+            <w:r>
+              <w:rPr>
+                <w:rFonts w:ascii="Times New Roman" w:eastAsia="SimSun" w:hAnsi="Times New Roman"/>
+                <w:sz w:val="21"/>
+              </w:rPr>
+              <w:t>Create class</w:t>
+            </w:r>
+          </w:p>
+        </w:tc>
+        <w:tc>
+          <w:tcPr>
+            <w:tcW w:w="2430" w:type="dxa"/>
+            <w:hideMark/>
+          </w:tcPr>
+          <w:p>
+            <w:pPr>
+              <w:jc w:val="center"/>
+              <w:cnfStyle w:val="000000100000" w:firstRow="0" w:lastRow="0" w:firstColumn="0" w:lastColumn="0" w:oddVBand="0" w:evenVBand="0" w:oddHBand="1" w:evenHBand="0" w:firstRowFirstColumn="0" w:firstRowLastColumn="0" w:lastRowFirstColumn="0" w:lastRowLastColumn="0"/>
+              <w:rPr>
+                <w:rFonts w:ascii="Times New Roman" w:eastAsia="SimSun" w:hAnsi="Times New Roman"/>
+                <w:sz w:val="21"/>
+              </w:rPr>
+            </w:pPr>
+            <w:r>
+              <w:rPr>
+                <w:rFonts w:ascii="Times New Roman" w:eastAsia="SimSun" w:hAnsi="Times New Roman"/>
+                <w:sz w:val="21"/>
+              </w:rPr>
+              <w:t>POST</w:t>
+            </w:r>
+          </w:p>
+        </w:tc>
+        <w:tc>
+          <w:tcPr>
+            <w:tcW w:w="3780" w:type="dxa"/>
+            <w:hideMark/>
+          </w:tcPr>
+          <w:p>
+            <w:pPr>
+              <w:cnfStyle w:val="000000100000" w:firstRow="0" w:lastRow="0" w:firstColumn="0" w:lastColumn="0" w:oddVBand="0" w:evenVBand="0" w:oddHBand="1" w:evenHBand="0" w:firstRowFirstColumn="0" w:firstRowLastColumn="0" w:lastRowFirstColumn="0" w:lastRowLastColumn="0"/>
+              <w:rPr>
+                <w:rFonts w:ascii="Times New Roman" w:eastAsia="SimSun" w:hAnsi="Times New Roman"/>
+                <w:sz w:val="21"/>
+              </w:rPr>
+            </w:pPr>
+            <w:hyperlink r:id="rId12" w:history="1">
+              <w:r>
+                <w:rPr>
+                  <w:rFonts w:ascii="Times New Roman" w:eastAsia="SimSun" w:hAnsi="Times New Roman"/>
+                  <w:sz w:val="21"/>
+                </w:rPr>
+                <w:t>/api/classes</w:t>
+              </w:r>
+            </w:hyperlink>
+          </w:p>
+        </w:tc>
+      </w:tr>
+      <w:tr>
+        <w:tc>
+          <w:tcPr>
+            <w:cnfStyle w:val="001000000000" w:firstRow="0" w:lastRow="0" w:firstColumn="1" w:lastColumn="0" w:oddVBand="0" w:evenVBand="0" w:oddHBand="0" w:evenHBand="0" w:firstRowFirstColumn="0" w:firstRowLastColumn="0" w:lastRowFirstColumn="0" w:lastRowLastColumn="0"/>
+            <w:tcW w:w="2700" w:type="dxa"/>
+            <w:hideMark/>
+          </w:tcPr>
+          <w:p>
+            <w:pPr>
+              <w:rPr>
+                <w:rFonts w:ascii="Times New Roman" w:eastAsia="SimSun" w:hAnsi="Times New Roman"/>
+                <w:sz w:val="21"/>
+              </w:rPr>
+            </w:pPr>
+            <w:r>
+              <w:rPr>
+                <w:rFonts w:ascii="Times New Roman" w:eastAsia="SimSun" w:hAnsi="Times New Roman"/>
+                <w:sz w:val="21"/>
+              </w:rPr>
+              <w:t>Update class</w:t>
+            </w:r>
+          </w:p>
+        </w:tc>
+        <w:tc>
+          <w:tcPr>
+            <w:tcW w:w="2430" w:type="dxa"/>
+            <w:hideMark/>
+          </w:tcPr>
+          <w:p>
+            <w:pPr>
+              <w:jc w:val="center"/>
+              <w:cnfStyle w:val="000000000000" w:firstRow="0" w:lastRow="0" w:firstColumn="0" w:lastColumn="0" w:oddVBand="0" w:evenVBand="0" w:oddHBand="0" w:evenHBand="0" w:firstRowFirstColumn="0" w:firstRowLastColumn="0" w:lastRowFirstColumn="0" w:lastRowLastColumn="0"/>
+              <w:rPr>
+                <w:rFonts w:ascii="Times New Roman" w:eastAsia="SimSun" w:hAnsi="Times New Roman"/>
+                <w:sz w:val="21"/>
+              </w:rPr>
+            </w:pPr>
+            <w:r>
+              <w:rPr>
+                <w:rFonts w:ascii="Times New Roman" w:eastAsia="SimSun" w:hAnsi="Times New Roman"/>
+                <w:sz w:val="21"/>
+              </w:rPr>
+              <w:t>PUT</w:t>
+            </w:r>
+          </w:p>
+        </w:tc>
+        <w:tc>
+          <w:tcPr>
+            <w:tcW w:w="3780" w:type="dxa"/>
+            <w:hideMark/>
+          </w:tcPr>
+          <w:p>
+            <w:pPr>
+              <w:cnfStyle w:val="000000000000" w:firstRow="0" w:lastRow="0" w:firstColumn="0" w:lastColumn="0" w:oddVBand="0" w:evenVBand="0" w:oddHBand="0" w:evenHBand="0" w:firstRowFirstColumn="0" w:firstRowLastColumn="0" w:lastRowFirstColumn="0" w:lastRowLastColumn="0"/>
+              <w:rPr>
+                <w:rFonts w:ascii="Times New Roman" w:eastAsia="SimSun" w:hAnsi="Times New Roman"/>
+                <w:sz w:val="21"/>
+              </w:rPr>
+            </w:pPr>
+            <w:hyperlink r:id="rId13" w:history="1">
+              <w:r>
+                <w:rPr>
+                  <w:rFonts w:ascii="Times New Roman" w:eastAsia="SimSun" w:hAnsi="Times New Roman"/>
+                  <w:sz w:val="21"/>
+                </w:rPr>
+                <w:t>/api/classes/{classId}</w:t>
+              </w:r>
+            </w:hyperlink>
+          </w:p>
+        </w:tc>
+      </w:tr>
+      <w:tr>
+        <w:trPr>
+          <w:cnfStyle w:val="000000100000" w:firstRow="0" w:lastRow="0" w:firstColumn="0" w:lastColumn="0" w:oddVBand="0" w:evenVBand="0" w:oddHBand="1" w:evenHBand="0" w:firstRowFirstColumn="0" w:firstRowLastColumn="0" w:lastRowFirstColumn="0" w:lastRowLastColumn="0"/>
+        </w:trPr>
+        <w:tc>
+          <w:tcPr>
+            <w:cnfStyle w:val="001000000000" w:firstRow="0" w:lastRow="0" w:firstColumn="1" w:lastColumn="0" w:oddVBand="0" w:evenVBand="0" w:oddHBand="0" w:evenHBand="0" w:firstRowFirstColumn="0" w:firstRowLastColumn="0" w:lastRowFirstColumn="0" w:lastRowLastColumn="0"/>
+            <w:tcW w:w="2700" w:type="dxa"/>
+            <w:hideMark/>
+          </w:tcPr>
+          <w:p>
+            <w:pPr>
+              <w:rPr>
+                <w:rFonts w:ascii="Times New Roman" w:eastAsia="SimSun" w:hAnsi="Times New Roman"/>
+                <w:sz w:val="21"/>
+              </w:rPr>
+            </w:pPr>
+            <w:r>
+              <w:rPr>
+                <w:rFonts w:ascii="Times New Roman" w:eastAsia="SimSun" w:hAnsi="Times New Roman"/>
+                <w:sz w:val="21"/>
+              </w:rPr>
+              <w:t>Delete class</w:t>
+            </w:r>
+          </w:p>
+        </w:tc>
+        <w:tc>
+          <w:tcPr>
+            <w:tcW w:w="2430" w:type="dxa"/>
+            <w:hideMark/>
+          </w:tcPr>
+          <w:p>
+            <w:pPr>
+              <w:jc w:val="center"/>
+              <w:cnfStyle w:val="000000100000" w:firstRow="0" w:lastRow="0" w:firstColumn="0" w:lastColumn="0" w:oddVBand="0" w:evenVBand="0" w:oddHBand="1" w:evenHBand="0" w:firstRowFirstColumn="0" w:firstRowLastColumn="0" w:lastRowFirstColumn="0" w:lastRowLastColumn="0"/>
+              <w:rPr>
+                <w:rFonts w:ascii="Times New Roman" w:eastAsia="SimSun" w:hAnsi="Times New Roman"/>
+                <w:sz w:val="21"/>
+              </w:rPr>
+            </w:pPr>
+            <w:r>
+              <w:rPr>
+                <w:rFonts w:ascii="Times New Roman" w:eastAsia="SimSun" w:hAnsi="Times New Roman"/>
+                <w:sz w:val="21"/>
+              </w:rPr>
+              <w:t>DELETE</w:t>
+            </w:r>
+          </w:p>
+        </w:tc>
+        <w:tc>
+          <w:tcPr>
+            <w:tcW w:w="3780" w:type="dxa"/>
+            <w:hideMark/>
+          </w:tcPr>
+          <w:p>
+            <w:pPr>
+              <w:cnfStyle w:val="000000100000" w:firstRow="0" w:lastRow="0" w:firstColumn="0" w:lastColumn="0" w:oddVBand="0" w:evenVBand="0" w:oddHBand="1" w:evenHBand="0" w:firstRowFirstColumn="0" w:firstRowLastColumn="0" w:lastRowFirstColumn="0" w:lastRowLastColumn="0"/>
+              <w:rPr>
+                <w:rFonts w:ascii="Times New Roman" w:eastAsia="SimSun" w:hAnsi="Times New Roman"/>
+                <w:sz w:val="21"/>
+              </w:rPr>
+            </w:pPr>
+            <w:hyperlink r:id="rId14" w:history="1">
+              <w:r>
+                <w:rPr>
+                  <w:rFonts w:ascii="Times New Roman" w:eastAsia="SimSun" w:hAnsi="Times New Roman"/>
+                  <w:sz w:val="21"/>
+                </w:rPr>
+                <w:t>/api/classes/{classId}</w:t>
+              </w:r>
+            </w:hyperlink>
+          </w:p>
+        </w:tc>
+      </w:tr>
+      <w:tr>
+        <w:tc>
+          <w:tcPr>
+            <w:cnfStyle w:val="001000000000" w:firstRow="0" w:lastRow="0" w:firstColumn="1" w:lastColumn="0" w:oddVBand="0" w:evenVBand="0" w:oddHBand="0" w:evenHBand="0" w:firstRowFirstColumn="0" w:firstRowLastColumn="0" w:lastRowFirstColumn="0" w:lastRowLastColumn="0"/>
+            <w:tcW w:w="2700" w:type="dxa"/>
+            <w:hideMark/>
+          </w:tcPr>
+          <w:p>
+            <w:pPr>
+              <w:rPr>
+                <w:rFonts w:ascii="Times New Roman" w:eastAsia="SimSun" w:hAnsi="Times New Roman"/>
+                <w:sz w:val="21"/>
+              </w:rPr>
+            </w:pPr>
+            <w:r>
+              <w:rPr>
+                <w:rFonts w:ascii="Times New Roman" w:eastAsia="SimSun" w:hAnsi="Times New Roman"/>
+                <w:sz w:val="21"/>
+              </w:rPr>
+              <w:t>Update enrollments</w:t>
+            </w:r>
+          </w:p>
+        </w:tc>
+        <w:tc>
+          <w:tcPr>
+            <w:tcW w:w="2430" w:type="dxa"/>
+            <w:hideMark/>
+          </w:tcPr>
+          <w:p>
+            <w:pPr>
+              <w:jc w:val="center"/>
+              <w:cnfStyle w:val="000000000000" w:firstRow="0" w:lastRow="0" w:firstColumn="0" w:lastColumn="0" w:oddVBand="0" w:evenVBand="0" w:oddHBand="0" w:evenHBand="0" w:firstRowFirstColumn="0" w:firstRowLastColumn="0" w:lastRowFirstColumn="0" w:lastRowLastColumn="0"/>
+              <w:rPr>
+                <w:rFonts w:ascii="Times New Roman" w:eastAsia="SimSun" w:hAnsi="Times New Roman"/>
+                <w:sz w:val="21"/>
+              </w:rPr>
+            </w:pPr>
+            <w:r>
+              <w:rPr>
+                <w:rFonts w:ascii="Times New Roman" w:eastAsia="SimSun" w:hAnsi="Times New Roman"/>
+                <w:sz w:val="21"/>
+              </w:rPr>
+              <w:t>PUT</w:t>
+            </w:r>
+          </w:p>
+        </w:tc>
+        <w:tc>
+          <w:tcPr>
+            <w:tcW w:w="3780" w:type="dxa"/>
+            <w:hideMark/>
+          </w:tcPr>
+          <w:p>
+            <w:pPr>
+              <w:cnfStyle w:val="000000000000" w:firstRow="0" w:lastRow="0" w:firstColumn="0" w:lastColumn="0" w:oddVBand="0" w:evenVBand="0" w:oddHBand="0" w:evenHBand="0" w:firstRowFirstColumn="0" w:firstRowLastColumn="0" w:lastRowFirstColumn="0" w:lastRowLastColumn="0"/>
+              <w:rPr>
+                <w:rFonts w:ascii="Times New Roman" w:eastAsia="SimSun" w:hAnsi="Times New Roman"/>
+                <w:sz w:val="21"/>
+              </w:rPr>
+            </w:pPr>
+            <w:hyperlink r:id="rId15" w:history="1">
+              <w:r>
+                <w:rPr>
+                  <w:rFonts w:ascii="Times New Roman" w:eastAsia="SimSun" w:hAnsi="Times New Roman"/>
+                  <w:sz w:val="21"/>
+                </w:rPr>
+                <w:t>/api/classes/{classId}/enrollments</w:t>
+              </w:r>
+            </w:hyperlink>
+          </w:p>
+        </w:tc>
+      </w:tr>
+    </w:tbl>
+    <w:p>
+      <w:pPr>
+        <w:ind w:left="360"/>
+        <w:rPr>
+          <w:rFonts w:ascii="Times New Roman" w:hAnsi="Times New Roman"/>
+        </w:rPr>
+      </w:pPr>
+    </w:p>
+    <w:p>
+      <w:pPr>
+        <w:pStyle w:val="ListParagraph"/>
+        <w:numPr>
+          <w:ilvl w:val="0"/>
+          <w:numId w:val="28"/>
+        </w:numPr>
+        <w:rPr>
+          <w:rFonts w:ascii="Times New Roman" w:hAnsi="Times New Roman"/>
+        </w:rPr>
+      </w:pPr>
+      <w:r>
+        <w:rPr>
+          <w:rFonts w:ascii="Times New Roman" w:hAnsi="Times New Roman"/>
+        </w:rPr>
+        <w:t xml:space="preserve">Subject </w:t>
+      </w:r>
+      <w:r>
+        <w:rPr>
+          <w:rFonts w:ascii="Times New Roman" w:hAnsi="Times New Roman"/>
+        </w:rPr>
+        <w:t>Menu</w:t>
+      </w:r>
+    </w:p>
+    <w:tbl>
+      <w:tblPr>
+        <w:tblStyle w:val="GridTable4-Accent6"/>
+        <w:tblW w:w="8910" w:type="dxa"/>
+        <w:tblInd w:w="445" w:type="dxa"/>
+        <w:tblLook w:val="04A0" w:firstRow="1" w:lastRow="0" w:firstColumn="1" w:lastColumn="0" w:noHBand="0" w:noVBand="1"/>
+      </w:tblPr>
+      <w:tblGrid>
+        <w:gridCol w:w="2700"/>
+        <w:gridCol w:w="2430"/>
+        <w:gridCol w:w="3780"/>
+      </w:tblGrid>
+      <w:tr>
+        <w:trPr>
+          <w:cnfStyle w:val="100000000000" w:firstRow="1" w:lastRow="0" w:firstColumn="0" w:lastColumn="0" w:oddVBand="0" w:evenVBand="0" w:oddHBand="0" w:evenHBand="0" w:firstRowFirstColumn="0" w:firstRowLastColumn="0" w:lastRowFirstColumn="0" w:lastRowLastColumn="0"/>
+        </w:trPr>
+        <w:tc>
+          <w:tcPr>
+            <w:cnfStyle w:val="001000000000" w:firstRow="0" w:lastRow="0" w:firstColumn="1" w:lastColumn="0" w:oddVBand="0" w:evenVBand="0" w:oddHBand="0" w:evenHBand="0" w:firstRowFirstColumn="0" w:firstRowLastColumn="0" w:lastRowFirstColumn="0" w:lastRowLastColumn="0"/>
+            <w:tcW w:w="2700" w:type="dxa"/>
+          </w:tcPr>
+          <w:p>
+            <w:pPr>
+              <w:jc w:val="center"/>
+              <w:rPr>
+                <w:rFonts w:ascii="Times New Roman" w:eastAsia="SimSun" w:hAnsi="Times New Roman"/>
+                <w:sz w:val="21"/>
+              </w:rPr>
+            </w:pPr>
+            <w:r>
+              <w:rPr>
+                <w:rFonts w:ascii="Times New Roman" w:eastAsia="SimSun" w:hAnsi="Times New Roman"/>
+                <w:sz w:val="21"/>
+              </w:rPr>
+              <w:t>Action</w:t>
+            </w:r>
+          </w:p>
+        </w:tc>
+        <w:tc>
+          <w:tcPr>
+            <w:tcW w:w="2430" w:type="dxa"/>
+          </w:tcPr>
+          <w:p>
+            <w:pPr>
+              <w:jc w:val="center"/>
+              <w:cnfStyle w:val="100000000000" w:firstRow="1" w:lastRow="0" w:firstColumn="0" w:lastColumn="0" w:oddVBand="0" w:evenVBand="0" w:oddHBand="0" w:evenHBand="0" w:firstRowFirstColumn="0" w:firstRowLastColumn="0" w:lastRowFirstColumn="0" w:lastRowLastColumn="0"/>
+              <w:rPr>
+                <w:rFonts w:ascii="Times New Roman" w:eastAsia="SimSun" w:hAnsi="Times New Roman"/>
+                <w:sz w:val="21"/>
+              </w:rPr>
+            </w:pPr>
+            <w:r>
+              <w:rPr>
+                <w:rFonts w:ascii="Times New Roman" w:eastAsia="SimSun" w:hAnsi="Times New Roman"/>
+                <w:sz w:val="21"/>
+              </w:rPr>
+              <w:t>Method</w:t>
+            </w:r>
+          </w:p>
+        </w:tc>
+        <w:tc>
+          <w:tcPr>
+            <w:tcW w:w="3780" w:type="dxa"/>
+          </w:tcPr>
+          <w:p>
+            <w:pPr>
+              <w:jc w:val="center"/>
+              <w:cnfStyle w:val="100000000000" w:firstRow="1" w:lastRow="0" w:firstColumn="0" w:lastColumn="0" w:oddVBand="0" w:evenVBand="0" w:oddHBand="0" w:evenHBand="0" w:firstRowFirstColumn="0" w:firstRowLastColumn="0" w:lastRowFirstColumn="0" w:lastRowLastColumn="0"/>
+              <w:rPr>
+                <w:rFonts w:ascii="Times New Roman" w:eastAsia="SimSun" w:hAnsi="Times New Roman"/>
+                <w:sz w:val="21"/>
+              </w:rPr>
+            </w:pPr>
+            <w:r>
+              <w:rPr>
+                <w:rFonts w:ascii="Times New Roman" w:eastAsia="SimSun" w:hAnsi="Times New Roman"/>
+                <w:sz w:val="21"/>
+              </w:rPr>
+              <w:t>Endpoint</w:t>
+            </w:r>
+          </w:p>
+        </w:tc>
+      </w:tr>
+      <w:tr>
+        <w:trPr>
+          <w:cnfStyle w:val="000000100000" w:firstRow="0" w:lastRow="0" w:firstColumn="0" w:lastColumn="0" w:oddVBand="0" w:evenVBand="0" w:oddHBand="1" w:evenHBand="0" w:firstRowFirstColumn="0" w:firstRowLastColumn="0" w:lastRowFirstColumn="0" w:lastRowLastColumn="0"/>
+        </w:trPr>
+        <w:tc>
+          <w:tcPr>
+            <w:cnfStyle w:val="001000000000" w:firstRow="0" w:lastRow="0" w:firstColumn="1" w:lastColumn="0" w:oddVBand="0" w:evenVBand="0" w:oddHBand="0" w:evenHBand="0" w:firstRowFirstColumn="0" w:firstRowLastColumn="0" w:lastRowFirstColumn="0" w:lastRowLastColumn="0"/>
+            <w:tcW w:w="2700" w:type="dxa"/>
+            <w:hideMark/>
+          </w:tcPr>
+          <w:p>
+            <w:pPr>
+              <w:rPr>
+                <w:rFonts w:ascii="Times New Roman" w:eastAsia="SimSun" w:hAnsi="Times New Roman"/>
+                <w:sz w:val="21"/>
+              </w:rPr>
+            </w:pPr>
+            <w:r>
+              <w:rPr>
+                <w:rFonts w:ascii="Times New Roman" w:eastAsia="SimSun" w:hAnsi="Times New Roman"/>
+                <w:sz w:val="21"/>
+              </w:rPr>
+              <w:t>List subjects</w:t>
+            </w:r>
+          </w:p>
+        </w:tc>
+        <w:tc>
+          <w:tcPr>
+            <w:tcW w:w="2430" w:type="dxa"/>
+            <w:hideMark/>
+          </w:tcPr>
+          <w:p>
+            <w:pPr>
+              <w:jc w:val="center"/>
+              <w:cnfStyle w:val="000000100000" w:firstRow="0" w:lastRow="0" w:firstColumn="0" w:lastColumn="0" w:oddVBand="0" w:evenVBand="0" w:oddHBand="1" w:evenHBand="0" w:firstRowFirstColumn="0" w:firstRowLastColumn="0" w:lastRowFirstColumn="0" w:lastRowLastColumn="0"/>
+              <w:rPr>
+                <w:rFonts w:ascii="Times New Roman" w:eastAsia="SimSun" w:hAnsi="Times New Roman"/>
+                <w:sz w:val="21"/>
+              </w:rPr>
+            </w:pPr>
+            <w:r>
+              <w:rPr>
+                <w:rFonts w:ascii="Times New Roman" w:eastAsia="SimSun" w:hAnsi="Times New Roman"/>
+                <w:sz w:val="21"/>
+              </w:rPr>
+              <w:t>GET</w:t>
+            </w:r>
+          </w:p>
+        </w:tc>
+        <w:tc>
+          <w:tcPr>
+            <w:tcW w:w="3780" w:type="dxa"/>
+            <w:hideMark/>
+          </w:tcPr>
+          <w:p>
+            <w:pPr>
+              <w:cnfStyle w:val="000000100000" w:firstRow="0" w:lastRow="0" w:firstColumn="0" w:lastColumn="0" w:oddVBand="0" w:evenVBand="0" w:oddHBand="1" w:evenHBand="0" w:firstRowFirstColumn="0" w:firstRowLastColumn="0" w:lastRowFirstColumn="0" w:lastRowLastColumn="0"/>
+              <w:rPr>
+                <w:rFonts w:ascii="Times New Roman" w:eastAsia="SimSun" w:hAnsi="Times New Roman"/>
+                <w:sz w:val="21"/>
+              </w:rPr>
+            </w:pPr>
+            <w:hyperlink r:id="rId16" w:history="1">
+              <w:r>
+                <w:rPr>
+                  <w:rFonts w:ascii="Times New Roman" w:eastAsia="SimSun" w:hAnsi="Times New Roman"/>
+                  <w:sz w:val="21"/>
+                </w:rPr>
+                <w:t>/api/subjects</w:t>
+              </w:r>
+            </w:hyperlink>
+          </w:p>
+        </w:tc>
+      </w:tr>
+      <w:tr>
+        <w:tc>
+          <w:tcPr>
+            <w:cnfStyle w:val="001000000000" w:firstRow="0" w:lastRow="0" w:firstColumn="1" w:lastColumn="0" w:oddVBand="0" w:evenVBand="0" w:oddHBand="0" w:evenHBand="0" w:firstRowFirstColumn="0" w:firstRowLastColumn="0" w:lastRowFirstColumn="0" w:lastRowLastColumn="0"/>
+            <w:tcW w:w="2700" w:type="dxa"/>
+            <w:hideMark/>
+          </w:tcPr>
+          <w:p>
+            <w:pPr>
+              <w:rPr>
+                <w:rFonts w:ascii="Times New Roman" w:eastAsia="SimSun" w:hAnsi="Times New Roman"/>
+                <w:sz w:val="21"/>
+              </w:rPr>
+            </w:pPr>
+            <w:r>
+              <w:rPr>
+                <w:rFonts w:ascii="Times New Roman" w:eastAsia="SimSun" w:hAnsi="Times New Roman"/>
+                <w:sz w:val="21"/>
+              </w:rPr>
+              <w:t>Create subject</w:t>
+            </w:r>
+          </w:p>
+        </w:tc>
+        <w:tc>
+          <w:tcPr>
+            <w:tcW w:w="2430" w:type="dxa"/>
+            <w:hideMark/>
+          </w:tcPr>
+          <w:p>
+            <w:pPr>
+              <w:jc w:val="center"/>
+              <w:cnfStyle w:val="000000000000" w:firstRow="0" w:lastRow="0" w:firstColumn="0" w:lastColumn="0" w:oddVBand="0" w:evenVBand="0" w:oddHBand="0" w:evenHBand="0" w:firstRowFirstColumn="0" w:firstRowLastColumn="0" w:lastRowFirstColumn="0" w:lastRowLastColumn="0"/>
+              <w:rPr>
+                <w:rFonts w:ascii="Times New Roman" w:eastAsia="SimSun" w:hAnsi="Times New Roman"/>
+                <w:sz w:val="21"/>
+              </w:rPr>
+            </w:pPr>
+            <w:r>
+              <w:rPr>
+                <w:rFonts w:ascii="Times New Roman" w:eastAsia="SimSun" w:hAnsi="Times New Roman"/>
+                <w:sz w:val="21"/>
+              </w:rPr>
+              <w:t>POST</w:t>
+            </w:r>
+          </w:p>
+        </w:tc>
+        <w:tc>
+          <w:tcPr>
+            <w:tcW w:w="3780" w:type="dxa"/>
+            <w:hideMark/>
+          </w:tcPr>
+          <w:p>
+            <w:pPr>
+              <w:cnfStyle w:val="000000000000" w:firstRow="0" w:lastRow="0" w:firstColumn="0" w:lastColumn="0" w:oddVBand="0" w:evenVBand="0" w:oddHBand="0" w:evenHBand="0" w:firstRowFirstColumn="0" w:firstRowLastColumn="0" w:lastRowFirstColumn="0" w:lastRowLastColumn="0"/>
+              <w:rPr>
+                <w:rFonts w:ascii="Times New Roman" w:eastAsia="SimSun" w:hAnsi="Times New Roman"/>
+                <w:sz w:val="21"/>
+              </w:rPr>
+            </w:pPr>
+            <w:hyperlink r:id="rId17" w:history="1">
+              <w:r>
+                <w:rPr>
+                  <w:rFonts w:ascii="Times New Roman" w:eastAsia="SimSun" w:hAnsi="Times New Roman"/>
+                  <w:sz w:val="21"/>
+                </w:rPr>
+                <w:t>/api/subjects</w:t>
+              </w:r>
+            </w:hyperlink>
+          </w:p>
+        </w:tc>
+      </w:tr>
+      <w:tr>
+        <w:trPr>
+          <w:cnfStyle w:val="000000100000" w:firstRow="0" w:lastRow="0" w:firstColumn="0" w:lastColumn="0" w:oddVBand="0" w:evenVBand="0" w:oddHBand="1" w:evenHBand="0" w:firstRowFirstColumn="0" w:firstRowLastColumn="0" w:lastRowFirstColumn="0" w:lastRowLastColumn="0"/>
+        </w:trPr>
+        <w:tc>
+          <w:tcPr>
+            <w:cnfStyle w:val="001000000000" w:firstRow="0" w:lastRow="0" w:firstColumn="1" w:lastColumn="0" w:oddVBand="0" w:evenVBand="0" w:oddHBand="0" w:evenHBand="0" w:firstRowFirstColumn="0" w:firstRowLastColumn="0" w:lastRowFirstColumn="0" w:lastRowLastColumn="0"/>
+            <w:tcW w:w="2700" w:type="dxa"/>
+            <w:hideMark/>
+          </w:tcPr>
+          <w:p>
+            <w:pPr>
+              <w:rPr>
+                <w:rFonts w:ascii="Times New Roman" w:eastAsia="SimSun" w:hAnsi="Times New Roman"/>
+                <w:sz w:val="21"/>
+              </w:rPr>
+            </w:pPr>
+            <w:r>
+              <w:rPr>
+                <w:rFonts w:ascii="Times New Roman" w:eastAsia="SimSun" w:hAnsi="Times New Roman"/>
+                <w:sz w:val="21"/>
+              </w:rPr>
+              <w:t>Update subject</w:t>
+            </w:r>
+          </w:p>
+        </w:tc>
+        <w:tc>
+          <w:tcPr>
+            <w:tcW w:w="2430" w:type="dxa"/>
+            <w:hideMark/>
+          </w:tcPr>
+          <w:p>
+            <w:pPr>
+              <w:jc w:val="center"/>
+              <w:cnfStyle w:val="000000100000" w:firstRow="0" w:lastRow="0" w:firstColumn="0" w:lastColumn="0" w:oddVBand="0" w:evenVBand="0" w:oddHBand="1" w:evenHBand="0" w:firstRowFirstColumn="0" w:firstRowLastColumn="0" w:lastRowFirstColumn="0" w:lastRowLastColumn="0"/>
+              <w:rPr>
+                <w:rFonts w:ascii="Times New Roman" w:eastAsia="SimSun" w:hAnsi="Times New Roman"/>
+                <w:sz w:val="21"/>
+              </w:rPr>
+            </w:pPr>
+            <w:r>
+              <w:rPr>
+                <w:rFonts w:ascii="Times New Roman" w:eastAsia="SimSun" w:hAnsi="Times New Roman"/>
+                <w:sz w:val="21"/>
+              </w:rPr>
+              <w:t>PUT</w:t>
+            </w:r>
+          </w:p>
+        </w:tc>
+        <w:tc>
+          <w:tcPr>
+            <w:tcW w:w="3780" w:type="dxa"/>
+            <w:hideMark/>
+          </w:tcPr>
+          <w:p>
+            <w:pPr>
+              <w:cnfStyle w:val="000000100000" w:firstRow="0" w:lastRow="0" w:firstColumn="0" w:lastColumn="0" w:oddVBand="0" w:evenVBand="0" w:oddHBand="1" w:evenHBand="0" w:firstRowFirstColumn="0" w:firstRowLastColumn="0" w:lastRowFirstColumn="0" w:lastRowLastColumn="0"/>
+              <w:rPr>
+                <w:rFonts w:ascii="Times New Roman" w:eastAsia="SimSun" w:hAnsi="Times New Roman"/>
+                <w:sz w:val="21"/>
+              </w:rPr>
+            </w:pPr>
+            <w:hyperlink r:id="rId18" w:history="1">
+              <w:r>
+                <w:rPr>
+                  <w:rFonts w:ascii="Times New Roman" w:eastAsia="SimSun" w:hAnsi="Times New Roman"/>
+                  <w:sz w:val="21"/>
+                </w:rPr>
+                <w:t>/api/subjects/{subjectId}</w:t>
+              </w:r>
+            </w:hyperlink>
+          </w:p>
+        </w:tc>
+      </w:tr>
+      <w:tr>
+        <w:tc>
+          <w:tcPr>
+            <w:cnfStyle w:val="001000000000" w:firstRow="0" w:lastRow="0" w:firstColumn="1" w:lastColumn="0" w:oddVBand="0" w:evenVBand="0" w:oddHBand="0" w:evenHBand="0" w:firstRowFirstColumn="0" w:firstRowLastColumn="0" w:lastRowFirstColumn="0" w:lastRowLastColumn="0"/>
+            <w:tcW w:w="2700" w:type="dxa"/>
+            <w:hideMark/>
+          </w:tcPr>
+          <w:p>
+            <w:pPr>
+              <w:rPr>
+                <w:rFonts w:ascii="Times New Roman" w:eastAsia="SimSun" w:hAnsi="Times New Roman"/>
+                <w:sz w:val="21"/>
+              </w:rPr>
+            </w:pPr>
+            <w:r>
+              <w:rPr>
+                <w:rFonts w:ascii="Times New Roman" w:eastAsia="SimSun" w:hAnsi="Times New Roman"/>
+                <w:sz w:val="21"/>
+              </w:rPr>
+              <w:t>Toggle subject status</w:t>
+            </w:r>
+          </w:p>
+        </w:tc>
+        <w:tc>
+          <w:tcPr>
+            <w:tcW w:w="2430" w:type="dxa"/>
+            <w:hideMark/>
+          </w:tcPr>
+          <w:p>
+            <w:pPr>
+              <w:jc w:val="center"/>
+              <w:cnfStyle w:val="000000000000" w:firstRow="0" w:lastRow="0" w:firstColumn="0" w:lastColumn="0" w:oddVBand="0" w:evenVBand="0" w:oddHBand="0" w:evenHBand="0" w:firstRowFirstColumn="0" w:firstRowLastColumn="0" w:lastRowFirstColumn="0" w:lastRowLastColumn="0"/>
+              <w:rPr>
+                <w:rFonts w:ascii="Times New Roman" w:eastAsia="SimSun" w:hAnsi="Times New Roman"/>
+                <w:sz w:val="21"/>
+              </w:rPr>
+            </w:pPr>
+            <w:r>
+              <w:rPr>
+                <w:rFonts w:ascii="Times New Roman" w:eastAsia="SimSun" w:hAnsi="Times New Roman"/>
+                <w:sz w:val="21"/>
+              </w:rPr>
+              <w:t>PATCH</w:t>
+            </w:r>
+          </w:p>
+        </w:tc>
+        <w:tc>
+          <w:tcPr>
+            <w:tcW w:w="3780" w:type="dxa"/>
+            <w:hideMark/>
+          </w:tcPr>
+          <w:p>
+            <w:pPr>
+              <w:cnfStyle w:val="000000000000" w:firstRow="0" w:lastRow="0" w:firstColumn="0" w:lastColumn="0" w:oddVBand="0" w:evenVBand="0" w:oddHBand="0" w:evenHBand="0" w:firstRowFirstColumn="0" w:firstRowLastColumn="0" w:lastRowFirstColumn="0" w:lastRowLastColumn="0"/>
+              <w:rPr>
+                <w:rFonts w:ascii="Times New Roman" w:eastAsia="SimSun" w:hAnsi="Times New Roman"/>
+                <w:sz w:val="21"/>
+              </w:rPr>
+            </w:pPr>
+            <w:hyperlink r:id="rId19" w:history="1">
+              <w:r>
+                <w:rPr>
+                  <w:rFonts w:ascii="Times New Roman" w:eastAsia="SimSun" w:hAnsi="Times New Roman"/>
+                  <w:sz w:val="21"/>
+                </w:rPr>
+                <w:t>/api/subjects/{subjectId}/status</w:t>
+              </w:r>
+            </w:hyperlink>
+          </w:p>
+        </w:tc>
+      </w:tr>
+      <w:tr>
+        <w:trPr>
+          <w:cnfStyle w:val="000000100000" w:firstRow="0" w:lastRow="0" w:firstColumn="0" w:lastColumn="0" w:oddVBand="0" w:evenVBand="0" w:oddHBand="1" w:evenHBand="0" w:firstRowFirstColumn="0" w:firstRowLastColumn="0" w:lastRowFirstColumn="0" w:lastRowLastColumn="0"/>
+        </w:trPr>
+        <w:tc>
+          <w:tcPr>
+            <w:cnfStyle w:val="001000000000" w:firstRow="0" w:lastRow="0" w:firstColumn="1" w:lastColumn="0" w:oddVBand="0" w:evenVBand="0" w:oddHBand="0" w:evenHBand="0" w:firstRowFirstColumn="0" w:firstRowLastColumn="0" w:lastRowFirstColumn="0" w:lastRowLastColumn="0"/>
+            <w:tcW w:w="2700" w:type="dxa"/>
+            <w:hideMark/>
+          </w:tcPr>
+          <w:p>
+            <w:pPr>
+              <w:rPr>
+                <w:rFonts w:ascii="Times New Roman" w:eastAsia="SimSun" w:hAnsi="Times New Roman"/>
+                <w:sz w:val="21"/>
+              </w:rPr>
+            </w:pPr>
+            <w:r>
+              <w:rPr>
+                <w:rFonts w:ascii="Times New Roman" w:eastAsia="SimSun" w:hAnsi="Times New Roman"/>
+                <w:sz w:val="21"/>
+              </w:rPr>
+              <w:t>Delete subject</w:t>
+            </w:r>
+          </w:p>
+        </w:tc>
+        <w:tc>
+          <w:tcPr>
+            <w:tcW w:w="2430" w:type="dxa"/>
+            <w:hideMark/>
+          </w:tcPr>
+          <w:p>
+            <w:pPr>
+              <w:jc w:val="center"/>
+              <w:cnfStyle w:val="000000100000" w:firstRow="0" w:lastRow="0" w:firstColumn="0" w:lastColumn="0" w:oddVBand="0" w:evenVBand="0" w:oddHBand="1" w:evenHBand="0" w:firstRowFirstColumn="0" w:firstRowLastColumn="0" w:lastRowFirstColumn="0" w:lastRowLastColumn="0"/>
+              <w:rPr>
+                <w:rFonts w:ascii="Times New Roman" w:eastAsia="SimSun" w:hAnsi="Times New Roman"/>
+                <w:sz w:val="21"/>
+              </w:rPr>
+            </w:pPr>
+            <w:r>
+              <w:rPr>
+                <w:rFonts w:ascii="Times New Roman" w:eastAsia="SimSun" w:hAnsi="Times New Roman"/>
+                <w:sz w:val="21"/>
+              </w:rPr>
+              <w:t>DELETE</w:t>
+            </w:r>
+          </w:p>
+        </w:tc>
+        <w:tc>
+          <w:tcPr>
+            <w:tcW w:w="3780" w:type="dxa"/>
+            <w:hideMark/>
+          </w:tcPr>
+          <w:p>
+            <w:pPr>
+              <w:cnfStyle w:val="000000100000" w:firstRow="0" w:lastRow="0" w:firstColumn="0" w:lastColumn="0" w:oddVBand="0" w:evenVBand="0" w:oddHBand="1" w:evenHBand="0" w:firstRowFirstColumn="0" w:firstRowLastColumn="0" w:lastRowFirstColumn="0" w:lastRowLastColumn="0"/>
+              <w:rPr>
+                <w:rFonts w:ascii="Times New Roman" w:eastAsia="SimSun" w:hAnsi="Times New Roman"/>
+                <w:sz w:val="21"/>
+              </w:rPr>
+            </w:pPr>
+            <w:hyperlink r:id="rId20" w:history="1">
+              <w:r>
+                <w:rPr>
+                  <w:rFonts w:ascii="Times New Roman" w:eastAsia="SimSun" w:hAnsi="Times New Roman"/>
+                  <w:sz w:val="21"/>
+                </w:rPr>
+                <w:t>/api/subjects/{subjectId}</w:t>
+              </w:r>
+            </w:hyperlink>
+          </w:p>
+        </w:tc>
+      </w:tr>
+      <w:tr>
+        <w:tc>
+          <w:tcPr>
+            <w:cnfStyle w:val="001000000000" w:firstRow="0" w:lastRow="0" w:firstColumn="1" w:lastColumn="0" w:oddVBand="0" w:evenVBand="0" w:oddHBand="0" w:evenHBand="0" w:firstRowFirstColumn="0" w:firstRowLastColumn="0" w:lastRowFirstColumn="0" w:lastRowLastColumn="0"/>
+            <w:tcW w:w="2700" w:type="dxa"/>
+            <w:hideMark/>
+          </w:tcPr>
+          <w:p>
+            <w:pPr>
+              <w:rPr>
+                <w:rFonts w:ascii="Times New Roman" w:eastAsia="SimSun" w:hAnsi="Times New Roman"/>
+                <w:sz w:val="21"/>
+              </w:rPr>
+            </w:pPr>
+            <w:r>
+              <w:rPr>
+                <w:rFonts w:ascii="Times New Roman" w:eastAsia="SimSun" w:hAnsi="Times New Roman"/>
+                <w:sz w:val="21"/>
+              </w:rPr>
+              <w:t>Create chapter</w:t>
+            </w:r>
+          </w:p>
+        </w:tc>
+        <w:tc>
+          <w:tcPr>
+            <w:tcW w:w="2430" w:type="dxa"/>
+            <w:hideMark/>
+          </w:tcPr>
+          <w:p>
+            <w:pPr>
+              <w:jc w:val="center"/>
+              <w:cnfStyle w:val="000000000000" w:firstRow="0" w:lastRow="0" w:firstColumn="0" w:lastColumn="0" w:oddVBand="0" w:evenVBand="0" w:oddHBand="0" w:evenHBand="0" w:firstRowFirstColumn="0" w:firstRowLastColumn="0" w:lastRowFirstColumn="0" w:lastRowLastColumn="0"/>
+              <w:rPr>
+                <w:rFonts w:ascii="Times New Roman" w:eastAsia="SimSun" w:hAnsi="Times New Roman"/>
+                <w:sz w:val="21"/>
+              </w:rPr>
+            </w:pPr>
+            <w:r>
+              <w:rPr>
+                <w:rFonts w:ascii="Times New Roman" w:eastAsia="SimSun" w:hAnsi="Times New Roman"/>
+                <w:sz w:val="21"/>
+              </w:rPr>
+              <w:t>POST</w:t>
+            </w:r>
+          </w:p>
+        </w:tc>
+        <w:tc>
+          <w:tcPr>
+            <w:tcW w:w="3780" w:type="dxa"/>
+            <w:hideMark/>
+          </w:tcPr>
+          <w:p>
+            <w:pPr>
+              <w:cnfStyle w:val="000000000000" w:firstRow="0" w:lastRow="0" w:firstColumn="0" w:lastColumn="0" w:oddVBand="0" w:evenVBand="0" w:oddHBand="0" w:evenHBand="0" w:firstRowFirstColumn="0" w:firstRowLastColumn="0" w:lastRowFirstColumn="0" w:lastRowLastColumn="0"/>
+              <w:rPr>
+                <w:rFonts w:ascii="Times New Roman" w:eastAsia="SimSun" w:hAnsi="Times New Roman"/>
+                <w:sz w:val="21"/>
+              </w:rPr>
+            </w:pPr>
+            <w:hyperlink r:id="rId21" w:history="1">
+              <w:r>
+                <w:rPr>
+                  <w:rFonts w:ascii="Times New Roman" w:eastAsia="SimSun" w:hAnsi="Times New Roman"/>
+                  <w:sz w:val="21"/>
+                </w:rPr>
+                <w:t>/api/subjects/{subjectId}/chapters</w:t>
+              </w:r>
+            </w:hyperlink>
+          </w:p>
+        </w:tc>
+      </w:tr>
+      <w:tr>
+        <w:trPr>
+          <w:cnfStyle w:val="000000100000" w:firstRow="0" w:lastRow="0" w:firstColumn="0" w:lastColumn="0" w:oddVBand="0" w:evenVBand="0" w:oddHBand="1" w:evenHBand="0" w:firstRowFirstColumn="0" w:firstRowLastColumn="0" w:lastRowFirstColumn="0" w:lastRowLastColumn="0"/>
+        </w:trPr>
+        <w:tc>
+          <w:tcPr>
+            <w:cnfStyle w:val="001000000000" w:firstRow="0" w:lastRow="0" w:firstColumn="1" w:lastColumn="0" w:oddVBand="0" w:evenVBand="0" w:oddHBand="0" w:evenHBand="0" w:firstRowFirstColumn="0" w:firstRowLastColumn="0" w:lastRowFirstColumn="0" w:lastRowLastColumn="0"/>
+            <w:tcW w:w="2700" w:type="dxa"/>
+            <w:hideMark/>
+          </w:tcPr>
+          <w:p>
+            <w:pPr>
+              <w:rPr>
+                <w:rFonts w:ascii="Times New Roman" w:eastAsia="SimSun" w:hAnsi="Times New Roman"/>
+                <w:sz w:val="21"/>
+              </w:rPr>
+            </w:pPr>
+            <w:r>
+              <w:rPr>
+                <w:rFonts w:ascii="Times New Roman" w:eastAsia="SimSun" w:hAnsi="Times New Roman"/>
+                <w:sz w:val="21"/>
+              </w:rPr>
+              <w:t>Update chapter</w:t>
+            </w:r>
+          </w:p>
+        </w:tc>
+        <w:tc>
+          <w:tcPr>
+            <w:tcW w:w="2430" w:type="dxa"/>
+            <w:hideMark/>
+          </w:tcPr>
+          <w:p>
+            <w:pPr>
+              <w:jc w:val="center"/>
+              <w:cnfStyle w:val="000000100000" w:firstRow="0" w:lastRow="0" w:firstColumn="0" w:lastColumn="0" w:oddVBand="0" w:evenVBand="0" w:oddHBand="1" w:evenHBand="0" w:firstRowFirstColumn="0" w:firstRowLastColumn="0" w:lastRowFirstColumn="0" w:lastRowLastColumn="0"/>
+              <w:rPr>
+                <w:rFonts w:ascii="Times New Roman" w:eastAsia="SimSun" w:hAnsi="Times New Roman"/>
+                <w:sz w:val="21"/>
+              </w:rPr>
+            </w:pPr>
+            <w:r>
+              <w:rPr>
+                <w:rFonts w:ascii="Times New Roman" w:eastAsia="SimSun" w:hAnsi="Times New Roman"/>
+                <w:sz w:val="21"/>
+              </w:rPr>
+              <w:t>PUT</w:t>
+            </w:r>
+          </w:p>
+        </w:tc>
+        <w:tc>
+          <w:tcPr>
+            <w:tcW w:w="3780" w:type="dxa"/>
+            <w:hideMark/>
+          </w:tcPr>
+          <w:p>
+            <w:pPr>
+              <w:cnfStyle w:val="000000100000" w:firstRow="0" w:lastRow="0" w:firstColumn="0" w:lastColumn="0" w:oddVBand="0" w:evenVBand="0" w:oddHBand="1" w:evenHBand="0" w:firstRowFirstColumn="0" w:firstRowLastColumn="0" w:lastRowFirstColumn="0" w:lastRowLastColumn="0"/>
+              <w:rPr>
+                <w:rFonts w:ascii="Times New Roman" w:eastAsia="SimSun" w:hAnsi="Times New Roman"/>
+                <w:sz w:val="21"/>
+              </w:rPr>
+            </w:pPr>
+            <w:hyperlink r:id="rId22" w:history="1">
+              <w:r>
+                <w:rPr>
+                  <w:rFonts w:ascii="Times New Roman" w:eastAsia="SimSun" w:hAnsi="Times New Roman"/>
+                  <w:sz w:val="21"/>
+                </w:rPr>
+                <w:t>/api/chapters/{chapterId}</w:t>
+              </w:r>
+            </w:hyperlink>
+          </w:p>
+        </w:tc>
+      </w:tr>
+      <w:tr>
+        <w:tc>
+          <w:tcPr>
+            <w:cnfStyle w:val="001000000000" w:firstRow="0" w:lastRow="0" w:firstColumn="1" w:lastColumn="0" w:oddVBand="0" w:evenVBand="0" w:oddHBand="0" w:evenHBand="0" w:firstRowFirstColumn="0" w:firstRowLastColumn="0" w:lastRowFirstColumn="0" w:lastRowLastColumn="0"/>
+            <w:tcW w:w="2700" w:type="dxa"/>
+            <w:hideMark/>
+          </w:tcPr>
+          <w:p>
+            <w:pPr>
+              <w:rPr>
+                <w:rFonts w:ascii="Times New Roman" w:eastAsia="SimSun" w:hAnsi="Times New Roman"/>
+                <w:sz w:val="21"/>
+              </w:rPr>
+            </w:pPr>
+            <w:r>
+              <w:rPr>
+                <w:rFonts w:ascii="Times New Roman" w:eastAsia="SimSun" w:hAnsi="Times New Roman"/>
+                <w:sz w:val="21"/>
+              </w:rPr>
+              <w:t>Toggle chapter status</w:t>
+            </w:r>
+          </w:p>
+        </w:tc>
+        <w:tc>
+          <w:tcPr>
+            <w:tcW w:w="2430" w:type="dxa"/>
+            <w:hideMark/>
+          </w:tcPr>
+          <w:p>
+            <w:pPr>
+              <w:jc w:val="center"/>
+              <w:cnfStyle w:val="000000000000" w:firstRow="0" w:lastRow="0" w:firstColumn="0" w:lastColumn="0" w:oddVBand="0" w:evenVBand="0" w:oddHBand="0" w:evenHBand="0" w:firstRowFirstColumn="0" w:firstRowLastColumn="0" w:lastRowFirstColumn="0" w:lastRowLastColumn="0"/>
+              <w:rPr>
+                <w:rFonts w:ascii="Times New Roman" w:eastAsia="SimSun" w:hAnsi="Times New Roman"/>
+                <w:sz w:val="21"/>
+              </w:rPr>
+            </w:pPr>
+            <w:r>
+              <w:rPr>
+                <w:rFonts w:ascii="Times New Roman" w:eastAsia="SimSun" w:hAnsi="Times New Roman"/>
+                <w:sz w:val="21"/>
+              </w:rPr>
+              <w:t>PATCH</w:t>
+            </w:r>
+          </w:p>
+        </w:tc>
+        <w:tc>
+          <w:tcPr>
+            <w:tcW w:w="3780" w:type="dxa"/>
+            <w:hideMark/>
+          </w:tcPr>
+          <w:p>
+            <w:pPr>
+              <w:cnfStyle w:val="000000000000" w:firstRow="0" w:lastRow="0" w:firstColumn="0" w:lastColumn="0" w:oddVBand="0" w:evenVBand="0" w:oddHBand="0" w:evenHBand="0" w:firstRowFirstColumn="0" w:firstRowLastColumn="0" w:lastRowFirstColumn="0" w:lastRowLastColumn="0"/>
+              <w:rPr>
+                <w:rFonts w:ascii="Times New Roman" w:eastAsia="SimSun" w:hAnsi="Times New Roman"/>
+                <w:sz w:val="21"/>
+              </w:rPr>
+            </w:pPr>
+            <w:hyperlink r:id="rId23" w:history="1">
+              <w:r>
+                <w:rPr>
+                  <w:rFonts w:ascii="Times New Roman" w:eastAsia="SimSun" w:hAnsi="Times New Roman"/>
+                  <w:sz w:val="21"/>
+                </w:rPr>
+                <w:t>/api/chapters/{chapterId}/status</w:t>
+              </w:r>
+            </w:hyperlink>
+          </w:p>
+        </w:tc>
+      </w:tr>
+      <w:tr>
+        <w:trPr>
+          <w:cnfStyle w:val="000000100000" w:firstRow="0" w:lastRow="0" w:firstColumn="0" w:lastColumn="0" w:oddVBand="0" w:evenVBand="0" w:oddHBand="1" w:evenHBand="0" w:firstRowFirstColumn="0" w:firstRowLastColumn="0" w:lastRowFirstColumn="0" w:lastRowLastColumn="0"/>
+        </w:trPr>
+        <w:tc>
+          <w:tcPr>
+            <w:cnfStyle w:val="001000000000" w:firstRow="0" w:lastRow="0" w:firstColumn="1" w:lastColumn="0" w:oddVBand="0" w:evenVBand="0" w:oddHBand="0" w:evenHBand="0" w:firstRowFirstColumn="0" w:firstRowLastColumn="0" w:lastRowFirstColumn="0" w:lastRowLastColumn="0"/>
+            <w:tcW w:w="2700" w:type="dxa"/>
+            <w:hideMark/>
+          </w:tcPr>
+          <w:p>
+            <w:pPr>
+              <w:rPr>
+                <w:rFonts w:ascii="Times New Roman" w:eastAsia="SimSun" w:hAnsi="Times New Roman"/>
+                <w:sz w:val="21"/>
+              </w:rPr>
+            </w:pPr>
+            <w:r>
+              <w:rPr>
+                <w:rFonts w:ascii="Times New Roman" w:eastAsia="SimSun" w:hAnsi="Times New Roman"/>
+                <w:sz w:val="21"/>
+              </w:rPr>
+              <w:t>Delete chapter</w:t>
+            </w:r>
+          </w:p>
+        </w:tc>
+        <w:tc>
+          <w:tcPr>
+            <w:tcW w:w="2430" w:type="dxa"/>
+            <w:hideMark/>
+          </w:tcPr>
+          <w:p>
+            <w:pPr>
+              <w:jc w:val="center"/>
+              <w:cnfStyle w:val="000000100000" w:firstRow="0" w:lastRow="0" w:firstColumn="0" w:lastColumn="0" w:oddVBand="0" w:evenVBand="0" w:oddHBand="1" w:evenHBand="0" w:firstRowFirstColumn="0" w:firstRowLastColumn="0" w:lastRowFirstColumn="0" w:lastRowLastColumn="0"/>
+              <w:rPr>
+                <w:rFonts w:ascii="Times New Roman" w:eastAsia="SimSun" w:hAnsi="Times New Roman"/>
+                <w:sz w:val="21"/>
+              </w:rPr>
+            </w:pPr>
+            <w:r>
+              <w:rPr>
+                <w:rFonts w:ascii="Times New Roman" w:eastAsia="SimSun" w:hAnsi="Times New Roman"/>
+                <w:sz w:val="21"/>
+              </w:rPr>
+              <w:t>DELETE</w:t>
+            </w:r>
+          </w:p>
+        </w:tc>
+        <w:tc>
+          <w:tcPr>
+            <w:tcW w:w="3780" w:type="dxa"/>
+            <w:hideMark/>
+          </w:tcPr>
+          <w:p>
+            <w:pPr>
+              <w:cnfStyle w:val="000000100000" w:firstRow="0" w:lastRow="0" w:firstColumn="0" w:lastColumn="0" w:oddVBand="0" w:evenVBand="0" w:oddHBand="1" w:evenHBand="0" w:firstRowFirstColumn="0" w:firstRowLastColumn="0" w:lastRowFirstColumn="0" w:lastRowLastColumn="0"/>
+              <w:rPr>
+                <w:rFonts w:ascii="Times New Roman" w:eastAsia="SimSun" w:hAnsi="Times New Roman"/>
+                <w:sz w:val="21"/>
+              </w:rPr>
+            </w:pPr>
+            <w:hyperlink r:id="rId24" w:history="1">
+              <w:r>
+                <w:rPr>
+                  <w:rFonts w:ascii="Times New Roman" w:eastAsia="SimSun" w:hAnsi="Times New Roman"/>
+                  <w:sz w:val="21"/>
+                </w:rPr>
+                <w:t>/api/chapters/{chapterId}</w:t>
+              </w:r>
+            </w:hyperlink>
+          </w:p>
+        </w:tc>
+      </w:tr>
+      <w:tr>
+        <w:tc>
+          <w:tcPr>
+            <w:cnfStyle w:val="001000000000" w:firstRow="0" w:lastRow="0" w:firstColumn="1" w:lastColumn="0" w:oddVBand="0" w:evenVBand="0" w:oddHBand="0" w:evenHBand="0" w:firstRowFirstColumn="0" w:firstRowLastColumn="0" w:lastRowFirstColumn="0" w:lastRowLastColumn="0"/>
+            <w:tcW w:w="2700" w:type="dxa"/>
+            <w:hideMark/>
+          </w:tcPr>
+          <w:p>
+            <w:pPr>
+              <w:rPr>
+                <w:rFonts w:ascii="Times New Roman" w:eastAsia="SimSun" w:hAnsi="Times New Roman"/>
+                <w:sz w:val="21"/>
+              </w:rPr>
+            </w:pPr>
+            <w:r>
+              <w:rPr>
+                <w:rFonts w:ascii="Times New Roman" w:eastAsia="SimSun" w:hAnsi="Times New Roman"/>
+                <w:sz w:val="21"/>
+              </w:rPr>
+              <w:t>Reorder chapters</w:t>
+            </w:r>
+          </w:p>
+        </w:tc>
+        <w:tc>
+          <w:tcPr>
+            <w:tcW w:w="2430" w:type="dxa"/>
+            <w:hideMark/>
+          </w:tcPr>
+          <w:p>
+            <w:pPr>
+              <w:jc w:val="center"/>
+              <w:cnfStyle w:val="000000000000" w:firstRow="0" w:lastRow="0" w:firstColumn="0" w:lastColumn="0" w:oddVBand="0" w:evenVBand="0" w:oddHBand="0" w:evenHBand="0" w:firstRowFirstColumn="0" w:firstRowLastColumn="0" w:lastRowFirstColumn="0" w:lastRowLastColumn="0"/>
+              <w:rPr>
+                <w:rFonts w:ascii="Times New Roman" w:eastAsia="SimSun" w:hAnsi="Times New Roman"/>
+                <w:sz w:val="21"/>
+              </w:rPr>
+            </w:pPr>
+            <w:r>
+              <w:rPr>
+                <w:rFonts w:ascii="Times New Roman" w:eastAsia="SimSun" w:hAnsi="Times New Roman"/>
+                <w:sz w:val="21"/>
+              </w:rPr>
+              <w:t>PUT</w:t>
+            </w:r>
+          </w:p>
+        </w:tc>
+        <w:tc>
+          <w:tcPr>
+            <w:tcW w:w="3780" w:type="dxa"/>
+            <w:hideMark/>
+          </w:tcPr>
+          <w:p>
+            <w:pPr>
+              <w:jc w:val="center"/>
+              <w:cnfStyle w:val="000000000000" w:firstRow="0" w:lastRow="0" w:firstColumn="0" w:lastColumn="0" w:oddVBand="0" w:evenVBand="0" w:oddHBand="0" w:evenHBand="0" w:firstRowFirstColumn="0" w:firstRowLastColumn="0" w:lastRowFirstColumn="0" w:lastRowLastColumn="0"/>
+              <w:rPr>
+                <w:rFonts w:ascii="Times New Roman" w:eastAsia="SimSun" w:hAnsi="Times New Roman"/>
+                <w:sz w:val="21"/>
+              </w:rPr>
+            </w:pPr>
+            <w:r>
+              <w:rPr>
+                <w:rFonts w:ascii="Times New Roman" w:eastAsia="SimSun" w:hAnsi="Times New Roman"/>
+                <w:sz w:val="21"/>
+              </w:rPr>
+              <w:t>/api/subjects/{subjectId}/chapters/reorder</w:t>
+            </w:r>
+          </w:p>
+        </w:tc>
+      </w:tr>
+    </w:tbl>
+    <w:p>
+      <w:pPr>
+        <w:rPr>
+          <w:rFonts w:ascii="Times New Roman" w:hAnsi="Times New Roman"/>
+        </w:rPr>
+      </w:pPr>
+    </w:p>
+    <w:p>
+      <w:pPr>
+        <w:pStyle w:val="ListParagraph"/>
+        <w:numPr>
+          <w:ilvl w:val="0"/>
+          <w:numId w:val="28"/>
+        </w:numPr>
+        <w:rPr>
+          <w:rFonts w:ascii="Times New Roman" w:hAnsi="Times New Roman"/>
+        </w:rPr>
+      </w:pPr>
+      <w:r>
+        <w:rPr>
+          <w:rFonts w:ascii="Times New Roman" w:hAnsi="Times New Roman"/>
+        </w:rPr>
+        <w:t xml:space="preserve">Exam </w:t>
+      </w:r>
+      <w:r>
+        <w:rPr>
+          <w:rFonts w:ascii="Times New Roman" w:hAnsi="Times New Roman"/>
+        </w:rPr>
+        <w:t>Menu</w:t>
+      </w:r>
+    </w:p>
+    <w:p>
+      <w:pPr>
+        <w:pStyle w:val="ListParagraph"/>
+        <w:numPr>
+          <w:ilvl w:val="0"/>
+          <w:numId w:val="28"/>
+        </w:numPr>
+        <w:rPr>
+          <w:rFonts w:ascii="Times New Roman" w:hAnsi="Times New Roman"/>
+        </w:rPr>
+      </w:pPr>
+      <w:r>
+        <w:rPr>
+          <w:rFonts w:ascii="Times New Roman" w:hAnsi="Times New Roman"/>
+        </w:rPr>
+        <w:t xml:space="preserve">Report </w:t>
+      </w:r>
+      <w:r>
+        <w:rPr>
+          <w:rFonts w:ascii="Times New Roman" w:hAnsi="Times New Roman"/>
+        </w:rPr>
+        <w:t>Menu</w:t>
+      </w:r>
+    </w:p>
+    <w:p>
+      <w:pPr>
+        <w:pStyle w:val="ListParagraph"/>
+        <w:numPr>
+          <w:ilvl w:val="0"/>
+          <w:numId w:val="28"/>
+        </w:numPr>
+        <w:rPr>
+          <w:rFonts w:ascii="Times New Roman" w:hAnsi="Times New Roman"/>
+        </w:rPr>
+      </w:pPr>
+      <w:r>
+        <w:rPr>
+          <w:rFonts w:ascii="Times New Roman" w:hAnsi="Times New Roman"/>
+        </w:rPr>
+        <w:t xml:space="preserve">Setting </w:t>
+      </w:r>
+      <w:r>
+        <w:rPr>
+          <w:rFonts w:ascii="Times New Roman" w:hAnsi="Times New Roman"/>
+        </w:rPr>
+        <w:t>Menu</w:t>
+      </w:r>
+    </w:p>
+    <w:p>
+      <w:pPr>
+        <w:pStyle w:val="ListParagraph"/>
+        <w:numPr>
+          <w:ilvl w:val="0"/>
+          <w:numId w:val="28"/>
+        </w:numPr>
+        <w:rPr>
+          <w:rFonts w:ascii="Times New Roman" w:hAnsi="Times New Roman"/>
+        </w:rPr>
+      </w:pPr>
+      <w:r>
+        <w:rPr>
+          <w:rFonts w:ascii="Times New Roman" w:hAnsi="Times New Roman"/>
+        </w:rPr>
+        <w:t xml:space="preserve">Announcement </w:t>
+      </w:r>
+      <w:r>
+        <w:rPr>
+          <w:rFonts w:ascii="Times New Roman" w:hAnsi="Times New Roman"/>
+        </w:rPr>
+        <w:t>Menu</w:t>
+      </w:r>
+    </w:p>
+    <w:p/>
+    <w:p>
+      <w:pPr>
+        <w:rPr>
+          <w:rFonts w:hint="eastAsia"/>
+        </w:rPr>
+      </w:pPr>
+    </w:p>
     <w:p>
       <w:pPr>
         <w:rPr>
@@ -14117,6 +16659,95 @@
     </w:lvl>
   </w:abstractNum>
   <w:abstractNum w:abstractNumId="14" w15:restartNumberingAfterBreak="0">
+    <w:nsid w:val="544E008A"/>
+    <w:multiLevelType w:val="hybridMultilevel"/>
+    <w:tmpl w:val="3280A654"/>
+    <w:lvl w:ilvl="0" w:tplc="0409000F">
+      <w:start w:val="1"/>
+      <w:numFmt w:val="decimal"/>
+      <w:lvlText w:val="%1."/>
+      <w:lvlJc w:val="left"/>
+      <w:pPr>
+        <w:ind w:left="720" w:hanging="360"/>
+      </w:pPr>
+      <w:rPr>
+        <w:rFonts w:hint="default"/>
+      </w:rPr>
+    </w:lvl>
+    <w:lvl w:ilvl="1" w:tplc="04090019" w:tentative="1">
+      <w:start w:val="1"/>
+      <w:numFmt w:val="lowerLetter"/>
+      <w:lvlText w:val="%2."/>
+      <w:lvlJc w:val="left"/>
+      <w:pPr>
+        <w:ind w:left="1440" w:hanging="360"/>
+      </w:pPr>
+    </w:lvl>
+    <w:lvl w:ilvl="2" w:tplc="0409001B" w:tentative="1">
+      <w:start w:val="1"/>
+      <w:numFmt w:val="lowerRoman"/>
+      <w:lvlText w:val="%3."/>
+      <w:lvlJc w:val="right"/>
+      <w:pPr>
+        <w:ind w:left="2160" w:hanging="180"/>
+      </w:pPr>
+    </w:lvl>
+    <w:lvl w:ilvl="3" w:tplc="0409000F" w:tentative="1">
+      <w:start w:val="1"/>
+      <w:numFmt w:val="decimal"/>
+      <w:lvlText w:val="%4."/>
+      <w:lvlJc w:val="left"/>
+      <w:pPr>
+        <w:ind w:left="2880" w:hanging="360"/>
+      </w:pPr>
+    </w:lvl>
+    <w:lvl w:ilvl="4" w:tplc="04090019" w:tentative="1">
+      <w:start w:val="1"/>
+      <w:numFmt w:val="lowerLetter"/>
+      <w:lvlText w:val="%5."/>
+      <w:lvlJc w:val="left"/>
+      <w:pPr>
+        <w:ind w:left="3600" w:hanging="360"/>
+      </w:pPr>
+    </w:lvl>
+    <w:lvl w:ilvl="5" w:tplc="0409001B" w:tentative="1">
+      <w:start w:val="1"/>
+      <w:numFmt w:val="lowerRoman"/>
+      <w:lvlText w:val="%6."/>
+      <w:lvlJc w:val="right"/>
+      <w:pPr>
+        <w:ind w:left="4320" w:hanging="180"/>
+      </w:pPr>
+    </w:lvl>
+    <w:lvl w:ilvl="6" w:tplc="0409000F" w:tentative="1">
+      <w:start w:val="1"/>
+      <w:numFmt w:val="decimal"/>
+      <w:lvlText w:val="%7."/>
+      <w:lvlJc w:val="left"/>
+      <w:pPr>
+        <w:ind w:left="5040" w:hanging="360"/>
+      </w:pPr>
+    </w:lvl>
+    <w:lvl w:ilvl="7" w:tplc="04090019" w:tentative="1">
+      <w:start w:val="1"/>
+      <w:numFmt w:val="lowerLetter"/>
+      <w:lvlText w:val="%8."/>
+      <w:lvlJc w:val="left"/>
+      <w:pPr>
+        <w:ind w:left="5760" w:hanging="360"/>
+      </w:pPr>
+    </w:lvl>
+    <w:lvl w:ilvl="8" w:tplc="0409001B" w:tentative="1">
+      <w:start w:val="1"/>
+      <w:numFmt w:val="lowerRoman"/>
+      <w:lvlText w:val="%9."/>
+      <w:lvlJc w:val="right"/>
+      <w:pPr>
+        <w:ind w:left="6480" w:hanging="180"/>
+      </w:pPr>
+    </w:lvl>
+  </w:abstractNum>
+  <w:abstractNum w:abstractNumId="15" w15:restartNumberingAfterBreak="0">
     <w:nsid w:val="561D5D13"/>
     <w:multiLevelType w:val="multilevel"/>
     <w:tmpl w:val="CA4652D4"/>
@@ -14265,7 +16896,96 @@
       </w:rPr>
     </w:lvl>
   </w:abstractNum>
-  <w:abstractNum w:abstractNumId="15" w15:restartNumberingAfterBreak="0">
+  <w:abstractNum w:abstractNumId="16" w15:restartNumberingAfterBreak="0">
+    <w:nsid w:val="575516C3"/>
+    <w:multiLevelType w:val="hybridMultilevel"/>
+    <w:tmpl w:val="5A8E7318"/>
+    <w:lvl w:ilvl="0" w:tplc="CF520D8C">
+      <w:start w:val="1"/>
+      <w:numFmt w:val="decimal"/>
+      <w:lvlText w:val="(%1)"/>
+      <w:lvlJc w:val="left"/>
+      <w:pPr>
+        <w:ind w:left="720" w:hanging="360"/>
+      </w:pPr>
+      <w:rPr>
+        <w:rFonts w:ascii="Times New Roman" w:hAnsi="Times New Roman" w:cs="Times New Roman" w:hint="default"/>
+      </w:rPr>
+    </w:lvl>
+    <w:lvl w:ilvl="1" w:tplc="04090019" w:tentative="1">
+      <w:start w:val="1"/>
+      <w:numFmt w:val="lowerLetter"/>
+      <w:lvlText w:val="%2."/>
+      <w:lvlJc w:val="left"/>
+      <w:pPr>
+        <w:ind w:left="1440" w:hanging="360"/>
+      </w:pPr>
+    </w:lvl>
+    <w:lvl w:ilvl="2" w:tplc="0409001B" w:tentative="1">
+      <w:start w:val="1"/>
+      <w:numFmt w:val="lowerRoman"/>
+      <w:lvlText w:val="%3."/>
+      <w:lvlJc w:val="right"/>
+      <w:pPr>
+        <w:ind w:left="2160" w:hanging="180"/>
+      </w:pPr>
+    </w:lvl>
+    <w:lvl w:ilvl="3" w:tplc="0409000F" w:tentative="1">
+      <w:start w:val="1"/>
+      <w:numFmt w:val="decimal"/>
+      <w:lvlText w:val="%4."/>
+      <w:lvlJc w:val="left"/>
+      <w:pPr>
+        <w:ind w:left="2880" w:hanging="360"/>
+      </w:pPr>
+    </w:lvl>
+    <w:lvl w:ilvl="4" w:tplc="04090019" w:tentative="1">
+      <w:start w:val="1"/>
+      <w:numFmt w:val="lowerLetter"/>
+      <w:lvlText w:val="%5."/>
+      <w:lvlJc w:val="left"/>
+      <w:pPr>
+        <w:ind w:left="3600" w:hanging="360"/>
+      </w:pPr>
+    </w:lvl>
+    <w:lvl w:ilvl="5" w:tplc="0409001B" w:tentative="1">
+      <w:start w:val="1"/>
+      <w:numFmt w:val="lowerRoman"/>
+      <w:lvlText w:val="%6."/>
+      <w:lvlJc w:val="right"/>
+      <w:pPr>
+        <w:ind w:left="4320" w:hanging="180"/>
+      </w:pPr>
+    </w:lvl>
+    <w:lvl w:ilvl="6" w:tplc="0409000F" w:tentative="1">
+      <w:start w:val="1"/>
+      <w:numFmt w:val="decimal"/>
+      <w:lvlText w:val="%7."/>
+      <w:lvlJc w:val="left"/>
+      <w:pPr>
+        <w:ind w:left="5040" w:hanging="360"/>
+      </w:pPr>
+    </w:lvl>
+    <w:lvl w:ilvl="7" w:tplc="04090019" w:tentative="1">
+      <w:start w:val="1"/>
+      <w:numFmt w:val="lowerLetter"/>
+      <w:lvlText w:val="%8."/>
+      <w:lvlJc w:val="left"/>
+      <w:pPr>
+        <w:ind w:left="5760" w:hanging="360"/>
+      </w:pPr>
+    </w:lvl>
+    <w:lvl w:ilvl="8" w:tplc="0409001B" w:tentative="1">
+      <w:start w:val="1"/>
+      <w:numFmt w:val="lowerRoman"/>
+      <w:lvlText w:val="%9."/>
+      <w:lvlJc w:val="right"/>
+      <w:pPr>
+        <w:ind w:left="6480" w:hanging="180"/>
+      </w:pPr>
+    </w:lvl>
+  </w:abstractNum>
+  <w:abstractNum w:abstractNumId="17" w15:restartNumberingAfterBreak="0">
     <w:nsid w:val="5DDA3E48"/>
     <w:multiLevelType w:val="hybridMultilevel"/>
     <w:tmpl w:val="878446CA"/>
@@ -14355,7 +17075,7 @@
       </w:pPr>
     </w:lvl>
   </w:abstractNum>
-  <w:abstractNum w:abstractNumId="16" w15:restartNumberingAfterBreak="0">
+  <w:abstractNum w:abstractNumId="18" w15:restartNumberingAfterBreak="0">
     <w:nsid w:val="5E965F02"/>
     <w:multiLevelType w:val="hybridMultilevel"/>
     <w:tmpl w:val="0C465488"/>
@@ -14468,7 +17188,7 @@
       </w:rPr>
     </w:lvl>
   </w:abstractNum>
-  <w:abstractNum w:abstractNumId="17" w15:restartNumberingAfterBreak="0">
+  <w:abstractNum w:abstractNumId="19" w15:restartNumberingAfterBreak="0">
     <w:nsid w:val="614E31C4"/>
     <w:multiLevelType w:val="hybridMultilevel"/>
     <w:tmpl w:val="D8FE1BE2"/>
@@ -14581,7 +17301,7 @@
       </w:rPr>
     </w:lvl>
   </w:abstractNum>
-  <w:abstractNum w:abstractNumId="18" w15:restartNumberingAfterBreak="0">
+  <w:abstractNum w:abstractNumId="20" w15:restartNumberingAfterBreak="0">
     <w:nsid w:val="657B59B4"/>
     <w:multiLevelType w:val="hybridMultilevel"/>
     <w:tmpl w:val="33C21224"/>
@@ -14694,7 +17414,7 @@
       </w:rPr>
     </w:lvl>
   </w:abstractNum>
-  <w:abstractNum w:abstractNumId="19" w15:restartNumberingAfterBreak="0">
+  <w:abstractNum w:abstractNumId="21" w15:restartNumberingAfterBreak="0">
     <w:nsid w:val="67767198"/>
     <w:multiLevelType w:val="multilevel"/>
     <w:tmpl w:val="4656E894"/>
@@ -14807,7 +17527,7 @@
       </w:pPr>
     </w:lvl>
   </w:abstractNum>
-  <w:abstractNum w:abstractNumId="20" w15:restartNumberingAfterBreak="0">
+  <w:abstractNum w:abstractNumId="22" w15:restartNumberingAfterBreak="0">
     <w:nsid w:val="71701861"/>
     <w:multiLevelType w:val="multilevel"/>
     <w:tmpl w:val="E458A1E4"/>
@@ -14952,7 +17672,7 @@
       </w:rPr>
     </w:lvl>
   </w:abstractNum>
-  <w:abstractNum w:abstractNumId="21" w15:restartNumberingAfterBreak="0">
+  <w:abstractNum w:abstractNumId="23" w15:restartNumberingAfterBreak="0">
     <w:nsid w:val="717606FD"/>
     <w:multiLevelType w:val="multilevel"/>
     <w:tmpl w:val="BB7AB83E"/>
@@ -15071,7 +17791,7 @@
       </w:rPr>
     </w:lvl>
   </w:abstractNum>
-  <w:abstractNum w:abstractNumId="22" w15:restartNumberingAfterBreak="0">
+  <w:abstractNum w:abstractNumId="24" w15:restartNumberingAfterBreak="0">
     <w:nsid w:val="79C67696"/>
     <w:multiLevelType w:val="hybridMultilevel"/>
     <w:tmpl w:val="4AC6F134"/>
@@ -15184,7 +17904,7 @@
       </w:rPr>
     </w:lvl>
   </w:abstractNum>
-  <w:abstractNum w:abstractNumId="23" w15:restartNumberingAfterBreak="0">
+  <w:abstractNum w:abstractNumId="25" w15:restartNumberingAfterBreak="0">
     <w:nsid w:val="7E607B4C"/>
     <w:multiLevelType w:val="hybridMultilevel"/>
     <w:tmpl w:val="AAB0D252"/>
@@ -15297,7 +18017,7 @@
       </w:rPr>
     </w:lvl>
   </w:abstractNum>
-  <w:abstractNum w:abstractNumId="24" w15:restartNumberingAfterBreak="0">
+  <w:abstractNum w:abstractNumId="26" w15:restartNumberingAfterBreak="0">
     <w:nsid w:val="7FF3663C"/>
     <w:multiLevelType w:val="hybridMultilevel"/>
     <w:tmpl w:val="C5C6BCF0"/>
@@ -15417,13 +18137,13 @@
     <w:abstractNumId w:val="8"/>
   </w:num>
   <w:num w:numId="3">
-    <w:abstractNumId w:val="16"/>
+    <w:abstractNumId w:val="18"/>
   </w:num>
   <w:num w:numId="4">
-    <w:abstractNumId w:val="18"/>
+    <w:abstractNumId w:val="20"/>
   </w:num>
   <w:num w:numId="5">
-    <w:abstractNumId w:val="17"/>
+    <w:abstractNumId w:val="19"/>
   </w:num>
   <w:num w:numId="6">
     <w:abstractNumId w:val="4"/>
@@ -15432,7 +18152,7 @@
     <w:abstractNumId w:val="3"/>
   </w:num>
   <w:num w:numId="8">
-    <w:abstractNumId w:val="22"/>
+    <w:abstractNumId w:val="24"/>
   </w:num>
   <w:num w:numId="9">
     <w:abstractNumId w:val="10"/>
@@ -15441,7 +18161,7 @@
     <w:abstractNumId w:val="11"/>
   </w:num>
   <w:num w:numId="11">
-    <w:abstractNumId w:val="21"/>
+    <w:abstractNumId w:val="23"/>
   </w:num>
   <w:num w:numId="12">
     <w:abstractNumId w:val="7"/>
@@ -15450,22 +18170,22 @@
     <w:abstractNumId w:val="0"/>
   </w:num>
   <w:num w:numId="14">
-    <w:abstractNumId w:val="24"/>
+    <w:abstractNumId w:val="26"/>
   </w:num>
   <w:num w:numId="15">
     <w:abstractNumId w:val="5"/>
   </w:num>
   <w:num w:numId="16">
-    <w:abstractNumId w:val="19"/>
+    <w:abstractNumId w:val="21"/>
   </w:num>
   <w:num w:numId="17">
-    <w:abstractNumId w:val="15"/>
+    <w:abstractNumId w:val="17"/>
   </w:num>
   <w:num w:numId="18">
-    <w:abstractNumId w:val="20"/>
+    <w:abstractNumId w:val="22"/>
   </w:num>
   <w:num w:numId="19">
-    <w:abstractNumId w:val="23"/>
+    <w:abstractNumId w:val="25"/>
   </w:num>
   <w:num w:numId="20">
     <w:abstractNumId w:val="9"/>
@@ -15477,7 +18197,7 @@
     <w:abstractNumId w:val="13"/>
   </w:num>
   <w:num w:numId="23">
-    <w:abstractNumId w:val="14"/>
+    <w:abstractNumId w:val="15"/>
   </w:num>
   <w:num w:numId="24">
     <w:abstractNumId w:val="6"/>
@@ -15486,7 +18206,19 @@
     <w:abstractNumId w:val="1"/>
   </w:num>
   <w:num w:numId="26">
-    <w:abstractNumId w:val="21"/>
+    <w:abstractNumId w:val="23"/>
+  </w:num>
+  <w:num w:numId="27">
+    <w:abstractNumId w:val="14"/>
+  </w:num>
+  <w:num w:numId="28">
+    <w:abstractNumId w:val="16"/>
+  </w:num>
+  <w:num w:numId="29">
+    <w:abstractNumId w:val="17"/>
+    <w:lvlOverride w:ilvl="0">
+      <w:startOverride w:val="1"/>
+    </w:lvlOverride>
   </w:num>
 </w:numbering>
 </file>
@@ -16294,6 +19026,11 @@
       <w:szCs w:val="29"/>
     </w:rPr>
   </w:style>
+  <w:style w:type="character" w:customStyle="1" w:styleId="icon-label">
+    <w:name w:val="icon-label"/>
+    <w:basedOn w:val="DefaultParagraphFont"/>
+    <w:rsid w:val="00E57510"/>
+  </w:style>
 </w:styles>
 </file>
 
@@ -16590,4 +19327,16 @@
     </a:ext>
   </a:extLst>
 </a:theme>
+</file>
+
+<file path=customXml/item1.xml><?xml version="1.0" encoding="utf-8"?>
+<b:Sources xmlns:b="http://schemas.openxmlformats.org/officeDocument/2006/bibliography" xmlns="http://schemas.openxmlformats.org/officeDocument/2006/bibliography" SelectedStyle="\APASixthEditionOfficeOnline.xsl" StyleName="APA" Version="6"/>
+</file>
+
+<file path=customXml/itemProps1.xml><?xml version="1.0" encoding="utf-8"?>
+<ds:datastoreItem xmlns:ds="http://schemas.openxmlformats.org/officeDocument/2006/customXml" ds:itemID="{350FA87E-3555-408B-BCC4-99C50A6078F0}">
+  <ds:schemaRefs>
+    <ds:schemaRef ds:uri="http://schemas.openxmlformats.org/officeDocument/2006/bibliography"/>
+  </ds:schemaRefs>
+</ds:datastoreItem>
 </file>
--- a/OEMS - 20225/Document/System Design and Implementation.docx
+++ b/OEMS - 20225/Document/System Design and Implementation.docx
@@ -5828,7 +5828,7 @@
     </w:p>
     <w:tbl>
       <w:tblPr>
-        <w:tblW w:w="9357" w:type="dxa"/>
+        <w:tblW w:w="14775" w:type="dxa"/>
         <w:tblBorders>
           <w:top w:val="single" w:sz="12" w:space="0" w:color="auto"/>
           <w:left w:val="single" w:sz="12" w:space="0" w:color="E7E6E6"/>
@@ -5845,6 +5845,8 @@
         <w:gridCol w:w="1701"/>
         <w:gridCol w:w="2694"/>
         <w:gridCol w:w="2709"/>
+        <w:gridCol w:w="2709"/>
+        <w:gridCol w:w="2709"/>
       </w:tblGrid>
       <w:tr>
         <w:tc>
@@ -5958,7 +5960,6 @@
               <w:bottom w:val="single" w:sz="12" w:space="0" w:color="70AD47" w:themeColor="accent6"/>
               <w:right w:val="single" w:sz="2" w:space="0" w:color="70AD47" w:themeColor="accent6"/>
             </w:tcBorders>
-            <w:vAlign w:val="center"/>
           </w:tcPr>
           <w:p>
             <w:pPr>
@@ -5972,13 +5973,62 @@
                 <w:sz w:val="21"/>
               </w:rPr>
             </w:pPr>
-            <w:r>
+          </w:p>
+        </w:tc>
+        <w:tc>
+          <w:tcPr>
+            <w:tcW w:w="2709" w:type="dxa"/>
+            <w:tcBorders>
+              <w:top w:val="single" w:sz="12" w:space="0" w:color="70AD47" w:themeColor="accent6"/>
+              <w:left w:val="single" w:sz="2" w:space="0" w:color="70AD47" w:themeColor="accent6"/>
+              <w:bottom w:val="single" w:sz="12" w:space="0" w:color="70AD47" w:themeColor="accent6"/>
+              <w:right w:val="single" w:sz="2" w:space="0" w:color="70AD47" w:themeColor="accent6"/>
+            </w:tcBorders>
+          </w:tcPr>
+          <w:p>
+            <w:pPr>
+              <w:spacing w:after="240" w:line="300" w:lineRule="exact"/>
+              <w:ind w:firstLine="422"/>
+              <w:jc w:val="center"/>
               <w:rPr>
                 <w:rFonts w:ascii="Times New Roman" w:eastAsia="SimSun" w:hAnsi="Times New Roman"/>
                 <w:b/>
                 <w:bCs/>
                 <w:sz w:val="21"/>
               </w:rPr>
+            </w:pPr>
+          </w:p>
+        </w:tc>
+        <w:tc>
+          <w:tcPr>
+            <w:tcW w:w="2709" w:type="dxa"/>
+            <w:tcBorders>
+              <w:top w:val="single" w:sz="12" w:space="0" w:color="70AD47" w:themeColor="accent6"/>
+              <w:left w:val="single" w:sz="2" w:space="0" w:color="70AD47" w:themeColor="accent6"/>
+              <w:bottom w:val="single" w:sz="12" w:space="0" w:color="70AD47" w:themeColor="accent6"/>
+              <w:right w:val="single" w:sz="2" w:space="0" w:color="70AD47" w:themeColor="accent6"/>
+            </w:tcBorders>
+            <w:vAlign w:val="center"/>
+          </w:tcPr>
+          <w:p>
+            <w:pPr>
+              <w:spacing w:after="240" w:line="300" w:lineRule="exact"/>
+              <w:ind w:firstLine="422"/>
+              <w:jc w:val="center"/>
+              <w:rPr>
+                <w:rFonts w:ascii="Times New Roman" w:eastAsia="SimSun" w:hAnsi="Times New Roman"/>
+                <w:b/>
+                <w:bCs/>
+                <w:sz w:val="21"/>
+              </w:rPr>
+            </w:pPr>
+            <w:r>
+              <w:rPr>
+                <w:rFonts w:ascii="Times New Roman" w:eastAsia="SimSun" w:hAnsi="Times New Roman"/>
+                <w:b/>
+                <w:bCs/>
+                <w:sz w:val="21"/>
+              </w:rPr>
               <w:t>功能说明</w:t>
             </w:r>
           </w:p>
@@ -6092,6 +6142,44 @@
               <w:bottom w:val="single" w:sz="2" w:space="0" w:color="70AD47" w:themeColor="accent6"/>
               <w:right w:val="single" w:sz="2" w:space="0" w:color="70AD47" w:themeColor="accent6"/>
             </w:tcBorders>
+          </w:tcPr>
+          <w:p>
+            <w:pPr>
+              <w:jc w:val="center"/>
+              <w:rPr>
+                <w:rFonts w:ascii="Times New Roman" w:eastAsia="SimSun" w:hAnsi="Times New Roman"/>
+              </w:rPr>
+            </w:pPr>
+          </w:p>
+        </w:tc>
+        <w:tc>
+          <w:tcPr>
+            <w:tcW w:w="2709" w:type="dxa"/>
+            <w:tcBorders>
+              <w:top w:val="single" w:sz="12" w:space="0" w:color="70AD47" w:themeColor="accent6"/>
+              <w:left w:val="single" w:sz="2" w:space="0" w:color="70AD47" w:themeColor="accent6"/>
+              <w:bottom w:val="single" w:sz="2" w:space="0" w:color="70AD47" w:themeColor="accent6"/>
+              <w:right w:val="single" w:sz="2" w:space="0" w:color="70AD47" w:themeColor="accent6"/>
+            </w:tcBorders>
+          </w:tcPr>
+          <w:p>
+            <w:pPr>
+              <w:jc w:val="center"/>
+              <w:rPr>
+                <w:rFonts w:ascii="Times New Roman" w:eastAsia="SimSun" w:hAnsi="Times New Roman"/>
+              </w:rPr>
+            </w:pPr>
+          </w:p>
+        </w:tc>
+        <w:tc>
+          <w:tcPr>
+            <w:tcW w:w="2709" w:type="dxa"/>
+            <w:tcBorders>
+              <w:top w:val="single" w:sz="12" w:space="0" w:color="70AD47" w:themeColor="accent6"/>
+              <w:left w:val="single" w:sz="2" w:space="0" w:color="70AD47" w:themeColor="accent6"/>
+              <w:bottom w:val="single" w:sz="2" w:space="0" w:color="70AD47" w:themeColor="accent6"/>
+              <w:right w:val="single" w:sz="2" w:space="0" w:color="70AD47" w:themeColor="accent6"/>
+            </w:tcBorders>
             <w:vAlign w:val="center"/>
           </w:tcPr>
           <w:p>
@@ -6205,6 +6293,44 @@
               <w:bottom w:val="single" w:sz="2" w:space="0" w:color="70AD47" w:themeColor="accent6"/>
               <w:right w:val="single" w:sz="2" w:space="0" w:color="70AD47" w:themeColor="accent6"/>
             </w:tcBorders>
+          </w:tcPr>
+          <w:p>
+            <w:pPr>
+              <w:jc w:val="center"/>
+              <w:rPr>
+                <w:rFonts w:ascii="Times New Roman" w:eastAsia="SimSun" w:hAnsi="Times New Roman"/>
+              </w:rPr>
+            </w:pPr>
+          </w:p>
+        </w:tc>
+        <w:tc>
+          <w:tcPr>
+            <w:tcW w:w="2709" w:type="dxa"/>
+            <w:tcBorders>
+              <w:top w:val="single" w:sz="2" w:space="0" w:color="70AD47" w:themeColor="accent6"/>
+              <w:left w:val="single" w:sz="2" w:space="0" w:color="70AD47" w:themeColor="accent6"/>
+              <w:bottom w:val="single" w:sz="2" w:space="0" w:color="70AD47" w:themeColor="accent6"/>
+              <w:right w:val="single" w:sz="2" w:space="0" w:color="70AD47" w:themeColor="accent6"/>
+            </w:tcBorders>
+          </w:tcPr>
+          <w:p>
+            <w:pPr>
+              <w:jc w:val="center"/>
+              <w:rPr>
+                <w:rFonts w:ascii="Times New Roman" w:eastAsia="SimSun" w:hAnsi="Times New Roman"/>
+              </w:rPr>
+            </w:pPr>
+          </w:p>
+        </w:tc>
+        <w:tc>
+          <w:tcPr>
+            <w:tcW w:w="2709" w:type="dxa"/>
+            <w:tcBorders>
+              <w:top w:val="single" w:sz="2" w:space="0" w:color="70AD47" w:themeColor="accent6"/>
+              <w:left w:val="single" w:sz="2" w:space="0" w:color="70AD47" w:themeColor="accent6"/>
+              <w:bottom w:val="single" w:sz="2" w:space="0" w:color="70AD47" w:themeColor="accent6"/>
+              <w:right w:val="single" w:sz="2" w:space="0" w:color="70AD47" w:themeColor="accent6"/>
+            </w:tcBorders>
             <w:vAlign w:val="center"/>
           </w:tcPr>
           <w:p>
@@ -6325,6 +6451,44 @@
               </w:rPr>
               <w:t>NOT NULL</w:t>
             </w:r>
+          </w:p>
+        </w:tc>
+        <w:tc>
+          <w:tcPr>
+            <w:tcW w:w="2709" w:type="dxa"/>
+            <w:tcBorders>
+              <w:top w:val="single" w:sz="2" w:space="0" w:color="70AD47" w:themeColor="accent6"/>
+              <w:left w:val="single" w:sz="2" w:space="0" w:color="70AD47" w:themeColor="accent6"/>
+              <w:bottom w:val="single" w:sz="2" w:space="0" w:color="70AD47" w:themeColor="accent6"/>
+              <w:right w:val="single" w:sz="2" w:space="0" w:color="70AD47" w:themeColor="accent6"/>
+            </w:tcBorders>
+          </w:tcPr>
+          <w:p>
+            <w:pPr>
+              <w:jc w:val="center"/>
+              <w:rPr>
+                <w:rFonts w:ascii="Times New Roman" w:eastAsia="SimSun" w:hAnsi="Times New Roman"/>
+              </w:rPr>
+            </w:pPr>
+          </w:p>
+        </w:tc>
+        <w:tc>
+          <w:tcPr>
+            <w:tcW w:w="2709" w:type="dxa"/>
+            <w:tcBorders>
+              <w:top w:val="single" w:sz="2" w:space="0" w:color="70AD47" w:themeColor="accent6"/>
+              <w:left w:val="single" w:sz="2" w:space="0" w:color="70AD47" w:themeColor="accent6"/>
+              <w:bottom w:val="single" w:sz="2" w:space="0" w:color="70AD47" w:themeColor="accent6"/>
+              <w:right w:val="single" w:sz="2" w:space="0" w:color="70AD47" w:themeColor="accent6"/>
+            </w:tcBorders>
+          </w:tcPr>
+          <w:p>
+            <w:pPr>
+              <w:jc w:val="center"/>
+              <w:rPr>
+                <w:rFonts w:ascii="Times New Roman" w:eastAsia="SimSun" w:hAnsi="Times New Roman"/>
+              </w:rPr>
+            </w:pPr>
           </w:p>
         </w:tc>
         <w:tc>
@@ -12567,13 +12731,7 @@
         <w:pStyle w:val="Heading1"/>
       </w:pPr>
       <w:r>
-        <w:t>API</w:t>
-      </w:r>
-      <w:r>
-        <w:t xml:space="preserve"> </w:t>
-      </w:r>
-      <w:r>
-        <w:t>Design and Implementation</w:t>
+        <w:t>API Design and Implementation</w:t>
       </w:r>
     </w:p>
     <w:p>
@@ -12583,6 +12741,9 @@
           <w:ilvl w:val="0"/>
           <w:numId w:val="29"/>
         </w:numPr>
+        <w:rPr>
+          <w:rFonts w:hint="eastAsia"/>
+        </w:rPr>
       </w:pPr>
       <w:r>
         <w:t>Admin API Collections</w:t>
@@ -12908,7 +13069,13 @@
         </w:tc>
       </w:tr>
     </w:tbl>
-    <w:p/>
+    <w:p>
+      <w:pPr>
+        <w:rPr>
+          <w:rFonts w:hint="eastAsia"/>
+        </w:rPr>
+      </w:pPr>
+    </w:p>
     <w:p>
       <w:pPr>
         <w:pStyle w:val="ListParagraph"/>
@@ -15092,6 +15259,38 @@
     <w:p/>
     <w:p>
       <w:pPr>
+        <w:pStyle w:val="Heading2"/>
+        <w:numPr>
+          <w:ilvl w:val="0"/>
+          <w:numId w:val="29"/>
+        </w:numPr>
+      </w:pPr>
+      <w:r>
+        <w:t>Teacher API Collections</w:t>
+      </w:r>
+    </w:p>
+    <w:p>
+      <w:pPr>
+        <w:pStyle w:val="ListParagraph"/>
+        <w:numPr>
+          <w:ilvl w:val="0"/>
+          <w:numId w:val="30"/>
+        </w:numPr>
+      </w:pPr>
+      <w:r>
+        <w:t>Questions Service API</w:t>
+      </w:r>
+    </w:p>
+    <w:p>
+      <w:pPr>
+        <w:ind w:left="360"/>
+        <w:rPr>
+          <w:rFonts w:hint="eastAsia"/>
+        </w:rPr>
+      </w:pPr>
+    </w:p>
+    <w:p>
+      <w:pPr>
         <w:rPr>
           <w:rFonts w:hint="eastAsia"/>
         </w:rPr>
@@ -16231,6 +16430,95 @@
     </w:lvl>
   </w:abstractNum>
   <w:abstractNum w:abstractNumId="10" w15:restartNumberingAfterBreak="0">
+    <w:nsid w:val="339E6977"/>
+    <w:multiLevelType w:val="hybridMultilevel"/>
+    <w:tmpl w:val="DD6E7220"/>
+    <w:lvl w:ilvl="0" w:tplc="27425AFC">
+      <w:start w:val="1"/>
+      <w:numFmt w:val="decimal"/>
+      <w:lvlText w:val="(%1)"/>
+      <w:lvlJc w:val="left"/>
+      <w:pPr>
+        <w:ind w:left="720" w:hanging="360"/>
+      </w:pPr>
+      <w:rPr>
+        <w:rFonts w:hint="default"/>
+      </w:rPr>
+    </w:lvl>
+    <w:lvl w:ilvl="1" w:tplc="04090019" w:tentative="1">
+      <w:start w:val="1"/>
+      <w:numFmt w:val="lowerLetter"/>
+      <w:lvlText w:val="%2."/>
+      <w:lvlJc w:val="left"/>
+      <w:pPr>
+        <w:ind w:left="1440" w:hanging="360"/>
+      </w:pPr>
+    </w:lvl>
+    <w:lvl w:ilvl="2" w:tplc="0409001B" w:tentative="1">
+      <w:start w:val="1"/>
+      <w:numFmt w:val="lowerRoman"/>
+      <w:lvlText w:val="%3."/>
+      <w:lvlJc w:val="right"/>
+      <w:pPr>
+        <w:ind w:left="2160" w:hanging="180"/>
+      </w:pPr>
+    </w:lvl>
+    <w:lvl w:ilvl="3" w:tplc="0409000F" w:tentative="1">
+      <w:start w:val="1"/>
+      <w:numFmt w:val="decimal"/>
+      <w:lvlText w:val="%4."/>
+      <w:lvlJc w:val="left"/>
+      <w:pPr>
+        <w:ind w:left="2880" w:hanging="360"/>
+      </w:pPr>
+    </w:lvl>
+    <w:lvl w:ilvl="4" w:tplc="04090019" w:tentative="1">
+      <w:start w:val="1"/>
+      <w:numFmt w:val="lowerLetter"/>
+      <w:lvlText w:val="%5."/>
+      <w:lvlJc w:val="left"/>
+      <w:pPr>
+        <w:ind w:left="3600" w:hanging="360"/>
+      </w:pPr>
+    </w:lvl>
+    <w:lvl w:ilvl="5" w:tplc="0409001B" w:tentative="1">
+      <w:start w:val="1"/>
+      <w:numFmt w:val="lowerRoman"/>
+      <w:lvlText w:val="%6."/>
+      <w:lvlJc w:val="right"/>
+      <w:pPr>
+        <w:ind w:left="4320" w:hanging="180"/>
+      </w:pPr>
+    </w:lvl>
+    <w:lvl w:ilvl="6" w:tplc="0409000F" w:tentative="1">
+      <w:start w:val="1"/>
+      <w:numFmt w:val="decimal"/>
+      <w:lvlText w:val="%7."/>
+      <w:lvlJc w:val="left"/>
+      <w:pPr>
+        <w:ind w:left="5040" w:hanging="360"/>
+      </w:pPr>
+    </w:lvl>
+    <w:lvl w:ilvl="7" w:tplc="04090019" w:tentative="1">
+      <w:start w:val="1"/>
+      <w:numFmt w:val="lowerLetter"/>
+      <w:lvlText w:val="%8."/>
+      <w:lvlJc w:val="left"/>
+      <w:pPr>
+        <w:ind w:left="5760" w:hanging="360"/>
+      </w:pPr>
+    </w:lvl>
+    <w:lvl w:ilvl="8" w:tplc="0409001B" w:tentative="1">
+      <w:start w:val="1"/>
+      <w:numFmt w:val="lowerRoman"/>
+      <w:lvlText w:val="%9."/>
+      <w:lvlJc w:val="right"/>
+      <w:pPr>
+        <w:ind w:left="6480" w:hanging="180"/>
+      </w:pPr>
+    </w:lvl>
+  </w:abstractNum>
+  <w:abstractNum w:abstractNumId="11" w15:restartNumberingAfterBreak="0">
     <w:nsid w:val="3CC76A94"/>
     <w:multiLevelType w:val="hybridMultilevel"/>
     <w:tmpl w:val="100AAF1A"/>
@@ -16343,7 +16631,7 @@
       </w:rPr>
     </w:lvl>
   </w:abstractNum>
-  <w:abstractNum w:abstractNumId="11" w15:restartNumberingAfterBreak="0">
+  <w:abstractNum w:abstractNumId="12" w15:restartNumberingAfterBreak="0">
     <w:nsid w:val="3DBA5250"/>
     <w:multiLevelType w:val="hybridMultilevel"/>
     <w:tmpl w:val="09E62A28"/>
@@ -16456,7 +16744,7 @@
       </w:rPr>
     </w:lvl>
   </w:abstractNum>
-  <w:abstractNum w:abstractNumId="12" w15:restartNumberingAfterBreak="0">
+  <w:abstractNum w:abstractNumId="13" w15:restartNumberingAfterBreak="0">
     <w:nsid w:val="429F1012"/>
     <w:multiLevelType w:val="hybridMultilevel"/>
     <w:tmpl w:val="9D346DE6"/>
@@ -16545,7 +16833,7 @@
       </w:pPr>
     </w:lvl>
   </w:abstractNum>
-  <w:abstractNum w:abstractNumId="13" w15:restartNumberingAfterBreak="0">
+  <w:abstractNum w:abstractNumId="14" w15:restartNumberingAfterBreak="0">
     <w:nsid w:val="4C663B6F"/>
     <w:multiLevelType w:val="hybridMultilevel"/>
     <w:tmpl w:val="775A3E08"/>
@@ -16658,7 +16946,7 @@
       </w:rPr>
     </w:lvl>
   </w:abstractNum>
-  <w:abstractNum w:abstractNumId="14" w15:restartNumberingAfterBreak="0">
+  <w:abstractNum w:abstractNumId="15" w15:restartNumberingAfterBreak="0">
     <w:nsid w:val="544E008A"/>
     <w:multiLevelType w:val="hybridMultilevel"/>
     <w:tmpl w:val="3280A654"/>
@@ -16747,7 +17035,7 @@
       </w:pPr>
     </w:lvl>
   </w:abstractNum>
-  <w:abstractNum w:abstractNumId="15" w15:restartNumberingAfterBreak="0">
+  <w:abstractNum w:abstractNumId="16" w15:restartNumberingAfterBreak="0">
     <w:nsid w:val="561D5D13"/>
     <w:multiLevelType w:val="multilevel"/>
     <w:tmpl w:val="CA4652D4"/>
@@ -16896,7 +17184,7 @@
       </w:rPr>
     </w:lvl>
   </w:abstractNum>
-  <w:abstractNum w:abstractNumId="16" w15:restartNumberingAfterBreak="0">
+  <w:abstractNum w:abstractNumId="17" w15:restartNumberingAfterBreak="0">
     <w:nsid w:val="575516C3"/>
     <w:multiLevelType w:val="hybridMultilevel"/>
     <w:tmpl w:val="5A8E7318"/>
@@ -16985,7 +17273,7 @@
       </w:pPr>
     </w:lvl>
   </w:abstractNum>
-  <w:abstractNum w:abstractNumId="17" w15:restartNumberingAfterBreak="0">
+  <w:abstractNum w:abstractNumId="18" w15:restartNumberingAfterBreak="0">
     <w:nsid w:val="5DDA3E48"/>
     <w:multiLevelType w:val="hybridMultilevel"/>
     <w:tmpl w:val="878446CA"/>
@@ -17075,7 +17363,7 @@
       </w:pPr>
     </w:lvl>
   </w:abstractNum>
-  <w:abstractNum w:abstractNumId="18" w15:restartNumberingAfterBreak="0">
+  <w:abstractNum w:abstractNumId="19" w15:restartNumberingAfterBreak="0">
     <w:nsid w:val="5E965F02"/>
     <w:multiLevelType w:val="hybridMultilevel"/>
     <w:tmpl w:val="0C465488"/>
@@ -17188,7 +17476,7 @@
       </w:rPr>
     </w:lvl>
   </w:abstractNum>
-  <w:abstractNum w:abstractNumId="19" w15:restartNumberingAfterBreak="0">
+  <w:abstractNum w:abstractNumId="20" w15:restartNumberingAfterBreak="0">
     <w:nsid w:val="614E31C4"/>
     <w:multiLevelType w:val="hybridMultilevel"/>
     <w:tmpl w:val="D8FE1BE2"/>
@@ -17301,7 +17589,7 @@
       </w:rPr>
     </w:lvl>
   </w:abstractNum>
-  <w:abstractNum w:abstractNumId="20" w15:restartNumberingAfterBreak="0">
+  <w:abstractNum w:abstractNumId="21" w15:restartNumberingAfterBreak="0">
     <w:nsid w:val="657B59B4"/>
     <w:multiLevelType w:val="hybridMultilevel"/>
     <w:tmpl w:val="33C21224"/>
@@ -17414,7 +17702,7 @@
       </w:rPr>
     </w:lvl>
   </w:abstractNum>
-  <w:abstractNum w:abstractNumId="21" w15:restartNumberingAfterBreak="0">
+  <w:abstractNum w:abstractNumId="22" w15:restartNumberingAfterBreak="0">
     <w:nsid w:val="67767198"/>
     <w:multiLevelType w:val="multilevel"/>
     <w:tmpl w:val="4656E894"/>
@@ -17527,7 +17815,7 @@
       </w:pPr>
     </w:lvl>
   </w:abstractNum>
-  <w:abstractNum w:abstractNumId="22" w15:restartNumberingAfterBreak="0">
+  <w:abstractNum w:abstractNumId="23" w15:restartNumberingAfterBreak="0">
     <w:nsid w:val="71701861"/>
     <w:multiLevelType w:val="multilevel"/>
     <w:tmpl w:val="E458A1E4"/>
@@ -17672,7 +17960,7 @@
       </w:rPr>
     </w:lvl>
   </w:abstractNum>
-  <w:abstractNum w:abstractNumId="23" w15:restartNumberingAfterBreak="0">
+  <w:abstractNum w:abstractNumId="24" w15:restartNumberingAfterBreak="0">
     <w:nsid w:val="717606FD"/>
     <w:multiLevelType w:val="multilevel"/>
     <w:tmpl w:val="BB7AB83E"/>
@@ -17791,7 +18079,7 @@
       </w:rPr>
     </w:lvl>
   </w:abstractNum>
-  <w:abstractNum w:abstractNumId="24" w15:restartNumberingAfterBreak="0">
+  <w:abstractNum w:abstractNumId="25" w15:restartNumberingAfterBreak="0">
     <w:nsid w:val="79C67696"/>
     <w:multiLevelType w:val="hybridMultilevel"/>
     <w:tmpl w:val="4AC6F134"/>
@@ -17904,7 +18192,7 @@
       </w:rPr>
     </w:lvl>
   </w:abstractNum>
-  <w:abstractNum w:abstractNumId="25" w15:restartNumberingAfterBreak="0">
+  <w:abstractNum w:abstractNumId="26" w15:restartNumberingAfterBreak="0">
     <w:nsid w:val="7E607B4C"/>
     <w:multiLevelType w:val="hybridMultilevel"/>
     <w:tmpl w:val="AAB0D252"/>
@@ -18017,7 +18305,7 @@
       </w:rPr>
     </w:lvl>
   </w:abstractNum>
-  <w:abstractNum w:abstractNumId="26" w15:restartNumberingAfterBreak="0">
+  <w:abstractNum w:abstractNumId="27" w15:restartNumberingAfterBreak="0">
     <w:nsid w:val="7FF3663C"/>
     <w:multiLevelType w:val="hybridMultilevel"/>
     <w:tmpl w:val="C5C6BCF0"/>
@@ -18131,19 +18419,19 @@
     </w:lvl>
   </w:abstractNum>
   <w:num w:numId="1">
-    <w:abstractNumId w:val="12"/>
+    <w:abstractNumId w:val="13"/>
   </w:num>
   <w:num w:numId="2">
     <w:abstractNumId w:val="8"/>
   </w:num>
   <w:num w:numId="3">
-    <w:abstractNumId w:val="18"/>
+    <w:abstractNumId w:val="19"/>
   </w:num>
   <w:num w:numId="4">
-    <w:abstractNumId w:val="20"/>
+    <w:abstractNumId w:val="21"/>
   </w:num>
   <w:num w:numId="5">
-    <w:abstractNumId w:val="19"/>
+    <w:abstractNumId w:val="20"/>
   </w:num>
   <w:num w:numId="6">
     <w:abstractNumId w:val="4"/>
@@ -18152,16 +18440,16 @@
     <w:abstractNumId w:val="3"/>
   </w:num>
   <w:num w:numId="8">
-    <w:abstractNumId w:val="24"/>
+    <w:abstractNumId w:val="25"/>
   </w:num>
   <w:num w:numId="9">
-    <w:abstractNumId w:val="10"/>
+    <w:abstractNumId w:val="11"/>
   </w:num>
   <w:num w:numId="10">
-    <w:abstractNumId w:val="11"/>
+    <w:abstractNumId w:val="12"/>
   </w:num>
   <w:num w:numId="11">
-    <w:abstractNumId w:val="23"/>
+    <w:abstractNumId w:val="24"/>
   </w:num>
   <w:num w:numId="12">
     <w:abstractNumId w:val="7"/>
@@ -18170,22 +18458,22 @@
     <w:abstractNumId w:val="0"/>
   </w:num>
   <w:num w:numId="14">
-    <w:abstractNumId w:val="26"/>
+    <w:abstractNumId w:val="27"/>
   </w:num>
   <w:num w:numId="15">
     <w:abstractNumId w:val="5"/>
   </w:num>
   <w:num w:numId="16">
-    <w:abstractNumId w:val="21"/>
+    <w:abstractNumId w:val="22"/>
   </w:num>
   <w:num w:numId="17">
-    <w:abstractNumId w:val="17"/>
+    <w:abstractNumId w:val="18"/>
   </w:num>
   <w:num w:numId="18">
-    <w:abstractNumId w:val="22"/>
+    <w:abstractNumId w:val="23"/>
   </w:num>
   <w:num w:numId="19">
-    <w:abstractNumId w:val="25"/>
+    <w:abstractNumId w:val="26"/>
   </w:num>
   <w:num w:numId="20">
     <w:abstractNumId w:val="9"/>
@@ -18194,10 +18482,10 @@
     <w:abstractNumId w:val="2"/>
   </w:num>
   <w:num w:numId="22">
-    <w:abstractNumId w:val="13"/>
+    <w:abstractNumId w:val="14"/>
   </w:num>
   <w:num w:numId="23">
-    <w:abstractNumId w:val="15"/>
+    <w:abstractNumId w:val="16"/>
   </w:num>
   <w:num w:numId="24">
     <w:abstractNumId w:val="6"/>
@@ -18206,19 +18494,22 @@
     <w:abstractNumId w:val="1"/>
   </w:num>
   <w:num w:numId="26">
-    <w:abstractNumId w:val="23"/>
+    <w:abstractNumId w:val="24"/>
   </w:num>
   <w:num w:numId="27">
-    <w:abstractNumId w:val="14"/>
+    <w:abstractNumId w:val="15"/>
   </w:num>
   <w:num w:numId="28">
-    <w:abstractNumId w:val="16"/>
+    <w:abstractNumId w:val="17"/>
   </w:num>
   <w:num w:numId="29">
-    <w:abstractNumId w:val="17"/>
+    <w:abstractNumId w:val="18"/>
     <w:lvlOverride w:ilvl="0">
       <w:startOverride w:val="1"/>
     </w:lvlOverride>
+  </w:num>
+  <w:num w:numId="30">
+    <w:abstractNumId w:val="10"/>
   </w:num>
 </w:numbering>
 </file>

--- a/OEMS - 20225/Document/System Design and Implementation.docx
+++ b/OEMS - 20225/Document/System Design and Implementation.docx
@@ -579,22 +579,12 @@
     </w:p>
     <w:p>
       <w:pPr>
-        <w:pStyle w:val="ListParagraph"/>
-        <w:numPr>
-          <w:ilvl w:val="0"/>
-          <w:numId w:val="7"/>
-        </w:numPr>
+        <w:pStyle w:val="Heading2"/>
         <w:rPr>
           <w:rFonts w:hint="eastAsia"/>
-          <w:b/>
-          <w:bCs/>
-        </w:rPr>
-      </w:pPr>
-      <w:r>
-        <w:rPr>
-          <w:b/>
-          <w:bCs/>
-        </w:rPr>
+        </w:rPr>
+      </w:pPr>
+      <w:r>
         <w:t>Role-based Access Control: (RBAC)</w:t>
       </w:r>
     </w:p>
@@ -1057,31 +1047,13 @@
     </w:p>
     <w:p>
       <w:pPr>
-        <w:pStyle w:val="ListParagraph"/>
-        <w:numPr>
-          <w:ilvl w:val="0"/>
-          <w:numId w:val="7"/>
-        </w:numPr>
+        <w:pStyle w:val="Heading2"/>
         <w:rPr>
           <w:rFonts w:hint="eastAsia"/>
-          <w:b/>
-          <w:bCs/>
-        </w:rPr>
-      </w:pPr>
-      <w:r>
-        <w:rPr>
-          <w:rFonts w:ascii="Times New Roman" w:hAnsi="Times New Roman"/>
-          <w:b/>
-          <w:bCs/>
-        </w:rPr>
-        <w:t>Technology</w:t>
-      </w:r>
-      <w:r>
-        <w:rPr>
-          <w:b/>
-          <w:bCs/>
-        </w:rPr>
-        <w:t xml:space="preserve"> Stack</w:t>
+        </w:rPr>
+      </w:pPr>
+      <w:r>
+        <w:t>Technology Stack</w:t>
       </w:r>
     </w:p>
     <w:tbl>
@@ -1960,68 +1932,26 @@
         </w:tc>
       </w:tr>
     </w:tbl>
+    <w:p/>
     <w:p>
       <w:pPr>
+        <w:pStyle w:val="Heading2"/>
         <w:rPr>
           <w:rFonts w:hint="eastAsia"/>
         </w:rPr>
       </w:pPr>
+      <w:r>
+        <w:t>Database Design</w:t>
+      </w:r>
     </w:p>
     <w:p>
       <w:pPr>
-        <w:pStyle w:val="Heading1"/>
-      </w:pPr>
-      <w:r>
-        <w:t xml:space="preserve">System </w:t>
-      </w:r>
-      <w:r>
-        <w:t>Implementation</w:t>
-      </w:r>
-    </w:p>
-    <w:p>
-      <w:pPr>
-        <w:pStyle w:val="Heading2"/>
-        <w:rPr>
-          <w:rFonts w:hint="eastAsia"/>
-        </w:rPr>
-      </w:pPr>
-      <w:r>
-        <w:t>Database Design</w:t>
-      </w:r>
-    </w:p>
-    <w:p>
-      <w:pPr>
-        <w:pStyle w:val="ListParagraph"/>
-        <w:numPr>
-          <w:ilvl w:val="0"/>
-          <w:numId w:val="25"/>
-        </w:numPr>
-        <w:rPr>
-          <w:rFonts w:ascii="Times New Roman" w:eastAsia="SimSun" w:hAnsi="Times New Roman"/>
-          <w:b/>
-          <w:bCs/>
-          <w:sz w:val="24"/>
-          <w:szCs w:val="24"/>
-        </w:rPr>
-      </w:pPr>
-      <w:r>
-        <w:rPr>
-          <w:rFonts w:ascii="Times New Roman" w:eastAsia="SimSun" w:hAnsi="Times New Roman"/>
-          <w:b/>
-          <w:bCs/>
-          <w:sz w:val="24"/>
-          <w:szCs w:val="24"/>
-        </w:rPr>
+        <w:pStyle w:val="Heading3"/>
+      </w:pPr>
+      <w:r>
         <w:t>身份与访问控制</w:t>
       </w:r>
       <w:r>
-        <w:rPr>
-          <w:rFonts w:ascii="Times New Roman" w:eastAsia="SimSun" w:hAnsi="Times New Roman"/>
-          <w:b/>
-          <w:bCs/>
-          <w:sz w:val="24"/>
-          <w:szCs w:val="24"/>
-        </w:rPr>
         <w:t xml:space="preserve"> (Identity &amp; Access Control)</w:t>
       </w:r>
     </w:p>
@@ -2331,14 +2261,7 @@
                 <w:rFonts w:ascii="Times New Roman" w:eastAsia="SimSun" w:hAnsi="Times New Roman"/>
                 <w:sz w:val="21"/>
               </w:rPr>
-              <w:t>用户</w:t>
-            </w:r>
-            <w:r>
-              <w:rPr>
-                <w:rFonts w:ascii="Times New Roman" w:eastAsia="SimSun" w:hAnsi="Times New Roman"/>
-                <w:sz w:val="21"/>
-              </w:rPr>
-              <w:t>编号</w:t>
+              <w:t>用户编号</w:t>
             </w:r>
           </w:p>
         </w:tc>
@@ -2410,14 +2333,7 @@
                 <w:rFonts w:ascii="Times New Roman" w:eastAsia="SimSun" w:hAnsi="Times New Roman"/>
                 <w:sz w:val="21"/>
               </w:rPr>
-              <w:t>v</w:t>
-            </w:r>
-            <w:r>
-              <w:rPr>
-                <w:rFonts w:ascii="Times New Roman" w:eastAsia="SimSun" w:hAnsi="Times New Roman"/>
-                <w:sz w:val="21"/>
-              </w:rPr>
-              <w:t>archar (10)</w:t>
+              <w:t>varchar (10)</w:t>
             </w:r>
           </w:p>
         </w:tc>
@@ -2512,6 +2428,7 @@
                 <w:sz w:val="21"/>
               </w:rPr>
             </w:pPr>
+            <w:proofErr w:type="spellStart"/>
             <w:r>
               <w:rPr>
                 <w:rFonts w:ascii="Times New Roman" w:eastAsia="SimSun" w:hAnsi="Times New Roman"/>
@@ -2526,6 +2443,7 @@
               </w:rPr>
               <w:t>ame</w:t>
             </w:r>
+            <w:proofErr w:type="spellEnd"/>
           </w:p>
         </w:tc>
         <w:tc>
@@ -2687,14 +2605,7 @@
                 <w:rFonts w:ascii="Times New Roman" w:eastAsia="SimSun" w:hAnsi="Times New Roman"/>
                 <w:sz w:val="21"/>
               </w:rPr>
-              <w:t xml:space="preserve">varchar </w:t>
-            </w:r>
-            <w:r>
-              <w:rPr>
-                <w:rFonts w:ascii="Times New Roman" w:eastAsia="SimSun" w:hAnsi="Times New Roman"/>
-                <w:sz w:val="21"/>
-              </w:rPr>
-              <w:t>(256)</w:t>
+              <w:t>varchar (256)</w:t>
             </w:r>
           </w:p>
         </w:tc>
@@ -2894,7 +2805,6 @@
                 <w:rFonts w:ascii="Times New Roman" w:eastAsia="SimSun" w:hAnsi="Times New Roman"/>
                 <w:sz w:val="21"/>
               </w:rPr>
-              <w:lastRenderedPageBreak/>
               <w:t>d</w:t>
             </w:r>
             <w:r>
@@ -3016,6 +2926,7 @@
                 <w:rFonts w:ascii="Times New Roman" w:eastAsia="SimSun" w:hAnsi="Times New Roman"/>
                 <w:sz w:val="21"/>
               </w:rPr>
+              <w:lastRenderedPageBreak/>
               <w:t>gender</w:t>
             </w:r>
           </w:p>
@@ -3151,14 +3062,7 @@
                 <w:rFonts w:ascii="Times New Roman" w:eastAsia="SimSun" w:hAnsi="Times New Roman"/>
                 <w:sz w:val="21"/>
               </w:rPr>
-              <w:t>e</w:t>
-            </w:r>
-            <w:r>
-              <w:rPr>
-                <w:rFonts w:ascii="Times New Roman" w:eastAsia="SimSun" w:hAnsi="Times New Roman"/>
-                <w:sz w:val="21"/>
-              </w:rPr>
-              <w:t>mail</w:t>
+              <w:t>email</w:t>
             </w:r>
           </w:p>
         </w:tc>
@@ -3286,21 +3190,7 @@
                 <w:rFonts w:ascii="Times New Roman" w:eastAsia="SimSun" w:hAnsi="Times New Roman"/>
                 <w:sz w:val="21"/>
               </w:rPr>
-              <w:t>p</w:t>
-            </w:r>
-            <w:r>
-              <w:rPr>
-                <w:rFonts w:ascii="Times New Roman" w:eastAsia="SimSun" w:hAnsi="Times New Roman"/>
-                <w:sz w:val="21"/>
-              </w:rPr>
-              <w:t>hone</w:t>
-            </w:r>
-            <w:r>
-              <w:rPr>
-                <w:rFonts w:ascii="Times New Roman" w:eastAsia="SimSun" w:hAnsi="Times New Roman"/>
-                <w:sz w:val="21"/>
-              </w:rPr>
-              <w:t>_number</w:t>
+              <w:t>phone_number</w:t>
             </w:r>
           </w:p>
         </w:tc>
@@ -4174,31 +4064,12 @@
     </w:p>
     <w:p>
       <w:pPr>
-        <w:pStyle w:val="ListParagraph"/>
-        <w:numPr>
-          <w:ilvl w:val="0"/>
-          <w:numId w:val="25"/>
-        </w:numPr>
-        <w:rPr>
-          <w:rFonts w:ascii="Times New Roman" w:hAnsi="Times New Roman"/>
-          <w:b/>
-          <w:bCs/>
-        </w:rPr>
-      </w:pPr>
-      <w:r>
-        <w:rPr>
-          <w:rFonts w:ascii="Times New Roman" w:eastAsia="SimSun" w:hAnsi="Times New Roman"/>
-          <w:b/>
-          <w:bCs/>
-        </w:rPr>
+        <w:pStyle w:val="Heading3"/>
+      </w:pPr>
+      <w:r>
         <w:t>学术结构与管理</w:t>
       </w:r>
       <w:r>
-        <w:rPr>
-          <w:rFonts w:ascii="Times New Roman" w:eastAsia="SimSun" w:hAnsi="Times New Roman"/>
-          <w:b/>
-          <w:bCs/>
-        </w:rPr>
         <w:t>(Academic Structure)</w:t>
       </w:r>
     </w:p>
@@ -4250,6 +4121,7 @@
         </w:rPr>
         <w:t>（</w:t>
       </w:r>
+      <w:proofErr w:type="spellStart"/>
       <w:r>
         <w:rPr>
           <w:rFonts w:ascii="Times New Roman" w:eastAsia="SimSun" w:hAnsi="Times New Roman"/>
@@ -4268,6 +4140,7 @@
         </w:rPr>
         <w:t>_info</w:t>
       </w:r>
+      <w:proofErr w:type="spellEnd"/>
       <w:r>
         <w:rPr>
           <w:rFonts w:ascii="SimSun" w:eastAsia="SimSun" w:hAnsi="SimSun"/>
@@ -5511,30 +5384,14 @@
                 <w:sz w:val="21"/>
               </w:rPr>
             </w:pPr>
-            <w:r>
-              <w:rPr>
-                <w:sz w:val="21"/>
-              </w:rPr>
-              <w:t>p</w:t>
-            </w:r>
-            <w:r>
-              <w:rPr>
-                <w:sz w:val="21"/>
-              </w:rPr>
-              <w:t>arent</w:t>
-            </w:r>
-            <w:r>
-              <w:rPr>
-                <w:sz w:val="21"/>
-              </w:rPr>
-              <w:t>_</w:t>
-            </w:r>
-            <w:r>
-              <w:rPr>
-                <w:sz w:val="21"/>
-              </w:rPr>
-              <w:t>id</w:t>
-            </w:r>
+            <w:proofErr w:type="spellStart"/>
+            <w:r>
+              <w:rPr>
+                <w:sz w:val="21"/>
+              </w:rPr>
+              <w:t>parent_id</w:t>
+            </w:r>
+            <w:proofErr w:type="spellEnd"/>
           </w:p>
         </w:tc>
         <w:tc>
@@ -5807,6 +5664,7 @@
         </w:rPr>
         <w:t>（</w:t>
       </w:r>
+      <w:proofErr w:type="spellStart"/>
       <w:r>
         <w:rPr>
           <w:rFonts w:ascii="SimSun" w:eastAsia="SimSun" w:hAnsi="SimSun"/>
@@ -5816,6 +5674,7 @@
         </w:rPr>
         <w:t>class_info</w:t>
       </w:r>
+      <w:proofErr w:type="spellEnd"/>
       <w:r>
         <w:rPr>
           <w:rFonts w:ascii="SimSun" w:eastAsia="SimSun" w:hAnsi="SimSun"/>
@@ -6824,7 +6683,6 @@
                 <w:sz w:val="21"/>
               </w:rPr>
             </w:pPr>
-            <w:proofErr w:type="spellStart"/>
             <w:r>
               <w:rPr>
                 <w:rFonts w:ascii="Times New Roman" w:eastAsia="SimSun" w:hAnsi="Times New Roman"/>
@@ -6846,7 +6704,6 @@
               </w:rPr>
               <w:t>serial</w:t>
             </w:r>
-            <w:proofErr w:type="spellEnd"/>
           </w:p>
         </w:tc>
         <w:tc>
@@ -7184,56 +7041,13 @@
     </w:p>
     <w:p>
       <w:pPr>
-        <w:pStyle w:val="ListParagraph"/>
-        <w:numPr>
-          <w:ilvl w:val="0"/>
-          <w:numId w:val="25"/>
-        </w:numPr>
-        <w:rPr>
-          <w:rFonts w:ascii="Times New Roman" w:hAnsi="Times New Roman"/>
-          <w:b/>
-          <w:bCs/>
-        </w:rPr>
-      </w:pPr>
-      <w:r>
-        <w:rPr>
-          <w:rFonts w:ascii="Times New Roman" w:hAnsi="Times New Roman"/>
-          <w:b/>
-          <w:bCs/>
-        </w:rPr>
-        <w:t>题库</w:t>
-      </w:r>
-      <w:r>
-        <w:rPr>
-          <w:rFonts w:ascii="Times New Roman" w:hAnsi="Times New Roman"/>
-          <w:b/>
-          <w:bCs/>
-        </w:rPr>
-        <w:t>系统</w:t>
-      </w:r>
-      <w:r>
-        <w:rPr>
-          <w:rFonts w:ascii="Times New Roman" w:hAnsi="Times New Roman"/>
-          <w:b/>
-          <w:bCs/>
-        </w:rPr>
-        <w:t xml:space="preserve"> (Question</w:t>
-      </w:r>
-      <w:r>
-        <w:rPr>
-          <w:rFonts w:ascii="Times New Roman" w:hAnsi="Times New Roman"/>
-          <w:b/>
-          <w:bCs/>
-        </w:rPr>
-        <w:t xml:space="preserve"> Repository</w:t>
-      </w:r>
-      <w:r>
-        <w:rPr>
-          <w:rFonts w:ascii="Times New Roman" w:hAnsi="Times New Roman"/>
-          <w:b/>
-          <w:bCs/>
-        </w:rPr>
-        <w:t>)</w:t>
+        <w:pStyle w:val="Heading3"/>
+      </w:pPr>
+      <w:r>
+        <w:t>题库系统</w:t>
+      </w:r>
+      <w:r>
+        <w:t xml:space="preserve"> (Question Repository)</w:t>
       </w:r>
     </w:p>
     <w:p>
@@ -7297,25 +7111,7 @@
           <w:bCs/>
           <w:sz w:val="21"/>
         </w:rPr>
-        <w:t>(</w:t>
-      </w:r>
-      <w:r>
-        <w:rPr>
-          <w:rFonts w:ascii="SimSun" w:eastAsia="SimSun" w:hAnsi="SimSun"/>
-          <w:b/>
-          <w:bCs/>
-          <w:sz w:val="21"/>
-        </w:rPr>
-        <w:t>question_b</w:t>
-      </w:r>
-      <w:r>
-        <w:rPr>
-          <w:rFonts w:ascii="SimSun" w:eastAsia="SimSun" w:hAnsi="SimSun"/>
-          <w:b/>
-          <w:bCs/>
-          <w:sz w:val="21"/>
-        </w:rPr>
-        <w:t>ank)</w:t>
+        <w:t>(question_bank)</w:t>
       </w:r>
     </w:p>
     <w:tbl>
@@ -7728,6 +7524,7 @@
                 <w:sz w:val="21"/>
               </w:rPr>
             </w:pPr>
+            <w:proofErr w:type="spellStart"/>
             <w:r>
               <w:rPr>
                 <w:rFonts w:ascii="Times New Roman" w:eastAsia="SimSun" w:hAnsi="Times New Roman"/>
@@ -7735,6 +7532,7 @@
               </w:rPr>
               <w:t>topic_id</w:t>
             </w:r>
+            <w:proofErr w:type="spellEnd"/>
           </w:p>
         </w:tc>
         <w:tc>
@@ -8289,6 +8087,7 @@
                 <w:sz w:val="21"/>
               </w:rPr>
             </w:pPr>
+            <w:proofErr w:type="spellStart"/>
             <w:r>
               <w:rPr>
                 <w:rFonts w:ascii="Times New Roman" w:eastAsia="SimSun" w:hAnsi="Times New Roman"/>
@@ -8296,6 +8095,7 @@
               </w:rPr>
               <w:t>lang_code</w:t>
             </w:r>
+            <w:proofErr w:type="spellEnd"/>
           </w:p>
         </w:tc>
         <w:tc>
@@ -8398,7 +8198,35 @@
                 <w:rFonts w:ascii="Times New Roman" w:eastAsia="SimSun" w:hAnsi="Times New Roman"/>
               </w:rPr>
               <w:lastRenderedPageBreak/>
-              <w:t>(zh, kh, en)</w:t>
+              <w:t>(</w:t>
+            </w:r>
+            <w:proofErr w:type="spellStart"/>
+            <w:r>
+              <w:rPr>
+                <w:rFonts w:ascii="Times New Roman" w:eastAsia="SimSun" w:hAnsi="Times New Roman"/>
+              </w:rPr>
+              <w:t>zh</w:t>
+            </w:r>
+            <w:proofErr w:type="spellEnd"/>
+            <w:r>
+              <w:rPr>
+                <w:rFonts w:ascii="Times New Roman" w:eastAsia="SimSun" w:hAnsi="Times New Roman"/>
+              </w:rPr>
+              <w:t xml:space="preserve">, </w:t>
+            </w:r>
+            <w:proofErr w:type="spellStart"/>
+            <w:r>
+              <w:rPr>
+                <w:rFonts w:ascii="Times New Roman" w:eastAsia="SimSun" w:hAnsi="Times New Roman"/>
+              </w:rPr>
+              <w:t>kh</w:t>
+            </w:r>
+            <w:proofErr w:type="spellEnd"/>
+            <w:r>
+              <w:rPr>
+                <w:rFonts w:ascii="Times New Roman" w:eastAsia="SimSun" w:hAnsi="Times New Roman"/>
+              </w:rPr>
+              <w:t>, en)</w:t>
             </w:r>
           </w:p>
         </w:tc>
@@ -8767,6 +8595,7 @@
                 <w:sz w:val="21"/>
               </w:rPr>
             </w:pPr>
+            <w:proofErr w:type="spellStart"/>
             <w:r>
               <w:rPr>
                 <w:rFonts w:ascii="Times New Roman" w:eastAsia="SimSun" w:hAnsi="Times New Roman"/>
@@ -8774,6 +8603,7 @@
               </w:rPr>
               <w:t>question_id</w:t>
             </w:r>
+            <w:proofErr w:type="spellEnd"/>
           </w:p>
         </w:tc>
         <w:tc>
@@ -9108,24 +8938,13 @@
     </w:p>
     <w:p>
       <w:pPr>
-        <w:pStyle w:val="ListParagraph"/>
-        <w:numPr>
-          <w:ilvl w:val="0"/>
-          <w:numId w:val="25"/>
-        </w:numPr>
-        <w:rPr>
-          <w:rFonts w:ascii="SimSun" w:eastAsia="SimSun" w:hAnsi="SimSun"/>
-          <w:b/>
-          <w:bCs/>
-        </w:rPr>
-      </w:pPr>
-      <w:r>
-        <w:rPr>
-          <w:rFonts w:ascii="SimSun" w:eastAsia="SimSun" w:hAnsi="SimSun"/>
-          <w:b/>
-          <w:bCs/>
-        </w:rPr>
-        <w:t>考试引擎与实时会话 (Exam Engine &amp; Session)</w:t>
+        <w:pStyle w:val="Heading3"/>
+      </w:pPr>
+      <w:r>
+        <w:t>考试引擎与实时会话</w:t>
+      </w:r>
+      <w:r>
+        <w:t xml:space="preserve"> (Exam Engine &amp; Session)</w:t>
       </w:r>
     </w:p>
     <w:p>
@@ -10855,12 +10674,14 @@
                 <w:sz w:val="21"/>
               </w:rPr>
             </w:pPr>
+            <w:proofErr w:type="spellStart"/>
             <w:r>
               <w:rPr>
                 <w:rFonts w:ascii="Times New Roman" w:eastAsia="SimSun" w:hAnsi="Times New Roman"/>
               </w:rPr>
               <w:t>jsonb</w:t>
             </w:r>
+            <w:proofErr w:type="spellEnd"/>
           </w:p>
         </w:tc>
         <w:tc>
@@ -11178,31 +10999,12 @@
     </w:p>
     <w:p>
       <w:pPr>
-        <w:pStyle w:val="ListParagraph"/>
-        <w:numPr>
-          <w:ilvl w:val="0"/>
-          <w:numId w:val="25"/>
-        </w:numPr>
-        <w:rPr>
-          <w:rFonts w:ascii="Times New Roman" w:eastAsia="SimSun" w:hAnsi="Times New Roman"/>
-          <w:b/>
-          <w:bCs/>
-        </w:rPr>
-      </w:pPr>
-      <w:r>
-        <w:rPr>
-          <w:rFonts w:ascii="Times New Roman" w:eastAsia="SimSun" w:hAnsi="Times New Roman"/>
-          <w:b/>
-          <w:bCs/>
-        </w:rPr>
+        <w:pStyle w:val="Heading3"/>
+      </w:pPr>
+      <w:r>
         <w:t>成绩与排行榜</w:t>
       </w:r>
       <w:r>
-        <w:rPr>
-          <w:rFonts w:ascii="Times New Roman" w:eastAsia="SimSun" w:hAnsi="Times New Roman"/>
-          <w:b/>
-          <w:bCs/>
-        </w:rPr>
         <w:t xml:space="preserve"> (Results &amp; Ranking)</w:t>
       </w:r>
     </w:p>
@@ -11245,6 +11047,7 @@
         </w:rPr>
         <w:t xml:space="preserve"> (</w:t>
       </w:r>
+      <w:proofErr w:type="spellStart"/>
       <w:r>
         <w:rPr>
           <w:rFonts w:ascii="SimSun" w:eastAsia="SimSun" w:hAnsi="SimSun"/>
@@ -11254,6 +11057,7 @@
         </w:rPr>
         <w:t>exam_ranking</w:t>
       </w:r>
+      <w:proofErr w:type="spellEnd"/>
       <w:r>
         <w:rPr>
           <w:rFonts w:ascii="SimSun" w:eastAsia="SimSun" w:hAnsi="SimSun"/>
@@ -12113,14 +11917,2279 @@
     </w:p>
     <w:p>
       <w:pPr>
-        <w:rPr>
-          <w:rFonts w:hint="eastAsia"/>
-        </w:rPr>
-      </w:pPr>
+        <w:pStyle w:val="Heading3"/>
+      </w:pPr>
+      <w:r>
+        <w:t>Exam Service Related</w:t>
+      </w:r>
     </w:p>
     <w:p>
       <w:pPr>
+        <w:spacing w:after="240" w:line="300" w:lineRule="exact"/>
+        <w:ind w:firstLine="422"/>
+        <w:jc w:val="center"/>
+        <w:rPr>
+          <w:rFonts w:ascii="SimSun" w:eastAsia="SimSun" w:hAnsi="SimSun"/>
+          <w:b/>
+          <w:bCs/>
+          <w:sz w:val="21"/>
+        </w:rPr>
+      </w:pPr>
+      <w:r>
+        <w:rPr>
+          <w:rFonts w:ascii="SimSun" w:eastAsia="SimSun" w:hAnsi="SimSun"/>
+          <w:b/>
+          <w:bCs/>
+          <w:sz w:val="21"/>
+        </w:rPr>
+        <w:t>表3.</w:t>
+      </w:r>
+      <w:r>
+        <w:rPr>
+          <w:rFonts w:ascii="SimSun" w:eastAsia="SimSun" w:hAnsi="SimSun"/>
+          <w:b/>
+          <w:bCs/>
+          <w:sz w:val="21"/>
+        </w:rPr>
+        <w:t>10</w:t>
+      </w:r>
+      <w:r>
+        <w:rPr>
+          <w:rFonts w:ascii="SimSun" w:eastAsia="SimSun" w:hAnsi="SimSun"/>
+          <w:b/>
+          <w:bCs/>
+          <w:sz w:val="21"/>
+        </w:rPr>
+        <w:t xml:space="preserve"> (</w:t>
+      </w:r>
+      <w:r>
+        <w:rPr>
+          <w:rFonts w:ascii="SimSun" w:eastAsia="SimSun" w:hAnsi="SimSun"/>
+          <w:b/>
+          <w:bCs/>
+          <w:sz w:val="21"/>
+        </w:rPr>
+        <w:t>exam_</w:t>
+      </w:r>
+      <w:r>
+        <w:rPr>
+          <w:rFonts w:ascii="SimSun" w:eastAsia="SimSun" w:hAnsi="SimSun"/>
+          <w:b/>
+          <w:bCs/>
+          <w:sz w:val="21"/>
+        </w:rPr>
+        <w:t>info</w:t>
+      </w:r>
+      <w:r>
+        <w:rPr>
+          <w:rFonts w:ascii="SimSun" w:eastAsia="SimSun" w:hAnsi="SimSun"/>
+          <w:b/>
+          <w:bCs/>
+          <w:sz w:val="21"/>
+        </w:rPr>
+        <w:t>)</w:t>
+      </w:r>
+    </w:p>
+    <w:tbl>
+      <w:tblPr>
+        <w:tblW w:w="9357" w:type="dxa"/>
+        <w:tblBorders>
+          <w:top w:val="single" w:sz="12" w:space="0" w:color="auto"/>
+          <w:left w:val="single" w:sz="12" w:space="0" w:color="E7E6E6"/>
+          <w:bottom w:val="single" w:sz="12" w:space="0" w:color="auto"/>
+          <w:right w:val="single" w:sz="12" w:space="0" w:color="E7E6E6"/>
+          <w:insideH w:val="single" w:sz="12" w:space="0" w:color="auto"/>
+          <w:insideV w:val="single" w:sz="12" w:space="0" w:color="E7E6E6"/>
+        </w:tblBorders>
+        <w:tblLayout w:type="fixed"/>
+        <w:tblLook w:val="0000" w:firstRow="0" w:lastRow="0" w:firstColumn="0" w:lastColumn="0" w:noHBand="0" w:noVBand="0"/>
+      </w:tblPr>
+      <w:tblGrid>
+        <w:gridCol w:w="2253"/>
+        <w:gridCol w:w="1701"/>
+        <w:gridCol w:w="2694"/>
+        <w:gridCol w:w="2709"/>
+      </w:tblGrid>
+      <w:tr>
+        <w:tc>
+          <w:tcPr>
+            <w:tcW w:w="2253" w:type="dxa"/>
+            <w:tcBorders>
+              <w:top w:val="single" w:sz="12" w:space="0" w:color="70AD47" w:themeColor="accent6"/>
+              <w:left w:val="single" w:sz="2" w:space="0" w:color="70AD47" w:themeColor="accent6"/>
+              <w:bottom w:val="single" w:sz="12" w:space="0" w:color="70AD47" w:themeColor="accent6"/>
+              <w:right w:val="single" w:sz="2" w:space="0" w:color="70AD47" w:themeColor="accent6"/>
+            </w:tcBorders>
+            <w:vAlign w:val="center"/>
+          </w:tcPr>
+          <w:p>
+            <w:pPr>
+              <w:spacing w:after="240" w:line="300" w:lineRule="exact"/>
+              <w:ind w:firstLine="422"/>
+              <w:jc w:val="center"/>
+              <w:rPr>
+                <w:rFonts w:ascii="SimSun" w:eastAsia="SimSun" w:hAnsi="SimSun"/>
+                <w:b/>
+                <w:bCs/>
+                <w:sz w:val="21"/>
+              </w:rPr>
+            </w:pPr>
+            <w:r>
+              <w:rPr>
+                <w:rFonts w:ascii="SimSun" w:eastAsia="SimSun" w:hAnsi="SimSun"/>
+                <w:b/>
+                <w:bCs/>
+                <w:sz w:val="21"/>
+              </w:rPr>
+              <w:t>字段名称</w:t>
+            </w:r>
+          </w:p>
+        </w:tc>
+        <w:tc>
+          <w:tcPr>
+            <w:tcW w:w="1701" w:type="dxa"/>
+            <w:tcBorders>
+              <w:top w:val="single" w:sz="12" w:space="0" w:color="70AD47" w:themeColor="accent6"/>
+              <w:left w:val="single" w:sz="2" w:space="0" w:color="70AD47" w:themeColor="accent6"/>
+              <w:bottom w:val="single" w:sz="12" w:space="0" w:color="70AD47" w:themeColor="accent6"/>
+              <w:right w:val="single" w:sz="2" w:space="0" w:color="70AD47" w:themeColor="accent6"/>
+            </w:tcBorders>
+            <w:vAlign w:val="center"/>
+          </w:tcPr>
+          <w:p>
+            <w:pPr>
+              <w:spacing w:after="240" w:line="300" w:lineRule="exact"/>
+              <w:ind w:firstLine="422"/>
+              <w:jc w:val="center"/>
+              <w:rPr>
+                <w:rFonts w:ascii="SimSun" w:eastAsia="SimSun" w:hAnsi="SimSun"/>
+                <w:b/>
+                <w:bCs/>
+                <w:sz w:val="21"/>
+              </w:rPr>
+            </w:pPr>
+            <w:r>
+              <w:rPr>
+                <w:rFonts w:ascii="SimSun" w:eastAsia="SimSun" w:hAnsi="SimSun"/>
+                <w:b/>
+                <w:bCs/>
+                <w:sz w:val="21"/>
+              </w:rPr>
+              <w:t>类型宽度</w:t>
+            </w:r>
+          </w:p>
+        </w:tc>
+        <w:tc>
+          <w:tcPr>
+            <w:tcW w:w="2694" w:type="dxa"/>
+            <w:tcBorders>
+              <w:top w:val="single" w:sz="12" w:space="0" w:color="70AD47" w:themeColor="accent6"/>
+              <w:left w:val="single" w:sz="2" w:space="0" w:color="70AD47" w:themeColor="accent6"/>
+              <w:bottom w:val="single" w:sz="12" w:space="0" w:color="70AD47" w:themeColor="accent6"/>
+              <w:right w:val="single" w:sz="2" w:space="0" w:color="70AD47" w:themeColor="accent6"/>
+            </w:tcBorders>
+            <w:vAlign w:val="center"/>
+          </w:tcPr>
+          <w:p>
+            <w:pPr>
+              <w:spacing w:after="240" w:line="300" w:lineRule="exact"/>
+              <w:ind w:firstLine="422"/>
+              <w:jc w:val="center"/>
+              <w:rPr>
+                <w:rFonts w:ascii="SimSun" w:eastAsia="SimSun" w:hAnsi="SimSun"/>
+                <w:b/>
+                <w:bCs/>
+                <w:sz w:val="21"/>
+              </w:rPr>
+            </w:pPr>
+            <w:r>
+              <w:rPr>
+                <w:rFonts w:ascii="SimSun" w:eastAsia="SimSun" w:hAnsi="SimSun"/>
+                <w:b/>
+                <w:bCs/>
+                <w:sz w:val="21"/>
+              </w:rPr>
+              <w:t>约束说明</w:t>
+            </w:r>
+          </w:p>
+        </w:tc>
+        <w:tc>
+          <w:tcPr>
+            <w:tcW w:w="2709" w:type="dxa"/>
+            <w:tcBorders>
+              <w:top w:val="single" w:sz="12" w:space="0" w:color="70AD47" w:themeColor="accent6"/>
+              <w:left w:val="single" w:sz="2" w:space="0" w:color="70AD47" w:themeColor="accent6"/>
+              <w:bottom w:val="single" w:sz="12" w:space="0" w:color="70AD47" w:themeColor="accent6"/>
+              <w:right w:val="single" w:sz="2" w:space="0" w:color="70AD47" w:themeColor="accent6"/>
+            </w:tcBorders>
+            <w:vAlign w:val="center"/>
+          </w:tcPr>
+          <w:p>
+            <w:pPr>
+              <w:spacing w:after="240" w:line="300" w:lineRule="exact"/>
+              <w:ind w:firstLine="422"/>
+              <w:jc w:val="center"/>
+              <w:rPr>
+                <w:rFonts w:ascii="SimSun" w:eastAsia="SimSun" w:hAnsi="SimSun"/>
+                <w:b/>
+                <w:bCs/>
+                <w:sz w:val="21"/>
+              </w:rPr>
+            </w:pPr>
+            <w:r>
+              <w:rPr>
+                <w:rFonts w:ascii="SimSun" w:eastAsia="SimSun" w:hAnsi="SimSun"/>
+                <w:b/>
+                <w:bCs/>
+                <w:sz w:val="21"/>
+              </w:rPr>
+              <w:t>功能说明</w:t>
+            </w:r>
+          </w:p>
+        </w:tc>
+      </w:tr>
+      <w:tr>
+        <w:tc>
+          <w:tcPr>
+            <w:tcW w:w="2253" w:type="dxa"/>
+            <w:tcBorders>
+              <w:top w:val="single" w:sz="12" w:space="0" w:color="70AD47" w:themeColor="accent6"/>
+              <w:left w:val="single" w:sz="2" w:space="0" w:color="70AD47" w:themeColor="accent6"/>
+              <w:bottom w:val="single" w:sz="2" w:space="0" w:color="70AD47" w:themeColor="accent6"/>
+              <w:right w:val="single" w:sz="2" w:space="0" w:color="70AD47" w:themeColor="accent6"/>
+            </w:tcBorders>
+            <w:vAlign w:val="center"/>
+          </w:tcPr>
+          <w:p>
+            <w:pPr>
+              <w:jc w:val="center"/>
+              <w:rPr>
+                <w:rFonts w:ascii="Times New Roman" w:eastAsia="SimSun" w:hAnsi="Times New Roman"/>
+                <w:color w:val="0070C0"/>
+                <w:sz w:val="21"/>
+              </w:rPr>
+            </w:pPr>
+            <w:r>
+              <w:rPr>
+                <w:rFonts w:ascii="Times New Roman" w:eastAsia="SimSun" w:hAnsi="Times New Roman"/>
+                <w:color w:val="0070C0"/>
+                <w:sz w:val="21"/>
+              </w:rPr>
+              <w:t>id</w:t>
+            </w:r>
+          </w:p>
+        </w:tc>
+        <w:tc>
+          <w:tcPr>
+            <w:tcW w:w="1701" w:type="dxa"/>
+            <w:tcBorders>
+              <w:top w:val="single" w:sz="12" w:space="0" w:color="70AD47" w:themeColor="accent6"/>
+              <w:left w:val="single" w:sz="2" w:space="0" w:color="70AD47" w:themeColor="accent6"/>
+              <w:bottom w:val="single" w:sz="2" w:space="0" w:color="70AD47" w:themeColor="accent6"/>
+              <w:right w:val="single" w:sz="2" w:space="0" w:color="70AD47" w:themeColor="accent6"/>
+            </w:tcBorders>
+            <w:vAlign w:val="center"/>
+          </w:tcPr>
+          <w:p>
+            <w:pPr>
+              <w:jc w:val="center"/>
+              <w:rPr>
+                <w:rFonts w:ascii="Times New Roman" w:eastAsia="SimSun" w:hAnsi="Times New Roman"/>
+                <w:color w:val="0070C0"/>
+                <w:sz w:val="21"/>
+              </w:rPr>
+            </w:pPr>
+            <w:r>
+              <w:rPr>
+                <w:rFonts w:ascii="Times New Roman" w:eastAsia="SimSun" w:hAnsi="Times New Roman"/>
+                <w:color w:val="0070C0"/>
+                <w:sz w:val="21"/>
+              </w:rPr>
+              <w:t>bigserial</w:t>
+            </w:r>
+          </w:p>
+        </w:tc>
+        <w:tc>
+          <w:tcPr>
+            <w:tcW w:w="2694" w:type="dxa"/>
+            <w:tcBorders>
+              <w:top w:val="single" w:sz="12" w:space="0" w:color="70AD47" w:themeColor="accent6"/>
+              <w:left w:val="single" w:sz="2" w:space="0" w:color="70AD47" w:themeColor="accent6"/>
+              <w:bottom w:val="single" w:sz="2" w:space="0" w:color="70AD47" w:themeColor="accent6"/>
+              <w:right w:val="single" w:sz="2" w:space="0" w:color="70AD47" w:themeColor="accent6"/>
+            </w:tcBorders>
+            <w:vAlign w:val="center"/>
+          </w:tcPr>
+          <w:p>
+            <w:pPr>
+              <w:jc w:val="center"/>
+              <w:rPr>
+                <w:rFonts w:ascii="Times New Roman" w:eastAsia="SimSun" w:hAnsi="Times New Roman"/>
+                <w:color w:val="0070C0"/>
+                <w:sz w:val="21"/>
+              </w:rPr>
+            </w:pPr>
+            <w:r>
+              <w:rPr>
+                <w:rFonts w:ascii="Times New Roman" w:eastAsia="SimSun" w:hAnsi="Times New Roman"/>
+                <w:color w:val="0070C0"/>
+                <w:sz w:val="21"/>
+              </w:rPr>
+              <w:t>KEY, NOT NULL</w:t>
+            </w:r>
+          </w:p>
+        </w:tc>
+        <w:tc>
+          <w:tcPr>
+            <w:tcW w:w="2709" w:type="dxa"/>
+            <w:tcBorders>
+              <w:top w:val="single" w:sz="12" w:space="0" w:color="70AD47" w:themeColor="accent6"/>
+              <w:left w:val="single" w:sz="2" w:space="0" w:color="70AD47" w:themeColor="accent6"/>
+              <w:bottom w:val="single" w:sz="2" w:space="0" w:color="70AD47" w:themeColor="accent6"/>
+              <w:right w:val="single" w:sz="2" w:space="0" w:color="70AD47" w:themeColor="accent6"/>
+            </w:tcBorders>
+            <w:vAlign w:val="center"/>
+          </w:tcPr>
+          <w:p>
+            <w:pPr>
+              <w:jc w:val="center"/>
+              <w:rPr>
+                <w:rFonts w:ascii="Times New Roman" w:eastAsia="SimSun" w:hAnsi="Times New Roman"/>
+                <w:color w:val="0070C0"/>
+                <w:sz w:val="21"/>
+              </w:rPr>
+            </w:pPr>
+            <w:r>
+              <w:rPr>
+                <w:rFonts w:ascii="Times New Roman" w:eastAsia="SimSun" w:hAnsi="Times New Roman" w:hint="eastAsia"/>
+                <w:color w:val="0070C0"/>
+              </w:rPr>
+              <w:t>考试</w:t>
+            </w:r>
+            <w:r>
+              <w:rPr>
+                <w:rFonts w:ascii="Times New Roman" w:eastAsia="SimSun" w:hAnsi="Times New Roman"/>
+                <w:color w:val="0070C0"/>
+              </w:rPr>
+              <w:t>唯一编号</w:t>
+            </w:r>
+          </w:p>
+        </w:tc>
+      </w:tr>
+      <w:tr>
+        <w:tc>
+          <w:tcPr>
+            <w:tcW w:w="2253" w:type="dxa"/>
+            <w:tcBorders>
+              <w:top w:val="single" w:sz="2" w:space="0" w:color="70AD47" w:themeColor="accent6"/>
+              <w:left w:val="single" w:sz="2" w:space="0" w:color="70AD47" w:themeColor="accent6"/>
+              <w:bottom w:val="single" w:sz="2" w:space="0" w:color="70AD47" w:themeColor="accent6"/>
+              <w:right w:val="single" w:sz="2" w:space="0" w:color="70AD47" w:themeColor="accent6"/>
+            </w:tcBorders>
+            <w:vAlign w:val="center"/>
+          </w:tcPr>
+          <w:p>
+            <w:pPr>
+              <w:jc w:val="center"/>
+              <w:rPr>
+                <w:rFonts w:ascii="Times New Roman" w:eastAsia="SimSun" w:hAnsi="Times New Roman"/>
+                <w:color w:val="FF0000"/>
+                <w:sz w:val="21"/>
+              </w:rPr>
+            </w:pPr>
+            <w:r>
+              <w:rPr>
+                <w:rFonts w:ascii="Times New Roman" w:eastAsia="SimSun" w:hAnsi="Times New Roman"/>
+                <w:color w:val="FF0000"/>
+                <w:sz w:val="21"/>
+              </w:rPr>
+              <w:t xml:space="preserve"> class_id</w:t>
+            </w:r>
+          </w:p>
+        </w:tc>
+        <w:tc>
+          <w:tcPr>
+            <w:tcW w:w="1701" w:type="dxa"/>
+            <w:tcBorders>
+              <w:top w:val="single" w:sz="2" w:space="0" w:color="70AD47" w:themeColor="accent6"/>
+              <w:left w:val="single" w:sz="2" w:space="0" w:color="70AD47" w:themeColor="accent6"/>
+              <w:bottom w:val="single" w:sz="2" w:space="0" w:color="70AD47" w:themeColor="accent6"/>
+              <w:right w:val="single" w:sz="2" w:space="0" w:color="70AD47" w:themeColor="accent6"/>
+            </w:tcBorders>
+            <w:vAlign w:val="center"/>
+          </w:tcPr>
+          <w:p>
+            <w:pPr>
+              <w:jc w:val="center"/>
+              <w:rPr>
+                <w:rFonts w:ascii="Times New Roman" w:eastAsia="SimSun" w:hAnsi="Times New Roman"/>
+                <w:color w:val="FF0000"/>
+                <w:sz w:val="21"/>
+              </w:rPr>
+            </w:pPr>
+            <w:r>
+              <w:rPr>
+                <w:rFonts w:ascii="Times New Roman" w:eastAsia="SimSun" w:hAnsi="Times New Roman"/>
+                <w:color w:val="FF0000"/>
+                <w:sz w:val="21"/>
+              </w:rPr>
+              <w:t>bigserial</w:t>
+            </w:r>
+          </w:p>
+        </w:tc>
+        <w:tc>
+          <w:tcPr>
+            <w:tcW w:w="2694" w:type="dxa"/>
+            <w:tcBorders>
+              <w:top w:val="single" w:sz="2" w:space="0" w:color="70AD47" w:themeColor="accent6"/>
+              <w:left w:val="single" w:sz="2" w:space="0" w:color="70AD47" w:themeColor="accent6"/>
+              <w:bottom w:val="single" w:sz="2" w:space="0" w:color="70AD47" w:themeColor="accent6"/>
+              <w:right w:val="single" w:sz="2" w:space="0" w:color="70AD47" w:themeColor="accent6"/>
+            </w:tcBorders>
+            <w:vAlign w:val="center"/>
+          </w:tcPr>
+          <w:p>
+            <w:pPr>
+              <w:jc w:val="center"/>
+              <w:rPr>
+                <w:rFonts w:ascii="Times New Roman" w:eastAsia="SimSun" w:hAnsi="Times New Roman"/>
+                <w:color w:val="FF0000"/>
+                <w:sz w:val="21"/>
+              </w:rPr>
+            </w:pPr>
+            <w:r>
+              <w:rPr>
+                <w:rFonts w:ascii="Times New Roman" w:eastAsia="SimSun" w:hAnsi="Times New Roman"/>
+                <w:color w:val="FF0000"/>
+                <w:sz w:val="21"/>
+              </w:rPr>
+              <w:t>NOT NULL, FK</w:t>
+            </w:r>
+          </w:p>
+        </w:tc>
+        <w:tc>
+          <w:tcPr>
+            <w:tcW w:w="2709" w:type="dxa"/>
+            <w:tcBorders>
+              <w:top w:val="single" w:sz="2" w:space="0" w:color="70AD47" w:themeColor="accent6"/>
+              <w:left w:val="single" w:sz="2" w:space="0" w:color="70AD47" w:themeColor="accent6"/>
+              <w:bottom w:val="single" w:sz="2" w:space="0" w:color="70AD47" w:themeColor="accent6"/>
+              <w:right w:val="single" w:sz="2" w:space="0" w:color="70AD47" w:themeColor="accent6"/>
+            </w:tcBorders>
+            <w:vAlign w:val="center"/>
+          </w:tcPr>
+          <w:p>
+            <w:pPr>
+              <w:jc w:val="center"/>
+              <w:rPr>
+                <w:rFonts w:ascii="Times New Roman" w:eastAsia="SimSun" w:hAnsi="Times New Roman"/>
+                <w:color w:val="FF0000"/>
+                <w:sz w:val="21"/>
+              </w:rPr>
+            </w:pPr>
+            <w:r>
+              <w:rPr>
+                <w:rFonts w:ascii="Times New Roman" w:eastAsia="SimSun" w:hAnsi="Times New Roman"/>
+                <w:color w:val="FF0000"/>
+              </w:rPr>
+              <w:t>班级编号</w:t>
+            </w:r>
+          </w:p>
+        </w:tc>
+      </w:tr>
+      <w:tr>
+        <w:tc>
+          <w:tcPr>
+            <w:tcW w:w="2253" w:type="dxa"/>
+            <w:tcBorders>
+              <w:top w:val="single" w:sz="2" w:space="0" w:color="70AD47" w:themeColor="accent6"/>
+              <w:left w:val="single" w:sz="2" w:space="0" w:color="70AD47" w:themeColor="accent6"/>
+              <w:bottom w:val="single" w:sz="2" w:space="0" w:color="70AD47" w:themeColor="accent6"/>
+              <w:right w:val="single" w:sz="2" w:space="0" w:color="70AD47" w:themeColor="accent6"/>
+            </w:tcBorders>
+            <w:vAlign w:val="center"/>
+          </w:tcPr>
+          <w:p>
+            <w:pPr>
+              <w:jc w:val="center"/>
+              <w:rPr>
+                <w:rFonts w:ascii="Times New Roman" w:eastAsia="SimSun" w:hAnsi="Times New Roman"/>
+                <w:color w:val="FF0000"/>
+                <w:sz w:val="21"/>
+              </w:rPr>
+            </w:pPr>
+            <w:r>
+              <w:rPr>
+                <w:rFonts w:ascii="Times New Roman" w:eastAsia="SimSun" w:hAnsi="Times New Roman"/>
+                <w:color w:val="FF0000"/>
+                <w:sz w:val="21"/>
+              </w:rPr>
+              <w:t>subject_id</w:t>
+            </w:r>
+          </w:p>
+        </w:tc>
+        <w:tc>
+          <w:tcPr>
+            <w:tcW w:w="1701" w:type="dxa"/>
+            <w:tcBorders>
+              <w:top w:val="single" w:sz="2" w:space="0" w:color="70AD47" w:themeColor="accent6"/>
+              <w:left w:val="single" w:sz="2" w:space="0" w:color="70AD47" w:themeColor="accent6"/>
+              <w:bottom w:val="single" w:sz="2" w:space="0" w:color="70AD47" w:themeColor="accent6"/>
+              <w:right w:val="single" w:sz="2" w:space="0" w:color="70AD47" w:themeColor="accent6"/>
+            </w:tcBorders>
+            <w:vAlign w:val="center"/>
+          </w:tcPr>
+          <w:p>
+            <w:pPr>
+              <w:jc w:val="center"/>
+              <w:rPr>
+                <w:rFonts w:ascii="Times New Roman" w:eastAsia="SimSun" w:hAnsi="Times New Roman"/>
+                <w:color w:val="FF0000"/>
+                <w:sz w:val="21"/>
+              </w:rPr>
+            </w:pPr>
+            <w:r>
+              <w:rPr>
+                <w:rFonts w:ascii="Times New Roman" w:eastAsia="SimSun" w:hAnsi="Times New Roman"/>
+                <w:color w:val="FF0000"/>
+                <w:sz w:val="21"/>
+              </w:rPr>
+              <w:t>bigserial</w:t>
+            </w:r>
+          </w:p>
+        </w:tc>
+        <w:tc>
+          <w:tcPr>
+            <w:tcW w:w="2694" w:type="dxa"/>
+            <w:tcBorders>
+              <w:top w:val="single" w:sz="2" w:space="0" w:color="70AD47" w:themeColor="accent6"/>
+              <w:left w:val="single" w:sz="2" w:space="0" w:color="70AD47" w:themeColor="accent6"/>
+              <w:bottom w:val="single" w:sz="2" w:space="0" w:color="70AD47" w:themeColor="accent6"/>
+              <w:right w:val="single" w:sz="2" w:space="0" w:color="70AD47" w:themeColor="accent6"/>
+            </w:tcBorders>
+            <w:vAlign w:val="center"/>
+          </w:tcPr>
+          <w:p>
+            <w:pPr>
+              <w:jc w:val="center"/>
+              <w:rPr>
+                <w:rFonts w:ascii="Times New Roman" w:eastAsia="SimSun" w:hAnsi="Times New Roman"/>
+                <w:color w:val="FF0000"/>
+                <w:sz w:val="21"/>
+              </w:rPr>
+            </w:pPr>
+            <w:r>
+              <w:rPr>
+                <w:rFonts w:ascii="Times New Roman" w:eastAsia="SimSun" w:hAnsi="Times New Roman"/>
+                <w:color w:val="FF0000"/>
+                <w:sz w:val="21"/>
+              </w:rPr>
+              <w:t>NOT NULL, FK</w:t>
+            </w:r>
+          </w:p>
+        </w:tc>
+        <w:tc>
+          <w:tcPr>
+            <w:tcW w:w="2709" w:type="dxa"/>
+            <w:tcBorders>
+              <w:top w:val="single" w:sz="2" w:space="0" w:color="70AD47" w:themeColor="accent6"/>
+              <w:left w:val="single" w:sz="2" w:space="0" w:color="70AD47" w:themeColor="accent6"/>
+              <w:bottom w:val="single" w:sz="2" w:space="0" w:color="70AD47" w:themeColor="accent6"/>
+              <w:right w:val="single" w:sz="2" w:space="0" w:color="70AD47" w:themeColor="accent6"/>
+            </w:tcBorders>
+            <w:vAlign w:val="center"/>
+          </w:tcPr>
+          <w:p>
+            <w:pPr>
+              <w:jc w:val="center"/>
+              <w:rPr>
+                <w:rFonts w:ascii="Times New Roman" w:eastAsia="SimSun" w:hAnsi="Times New Roman" w:hint="eastAsia"/>
+                <w:color w:val="FF0000"/>
+              </w:rPr>
+            </w:pPr>
+            <w:r>
+              <w:rPr>
+                <w:rFonts w:ascii="Times New Roman" w:eastAsia="SimSun" w:hAnsi="Times New Roman" w:hint="eastAsia"/>
+                <w:color w:val="FF0000"/>
+              </w:rPr>
+              <w:t>科目编号</w:t>
+            </w:r>
+          </w:p>
+        </w:tc>
+      </w:tr>
+      <w:tr>
+        <w:tc>
+          <w:tcPr>
+            <w:tcW w:w="2253" w:type="dxa"/>
+            <w:tcBorders>
+              <w:top w:val="single" w:sz="2" w:space="0" w:color="70AD47" w:themeColor="accent6"/>
+              <w:left w:val="single" w:sz="2" w:space="0" w:color="70AD47" w:themeColor="accent6"/>
+              <w:bottom w:val="single" w:sz="2" w:space="0" w:color="70AD47" w:themeColor="accent6"/>
+              <w:right w:val="single" w:sz="2" w:space="0" w:color="70AD47" w:themeColor="accent6"/>
+            </w:tcBorders>
+            <w:vAlign w:val="center"/>
+          </w:tcPr>
+          <w:p>
+            <w:pPr>
+              <w:jc w:val="center"/>
+              <w:rPr>
+                <w:rFonts w:ascii="Times New Roman" w:eastAsia="SimSun" w:hAnsi="Times New Roman"/>
+                <w:sz w:val="21"/>
+              </w:rPr>
+            </w:pPr>
+            <w:r>
+              <w:rPr>
+                <w:rFonts w:ascii="Times New Roman" w:eastAsia="SimSun" w:hAnsi="Times New Roman"/>
+                <w:sz w:val="21"/>
+              </w:rPr>
+              <w:t>exam_title</w:t>
+            </w:r>
+          </w:p>
+        </w:tc>
+        <w:tc>
+          <w:tcPr>
+            <w:tcW w:w="1701" w:type="dxa"/>
+            <w:tcBorders>
+              <w:top w:val="single" w:sz="2" w:space="0" w:color="70AD47" w:themeColor="accent6"/>
+              <w:left w:val="single" w:sz="2" w:space="0" w:color="70AD47" w:themeColor="accent6"/>
+              <w:bottom w:val="single" w:sz="2" w:space="0" w:color="70AD47" w:themeColor="accent6"/>
+              <w:right w:val="single" w:sz="2" w:space="0" w:color="70AD47" w:themeColor="accent6"/>
+            </w:tcBorders>
+            <w:vAlign w:val="center"/>
+          </w:tcPr>
+          <w:p>
+            <w:pPr>
+              <w:jc w:val="center"/>
+              <w:rPr>
+                <w:rFonts w:ascii="Times New Roman" w:eastAsia="SimSun" w:hAnsi="Times New Roman"/>
+                <w:sz w:val="21"/>
+              </w:rPr>
+            </w:pPr>
+            <w:r>
+              <w:rPr>
+                <w:rFonts w:ascii="Times New Roman" w:eastAsia="SimSun" w:hAnsi="Times New Roman"/>
+                <w:sz w:val="21"/>
+              </w:rPr>
+              <w:t>varchar(256)</w:t>
+            </w:r>
+          </w:p>
+        </w:tc>
+        <w:tc>
+          <w:tcPr>
+            <w:tcW w:w="2694" w:type="dxa"/>
+            <w:tcBorders>
+              <w:top w:val="single" w:sz="2" w:space="0" w:color="70AD47" w:themeColor="accent6"/>
+              <w:left w:val="single" w:sz="2" w:space="0" w:color="70AD47" w:themeColor="accent6"/>
+              <w:bottom w:val="single" w:sz="2" w:space="0" w:color="70AD47" w:themeColor="accent6"/>
+              <w:right w:val="single" w:sz="2" w:space="0" w:color="70AD47" w:themeColor="accent6"/>
+            </w:tcBorders>
+            <w:vAlign w:val="center"/>
+          </w:tcPr>
+          <w:p>
+            <w:pPr>
+              <w:jc w:val="center"/>
+              <w:rPr>
+                <w:rFonts w:ascii="Times New Roman" w:eastAsia="SimSun" w:hAnsi="Times New Roman" w:hint="eastAsia"/>
+                <w:sz w:val="21"/>
+              </w:rPr>
+            </w:pPr>
+            <w:r>
+              <w:rPr>
+                <w:rFonts w:ascii="Times New Roman" w:eastAsia="SimSun" w:hAnsi="Times New Roman"/>
+              </w:rPr>
+              <w:t>NOT NULL</w:t>
+            </w:r>
+          </w:p>
+        </w:tc>
+        <w:tc>
+          <w:tcPr>
+            <w:tcW w:w="2709" w:type="dxa"/>
+            <w:tcBorders>
+              <w:top w:val="single" w:sz="2" w:space="0" w:color="70AD47" w:themeColor="accent6"/>
+              <w:left w:val="single" w:sz="2" w:space="0" w:color="70AD47" w:themeColor="accent6"/>
+              <w:bottom w:val="single" w:sz="2" w:space="0" w:color="70AD47" w:themeColor="accent6"/>
+              <w:right w:val="single" w:sz="2" w:space="0" w:color="70AD47" w:themeColor="accent6"/>
+            </w:tcBorders>
+            <w:vAlign w:val="center"/>
+          </w:tcPr>
+          <w:p>
+            <w:pPr>
+              <w:jc w:val="center"/>
+              <w:rPr>
+                <w:rFonts w:ascii="Times New Roman" w:eastAsia="SimSun" w:hAnsi="Times New Roman"/>
+              </w:rPr>
+            </w:pPr>
+            <w:r>
+              <w:rPr>
+                <w:rFonts w:ascii="Times New Roman" w:eastAsia="SimSun" w:hAnsi="Times New Roman"/>
+              </w:rPr>
+              <w:t>考试标题</w:t>
+            </w:r>
+          </w:p>
+        </w:tc>
+      </w:tr>
+      <w:tr>
+        <w:tc>
+          <w:tcPr>
+            <w:tcW w:w="2253" w:type="dxa"/>
+            <w:tcBorders>
+              <w:top w:val="single" w:sz="2" w:space="0" w:color="70AD47" w:themeColor="accent6"/>
+              <w:left w:val="single" w:sz="2" w:space="0" w:color="70AD47" w:themeColor="accent6"/>
+              <w:bottom w:val="single" w:sz="2" w:space="0" w:color="70AD47" w:themeColor="accent6"/>
+              <w:right w:val="single" w:sz="2" w:space="0" w:color="70AD47" w:themeColor="accent6"/>
+            </w:tcBorders>
+            <w:vAlign w:val="center"/>
+          </w:tcPr>
+          <w:p>
+            <w:pPr>
+              <w:jc w:val="center"/>
+              <w:rPr>
+                <w:rFonts w:ascii="Times New Roman" w:eastAsia="SimSun" w:hAnsi="Times New Roman"/>
+                <w:sz w:val="21"/>
+              </w:rPr>
+            </w:pPr>
+            <w:r>
+              <w:rPr>
+                <w:rFonts w:ascii="Times New Roman" w:eastAsia="SimSun" w:hAnsi="Times New Roman"/>
+                <w:sz w:val="21"/>
+              </w:rPr>
+              <w:t>exam_date</w:t>
+            </w:r>
+          </w:p>
+        </w:tc>
+        <w:tc>
+          <w:tcPr>
+            <w:tcW w:w="1701" w:type="dxa"/>
+            <w:tcBorders>
+              <w:top w:val="single" w:sz="2" w:space="0" w:color="70AD47" w:themeColor="accent6"/>
+              <w:left w:val="single" w:sz="2" w:space="0" w:color="70AD47" w:themeColor="accent6"/>
+              <w:bottom w:val="single" w:sz="2" w:space="0" w:color="70AD47" w:themeColor="accent6"/>
+              <w:right w:val="single" w:sz="2" w:space="0" w:color="70AD47" w:themeColor="accent6"/>
+            </w:tcBorders>
+            <w:vAlign w:val="center"/>
+          </w:tcPr>
+          <w:p>
+            <w:pPr>
+              <w:jc w:val="center"/>
+              <w:rPr>
+                <w:rFonts w:ascii="Times New Roman" w:eastAsia="SimSun" w:hAnsi="Times New Roman"/>
+                <w:sz w:val="21"/>
+              </w:rPr>
+            </w:pPr>
+            <w:r>
+              <w:rPr>
+                <w:rFonts w:ascii="Times New Roman" w:eastAsia="SimSun" w:hAnsi="Times New Roman"/>
+                <w:sz w:val="21"/>
+              </w:rPr>
+              <w:t>timestampz</w:t>
+            </w:r>
+          </w:p>
+        </w:tc>
+        <w:tc>
+          <w:tcPr>
+            <w:tcW w:w="2694" w:type="dxa"/>
+            <w:tcBorders>
+              <w:top w:val="single" w:sz="2" w:space="0" w:color="70AD47" w:themeColor="accent6"/>
+              <w:left w:val="single" w:sz="2" w:space="0" w:color="70AD47" w:themeColor="accent6"/>
+              <w:bottom w:val="single" w:sz="2" w:space="0" w:color="70AD47" w:themeColor="accent6"/>
+              <w:right w:val="single" w:sz="2" w:space="0" w:color="70AD47" w:themeColor="accent6"/>
+            </w:tcBorders>
+            <w:vAlign w:val="center"/>
+          </w:tcPr>
+          <w:p>
+            <w:pPr>
+              <w:jc w:val="center"/>
+              <w:rPr>
+                <w:rFonts w:ascii="Times New Roman" w:eastAsia="SimSun" w:hAnsi="Times New Roman" w:hint="eastAsia"/>
+                <w:sz w:val="21"/>
+              </w:rPr>
+            </w:pPr>
+            <w:r>
+              <w:rPr>
+                <w:rFonts w:ascii="Times New Roman" w:eastAsia="SimSun" w:hAnsi="Times New Roman" w:hint="eastAsia"/>
+              </w:rPr>
+              <w:t>N</w:t>
+            </w:r>
+            <w:r>
+              <w:rPr>
+                <w:rFonts w:ascii="Times New Roman" w:eastAsia="SimSun" w:hAnsi="Times New Roman"/>
+              </w:rPr>
+              <w:t>OT NULL</w:t>
+            </w:r>
+          </w:p>
+        </w:tc>
+        <w:tc>
+          <w:tcPr>
+            <w:tcW w:w="2709" w:type="dxa"/>
+            <w:tcBorders>
+              <w:top w:val="single" w:sz="2" w:space="0" w:color="70AD47" w:themeColor="accent6"/>
+              <w:left w:val="single" w:sz="2" w:space="0" w:color="70AD47" w:themeColor="accent6"/>
+              <w:bottom w:val="single" w:sz="2" w:space="0" w:color="70AD47" w:themeColor="accent6"/>
+              <w:right w:val="single" w:sz="2" w:space="0" w:color="70AD47" w:themeColor="accent6"/>
+            </w:tcBorders>
+            <w:vAlign w:val="center"/>
+          </w:tcPr>
+          <w:p>
+            <w:pPr>
+              <w:jc w:val="center"/>
+              <w:rPr>
+                <w:rFonts w:ascii="Times New Roman" w:eastAsia="SimSun" w:hAnsi="Times New Roman"/>
+              </w:rPr>
+            </w:pPr>
+            <w:r>
+              <w:rPr>
+                <w:rFonts w:ascii="Times New Roman" w:eastAsia="SimSun" w:hAnsi="Times New Roman" w:hint="eastAsia"/>
+              </w:rPr>
+              <w:t>考试开始时间</w:t>
+            </w:r>
+          </w:p>
+        </w:tc>
+      </w:tr>
+      <w:tr>
+        <w:tc>
+          <w:tcPr>
+            <w:tcW w:w="2253" w:type="dxa"/>
+            <w:tcBorders>
+              <w:top w:val="single" w:sz="2" w:space="0" w:color="70AD47" w:themeColor="accent6"/>
+              <w:left w:val="single" w:sz="2" w:space="0" w:color="70AD47" w:themeColor="accent6"/>
+              <w:bottom w:val="single" w:sz="2" w:space="0" w:color="70AD47" w:themeColor="accent6"/>
+              <w:right w:val="single" w:sz="2" w:space="0" w:color="70AD47" w:themeColor="accent6"/>
+            </w:tcBorders>
+            <w:vAlign w:val="center"/>
+          </w:tcPr>
+          <w:p>
+            <w:pPr>
+              <w:jc w:val="center"/>
+              <w:rPr>
+                <w:rFonts w:ascii="Times New Roman" w:eastAsia="SimSun" w:hAnsi="Times New Roman"/>
+                <w:sz w:val="21"/>
+              </w:rPr>
+            </w:pPr>
+            <w:r>
+              <w:rPr>
+                <w:rFonts w:ascii="Times New Roman" w:eastAsia="SimSun" w:hAnsi="Times New Roman"/>
+                <w:sz w:val="21"/>
+              </w:rPr>
+              <w:t>duration</w:t>
+            </w:r>
+          </w:p>
+        </w:tc>
+        <w:tc>
+          <w:tcPr>
+            <w:tcW w:w="1701" w:type="dxa"/>
+            <w:tcBorders>
+              <w:top w:val="single" w:sz="2" w:space="0" w:color="70AD47" w:themeColor="accent6"/>
+              <w:left w:val="single" w:sz="2" w:space="0" w:color="70AD47" w:themeColor="accent6"/>
+              <w:bottom w:val="single" w:sz="2" w:space="0" w:color="70AD47" w:themeColor="accent6"/>
+              <w:right w:val="single" w:sz="2" w:space="0" w:color="70AD47" w:themeColor="accent6"/>
+            </w:tcBorders>
+            <w:vAlign w:val="center"/>
+          </w:tcPr>
+          <w:p>
+            <w:pPr>
+              <w:jc w:val="center"/>
+              <w:rPr>
+                <w:rFonts w:ascii="Times New Roman" w:eastAsia="SimSun" w:hAnsi="Times New Roman"/>
+                <w:sz w:val="21"/>
+              </w:rPr>
+            </w:pPr>
+            <w:r>
+              <w:rPr>
+                <w:rFonts w:ascii="Times New Roman" w:eastAsia="SimSun" w:hAnsi="Times New Roman"/>
+                <w:sz w:val="21"/>
+              </w:rPr>
+              <w:t>int</w:t>
+            </w:r>
+          </w:p>
+        </w:tc>
+        <w:tc>
+          <w:tcPr>
+            <w:tcW w:w="2694" w:type="dxa"/>
+            <w:tcBorders>
+              <w:top w:val="single" w:sz="2" w:space="0" w:color="70AD47" w:themeColor="accent6"/>
+              <w:left w:val="single" w:sz="2" w:space="0" w:color="70AD47" w:themeColor="accent6"/>
+              <w:bottom w:val="single" w:sz="2" w:space="0" w:color="70AD47" w:themeColor="accent6"/>
+              <w:right w:val="single" w:sz="2" w:space="0" w:color="70AD47" w:themeColor="accent6"/>
+            </w:tcBorders>
+            <w:vAlign w:val="center"/>
+          </w:tcPr>
+          <w:p>
+            <w:pPr>
+              <w:jc w:val="center"/>
+              <w:rPr>
+                <w:rFonts w:ascii="Times New Roman" w:eastAsia="SimSun" w:hAnsi="Times New Roman"/>
+                <w:sz w:val="21"/>
+              </w:rPr>
+            </w:pPr>
+            <w:r>
+              <w:rPr>
+                <w:rFonts w:ascii="Times New Roman" w:eastAsia="SimSun" w:hAnsi="Times New Roman"/>
+                <w:sz w:val="21"/>
+              </w:rPr>
+              <w:t>NOT NULL</w:t>
+            </w:r>
+          </w:p>
+        </w:tc>
+        <w:tc>
+          <w:tcPr>
+            <w:tcW w:w="2709" w:type="dxa"/>
+            <w:tcBorders>
+              <w:top w:val="single" w:sz="2" w:space="0" w:color="70AD47" w:themeColor="accent6"/>
+              <w:left w:val="single" w:sz="2" w:space="0" w:color="70AD47" w:themeColor="accent6"/>
+              <w:bottom w:val="single" w:sz="2" w:space="0" w:color="70AD47" w:themeColor="accent6"/>
+              <w:right w:val="single" w:sz="2" w:space="0" w:color="70AD47" w:themeColor="accent6"/>
+            </w:tcBorders>
+            <w:vAlign w:val="center"/>
+          </w:tcPr>
+          <w:p>
+            <w:pPr>
+              <w:jc w:val="center"/>
+              <w:rPr>
+                <w:rFonts w:ascii="Times New Roman" w:eastAsia="SimSun" w:hAnsi="Times New Roman"/>
+              </w:rPr>
+            </w:pPr>
+            <w:r>
+              <w:rPr>
+                <w:rFonts w:ascii="Times New Roman" w:eastAsia="SimSun" w:hAnsi="Times New Roman"/>
+              </w:rPr>
+              <w:t>考试时长</w:t>
+            </w:r>
+            <w:r>
+              <w:rPr>
+                <w:rFonts w:ascii="Times New Roman" w:eastAsia="SimSun" w:hAnsi="Times New Roman"/>
+              </w:rPr>
+              <w:t xml:space="preserve"> (</w:t>
+            </w:r>
+            <w:r>
+              <w:rPr>
+                <w:rFonts w:ascii="Times New Roman" w:eastAsia="SimSun" w:hAnsi="Times New Roman"/>
+              </w:rPr>
+              <w:t>分钟</w:t>
+            </w:r>
+            <w:r>
+              <w:rPr>
+                <w:rFonts w:ascii="Times New Roman" w:eastAsia="SimSun" w:hAnsi="Times New Roman"/>
+              </w:rPr>
+              <w:t>)</w:t>
+            </w:r>
+          </w:p>
+        </w:tc>
+      </w:tr>
+      <w:tr>
+        <w:tc>
+          <w:tcPr>
+            <w:tcW w:w="2253" w:type="dxa"/>
+            <w:tcBorders>
+              <w:top w:val="single" w:sz="2" w:space="0" w:color="70AD47" w:themeColor="accent6"/>
+              <w:left w:val="single" w:sz="2" w:space="0" w:color="70AD47" w:themeColor="accent6"/>
+              <w:bottom w:val="single" w:sz="2" w:space="0" w:color="70AD47" w:themeColor="accent6"/>
+              <w:right w:val="single" w:sz="2" w:space="0" w:color="70AD47" w:themeColor="accent6"/>
+            </w:tcBorders>
+            <w:vAlign w:val="center"/>
+          </w:tcPr>
+          <w:p>
+            <w:pPr>
+              <w:jc w:val="center"/>
+              <w:rPr>
+                <w:rFonts w:ascii="Times New Roman" w:eastAsia="SimSun" w:hAnsi="Times New Roman"/>
+                <w:sz w:val="21"/>
+              </w:rPr>
+            </w:pPr>
+            <w:r>
+              <w:rPr>
+                <w:rFonts w:ascii="Times New Roman" w:eastAsia="SimSun" w:hAnsi="Times New Roman"/>
+                <w:color w:val="FF0000"/>
+                <w:sz w:val="21"/>
+              </w:rPr>
+              <w:t>exam_paper_id</w:t>
+            </w:r>
+          </w:p>
+        </w:tc>
+        <w:tc>
+          <w:tcPr>
+            <w:tcW w:w="1701" w:type="dxa"/>
+            <w:tcBorders>
+              <w:top w:val="single" w:sz="2" w:space="0" w:color="70AD47" w:themeColor="accent6"/>
+              <w:left w:val="single" w:sz="2" w:space="0" w:color="70AD47" w:themeColor="accent6"/>
+              <w:bottom w:val="single" w:sz="2" w:space="0" w:color="70AD47" w:themeColor="accent6"/>
+              <w:right w:val="single" w:sz="2" w:space="0" w:color="70AD47" w:themeColor="accent6"/>
+            </w:tcBorders>
+            <w:vAlign w:val="center"/>
+          </w:tcPr>
+          <w:p>
+            <w:pPr>
+              <w:jc w:val="center"/>
+              <w:rPr>
+                <w:rFonts w:ascii="Times New Roman" w:eastAsia="SimSun" w:hAnsi="Times New Roman"/>
+                <w:color w:val="FF0000"/>
+                <w:sz w:val="21"/>
+              </w:rPr>
+            </w:pPr>
+            <w:r>
+              <w:rPr>
+                <w:rFonts w:ascii="Times New Roman" w:eastAsia="SimSun" w:hAnsi="Times New Roman"/>
+                <w:color w:val="FF0000"/>
+                <w:sz w:val="21"/>
+              </w:rPr>
+              <w:t>bigserial</w:t>
+            </w:r>
+          </w:p>
+        </w:tc>
+        <w:tc>
+          <w:tcPr>
+            <w:tcW w:w="2694" w:type="dxa"/>
+            <w:tcBorders>
+              <w:top w:val="single" w:sz="2" w:space="0" w:color="70AD47" w:themeColor="accent6"/>
+              <w:left w:val="single" w:sz="2" w:space="0" w:color="70AD47" w:themeColor="accent6"/>
+              <w:bottom w:val="single" w:sz="2" w:space="0" w:color="70AD47" w:themeColor="accent6"/>
+              <w:right w:val="single" w:sz="2" w:space="0" w:color="70AD47" w:themeColor="accent6"/>
+            </w:tcBorders>
+            <w:vAlign w:val="center"/>
+          </w:tcPr>
+          <w:p>
+            <w:pPr>
+              <w:jc w:val="center"/>
+              <w:rPr>
+                <w:rFonts w:ascii="Times New Roman" w:eastAsia="SimSun" w:hAnsi="Times New Roman"/>
+                <w:color w:val="FF0000"/>
+                <w:sz w:val="21"/>
+              </w:rPr>
+            </w:pPr>
+            <w:r>
+              <w:rPr>
+                <w:rFonts w:ascii="Times New Roman" w:eastAsia="SimSun" w:hAnsi="Times New Roman"/>
+                <w:color w:val="FF0000"/>
+                <w:sz w:val="21"/>
+              </w:rPr>
+              <w:t>NOT NULL, FK</w:t>
+            </w:r>
+          </w:p>
+        </w:tc>
+        <w:tc>
+          <w:tcPr>
+            <w:tcW w:w="2709" w:type="dxa"/>
+            <w:tcBorders>
+              <w:top w:val="single" w:sz="2" w:space="0" w:color="70AD47" w:themeColor="accent6"/>
+              <w:left w:val="single" w:sz="2" w:space="0" w:color="70AD47" w:themeColor="accent6"/>
+              <w:bottom w:val="single" w:sz="2" w:space="0" w:color="70AD47" w:themeColor="accent6"/>
+              <w:right w:val="single" w:sz="2" w:space="0" w:color="70AD47" w:themeColor="accent6"/>
+            </w:tcBorders>
+            <w:vAlign w:val="center"/>
+          </w:tcPr>
+          <w:p>
+            <w:pPr>
+              <w:jc w:val="center"/>
+              <w:rPr>
+                <w:rFonts w:ascii="Times New Roman" w:eastAsia="SimSun" w:hAnsi="Times New Roman"/>
+                <w:color w:val="FF0000"/>
+              </w:rPr>
+            </w:pPr>
+            <w:r>
+              <w:rPr>
+                <w:rFonts w:ascii="Times New Roman" w:eastAsia="SimSun" w:hAnsi="Times New Roman" w:hint="eastAsia"/>
+                <w:color w:val="FF0000"/>
+              </w:rPr>
+              <w:t>考卷编号</w:t>
+            </w:r>
+          </w:p>
+        </w:tc>
+      </w:tr>
+    </w:tbl>
+    <w:p>
+      <w:pPr>
+        <w:rPr>
+          <w:rFonts w:hint="eastAsia"/>
+        </w:rPr>
+      </w:pPr>
+    </w:p>
+    <w:p>
+      <w:pPr>
+        <w:spacing w:after="240" w:line="300" w:lineRule="exact"/>
+        <w:ind w:firstLine="422"/>
+        <w:jc w:val="center"/>
+        <w:rPr>
+          <w:rFonts w:ascii="SimSun" w:eastAsia="SimSun" w:hAnsi="SimSun"/>
+          <w:b/>
+          <w:bCs/>
+          <w:sz w:val="21"/>
+        </w:rPr>
+      </w:pPr>
+      <w:r>
+        <w:rPr>
+          <w:rFonts w:ascii="SimSun" w:eastAsia="SimSun" w:hAnsi="SimSun"/>
+          <w:b/>
+          <w:bCs/>
+          <w:sz w:val="21"/>
+        </w:rPr>
+        <w:t>表3.</w:t>
+      </w:r>
+      <w:r>
+        <w:rPr>
+          <w:rFonts w:ascii="SimSun" w:eastAsia="SimSun" w:hAnsi="SimSun"/>
+          <w:b/>
+          <w:bCs/>
+          <w:sz w:val="21"/>
+        </w:rPr>
+        <w:t>1</w:t>
+      </w:r>
+      <w:r>
+        <w:rPr>
+          <w:rFonts w:ascii="SimSun" w:eastAsia="SimSun" w:hAnsi="SimSun"/>
+          <w:b/>
+          <w:bCs/>
+          <w:sz w:val="21"/>
+        </w:rPr>
+        <w:t>1</w:t>
+      </w:r>
+      <w:r>
+        <w:rPr>
+          <w:rFonts w:ascii="SimSun" w:eastAsia="SimSun" w:hAnsi="SimSun"/>
+          <w:b/>
+          <w:bCs/>
+          <w:sz w:val="21"/>
+        </w:rPr>
+        <w:t xml:space="preserve"> (</w:t>
+      </w:r>
+      <w:r>
+        <w:rPr>
+          <w:rFonts w:ascii="SimSun" w:eastAsia="SimSun" w:hAnsi="SimSun"/>
+          <w:b/>
+          <w:bCs/>
+          <w:sz w:val="21"/>
+        </w:rPr>
+        <w:t>exa</w:t>
+      </w:r>
+      <w:r>
+        <w:rPr>
+          <w:rFonts w:ascii="SimSun" w:eastAsia="SimSun" w:hAnsi="SimSun" w:hint="eastAsia"/>
+          <w:b/>
+          <w:bCs/>
+          <w:sz w:val="21"/>
+        </w:rPr>
+        <w:t>m</w:t>
+      </w:r>
+      <w:r>
+        <w:rPr>
+          <w:rFonts w:ascii="SimSun" w:eastAsia="SimSun" w:hAnsi="SimSun"/>
+          <w:b/>
+          <w:bCs/>
+          <w:sz w:val="21"/>
+        </w:rPr>
+        <w:t>_paper</w:t>
+      </w:r>
+      <w:r>
+        <w:rPr>
+          <w:rFonts w:ascii="SimSun" w:eastAsia="SimSun" w:hAnsi="SimSun"/>
+          <w:b/>
+          <w:bCs/>
+          <w:sz w:val="21"/>
+        </w:rPr>
+        <w:t>)</w:t>
+      </w:r>
+    </w:p>
+    <w:tbl>
+      <w:tblPr>
+        <w:tblW w:w="9357" w:type="dxa"/>
+        <w:tblBorders>
+          <w:top w:val="single" w:sz="12" w:space="0" w:color="auto"/>
+          <w:left w:val="single" w:sz="12" w:space="0" w:color="E7E6E6"/>
+          <w:bottom w:val="single" w:sz="12" w:space="0" w:color="auto"/>
+          <w:right w:val="single" w:sz="12" w:space="0" w:color="E7E6E6"/>
+          <w:insideH w:val="single" w:sz="12" w:space="0" w:color="auto"/>
+          <w:insideV w:val="single" w:sz="12" w:space="0" w:color="E7E6E6"/>
+        </w:tblBorders>
+        <w:tblLayout w:type="fixed"/>
+        <w:tblLook w:val="0000" w:firstRow="0" w:lastRow="0" w:firstColumn="0" w:lastColumn="0" w:noHBand="0" w:noVBand="0"/>
+      </w:tblPr>
+      <w:tblGrid>
+        <w:gridCol w:w="2253"/>
+        <w:gridCol w:w="1701"/>
+        <w:gridCol w:w="2694"/>
+        <w:gridCol w:w="2709"/>
+      </w:tblGrid>
+      <w:tr>
+        <w:tc>
+          <w:tcPr>
+            <w:tcW w:w="2253" w:type="dxa"/>
+            <w:tcBorders>
+              <w:top w:val="single" w:sz="12" w:space="0" w:color="70AD47" w:themeColor="accent6"/>
+              <w:left w:val="single" w:sz="2" w:space="0" w:color="70AD47" w:themeColor="accent6"/>
+              <w:bottom w:val="single" w:sz="12" w:space="0" w:color="70AD47" w:themeColor="accent6"/>
+              <w:right w:val="single" w:sz="2" w:space="0" w:color="70AD47" w:themeColor="accent6"/>
+            </w:tcBorders>
+            <w:vAlign w:val="center"/>
+          </w:tcPr>
+          <w:p>
+            <w:pPr>
+              <w:spacing w:after="240" w:line="300" w:lineRule="exact"/>
+              <w:ind w:firstLine="422"/>
+              <w:jc w:val="center"/>
+              <w:rPr>
+                <w:rFonts w:ascii="SimSun" w:eastAsia="SimSun" w:hAnsi="SimSun"/>
+                <w:b/>
+                <w:bCs/>
+                <w:sz w:val="21"/>
+              </w:rPr>
+            </w:pPr>
+            <w:r>
+              <w:rPr>
+                <w:rFonts w:ascii="SimSun" w:eastAsia="SimSun" w:hAnsi="SimSun"/>
+                <w:b/>
+                <w:bCs/>
+                <w:sz w:val="21"/>
+              </w:rPr>
+              <w:t>字段名称</w:t>
+            </w:r>
+          </w:p>
+        </w:tc>
+        <w:tc>
+          <w:tcPr>
+            <w:tcW w:w="1701" w:type="dxa"/>
+            <w:tcBorders>
+              <w:top w:val="single" w:sz="12" w:space="0" w:color="70AD47" w:themeColor="accent6"/>
+              <w:left w:val="single" w:sz="2" w:space="0" w:color="70AD47" w:themeColor="accent6"/>
+              <w:bottom w:val="single" w:sz="12" w:space="0" w:color="70AD47" w:themeColor="accent6"/>
+              <w:right w:val="single" w:sz="2" w:space="0" w:color="70AD47" w:themeColor="accent6"/>
+            </w:tcBorders>
+            <w:vAlign w:val="center"/>
+          </w:tcPr>
+          <w:p>
+            <w:pPr>
+              <w:spacing w:after="240" w:line="300" w:lineRule="exact"/>
+              <w:ind w:firstLine="422"/>
+              <w:jc w:val="center"/>
+              <w:rPr>
+                <w:rFonts w:ascii="SimSun" w:eastAsia="SimSun" w:hAnsi="SimSun"/>
+                <w:b/>
+                <w:bCs/>
+                <w:sz w:val="21"/>
+              </w:rPr>
+            </w:pPr>
+            <w:r>
+              <w:rPr>
+                <w:rFonts w:ascii="SimSun" w:eastAsia="SimSun" w:hAnsi="SimSun"/>
+                <w:b/>
+                <w:bCs/>
+                <w:sz w:val="21"/>
+              </w:rPr>
+              <w:t>类型宽度</w:t>
+            </w:r>
+          </w:p>
+        </w:tc>
+        <w:tc>
+          <w:tcPr>
+            <w:tcW w:w="2694" w:type="dxa"/>
+            <w:tcBorders>
+              <w:top w:val="single" w:sz="12" w:space="0" w:color="70AD47" w:themeColor="accent6"/>
+              <w:left w:val="single" w:sz="2" w:space="0" w:color="70AD47" w:themeColor="accent6"/>
+              <w:bottom w:val="single" w:sz="12" w:space="0" w:color="70AD47" w:themeColor="accent6"/>
+              <w:right w:val="single" w:sz="2" w:space="0" w:color="70AD47" w:themeColor="accent6"/>
+            </w:tcBorders>
+            <w:vAlign w:val="center"/>
+          </w:tcPr>
+          <w:p>
+            <w:pPr>
+              <w:spacing w:after="240" w:line="300" w:lineRule="exact"/>
+              <w:ind w:firstLine="422"/>
+              <w:jc w:val="center"/>
+              <w:rPr>
+                <w:rFonts w:ascii="SimSun" w:eastAsia="SimSun" w:hAnsi="SimSun"/>
+                <w:b/>
+                <w:bCs/>
+                <w:sz w:val="21"/>
+              </w:rPr>
+            </w:pPr>
+            <w:r>
+              <w:rPr>
+                <w:rFonts w:ascii="SimSun" w:eastAsia="SimSun" w:hAnsi="SimSun"/>
+                <w:b/>
+                <w:bCs/>
+                <w:sz w:val="21"/>
+              </w:rPr>
+              <w:t>约束说明</w:t>
+            </w:r>
+          </w:p>
+        </w:tc>
+        <w:tc>
+          <w:tcPr>
+            <w:tcW w:w="2709" w:type="dxa"/>
+            <w:tcBorders>
+              <w:top w:val="single" w:sz="12" w:space="0" w:color="70AD47" w:themeColor="accent6"/>
+              <w:left w:val="single" w:sz="2" w:space="0" w:color="70AD47" w:themeColor="accent6"/>
+              <w:bottom w:val="single" w:sz="12" w:space="0" w:color="70AD47" w:themeColor="accent6"/>
+              <w:right w:val="single" w:sz="2" w:space="0" w:color="70AD47" w:themeColor="accent6"/>
+            </w:tcBorders>
+            <w:vAlign w:val="center"/>
+          </w:tcPr>
+          <w:p>
+            <w:pPr>
+              <w:spacing w:after="240" w:line="300" w:lineRule="exact"/>
+              <w:ind w:firstLine="422"/>
+              <w:jc w:val="center"/>
+              <w:rPr>
+                <w:rFonts w:ascii="SimSun" w:eastAsia="SimSun" w:hAnsi="SimSun"/>
+                <w:b/>
+                <w:bCs/>
+                <w:sz w:val="21"/>
+              </w:rPr>
+            </w:pPr>
+            <w:r>
+              <w:rPr>
+                <w:rFonts w:ascii="SimSun" w:eastAsia="SimSun" w:hAnsi="SimSun"/>
+                <w:b/>
+                <w:bCs/>
+                <w:sz w:val="21"/>
+              </w:rPr>
+              <w:t>功能说明</w:t>
+            </w:r>
+          </w:p>
+        </w:tc>
+      </w:tr>
+      <w:tr>
+        <w:tc>
+          <w:tcPr>
+            <w:tcW w:w="2253" w:type="dxa"/>
+            <w:tcBorders>
+              <w:top w:val="single" w:sz="12" w:space="0" w:color="70AD47" w:themeColor="accent6"/>
+              <w:left w:val="single" w:sz="2" w:space="0" w:color="70AD47" w:themeColor="accent6"/>
+              <w:bottom w:val="single" w:sz="2" w:space="0" w:color="70AD47" w:themeColor="accent6"/>
+              <w:right w:val="single" w:sz="2" w:space="0" w:color="70AD47" w:themeColor="accent6"/>
+            </w:tcBorders>
+            <w:vAlign w:val="center"/>
+          </w:tcPr>
+          <w:p>
+            <w:pPr>
+              <w:jc w:val="center"/>
+              <w:rPr>
+                <w:rFonts w:ascii="Times New Roman" w:eastAsia="SimSun" w:hAnsi="Times New Roman"/>
+                <w:color w:val="0070C0"/>
+                <w:sz w:val="21"/>
+              </w:rPr>
+            </w:pPr>
+            <w:r>
+              <w:rPr>
+                <w:rFonts w:ascii="Times New Roman" w:eastAsia="SimSun" w:hAnsi="Times New Roman"/>
+                <w:color w:val="0070C0"/>
+                <w:sz w:val="21"/>
+              </w:rPr>
+              <w:t>id</w:t>
+            </w:r>
+          </w:p>
+        </w:tc>
+        <w:tc>
+          <w:tcPr>
+            <w:tcW w:w="1701" w:type="dxa"/>
+            <w:tcBorders>
+              <w:top w:val="single" w:sz="12" w:space="0" w:color="70AD47" w:themeColor="accent6"/>
+              <w:left w:val="single" w:sz="2" w:space="0" w:color="70AD47" w:themeColor="accent6"/>
+              <w:bottom w:val="single" w:sz="2" w:space="0" w:color="70AD47" w:themeColor="accent6"/>
+              <w:right w:val="single" w:sz="2" w:space="0" w:color="70AD47" w:themeColor="accent6"/>
+            </w:tcBorders>
+            <w:vAlign w:val="center"/>
+          </w:tcPr>
+          <w:p>
+            <w:pPr>
+              <w:jc w:val="center"/>
+              <w:rPr>
+                <w:rFonts w:ascii="Times New Roman" w:eastAsia="SimSun" w:hAnsi="Times New Roman"/>
+                <w:color w:val="0070C0"/>
+                <w:sz w:val="21"/>
+              </w:rPr>
+            </w:pPr>
+            <w:r>
+              <w:rPr>
+                <w:rFonts w:ascii="Times New Roman" w:eastAsia="SimSun" w:hAnsi="Times New Roman"/>
+                <w:color w:val="0070C0"/>
+                <w:sz w:val="21"/>
+              </w:rPr>
+              <w:t>bigserial</w:t>
+            </w:r>
+          </w:p>
+        </w:tc>
+        <w:tc>
+          <w:tcPr>
+            <w:tcW w:w="2694" w:type="dxa"/>
+            <w:tcBorders>
+              <w:top w:val="single" w:sz="12" w:space="0" w:color="70AD47" w:themeColor="accent6"/>
+              <w:left w:val="single" w:sz="2" w:space="0" w:color="70AD47" w:themeColor="accent6"/>
+              <w:bottom w:val="single" w:sz="2" w:space="0" w:color="70AD47" w:themeColor="accent6"/>
+              <w:right w:val="single" w:sz="2" w:space="0" w:color="70AD47" w:themeColor="accent6"/>
+            </w:tcBorders>
+            <w:vAlign w:val="center"/>
+          </w:tcPr>
+          <w:p>
+            <w:pPr>
+              <w:jc w:val="center"/>
+              <w:rPr>
+                <w:rFonts w:ascii="Times New Roman" w:eastAsia="SimSun" w:hAnsi="Times New Roman"/>
+                <w:color w:val="0070C0"/>
+                <w:sz w:val="21"/>
+              </w:rPr>
+            </w:pPr>
+            <w:r>
+              <w:rPr>
+                <w:rFonts w:ascii="Times New Roman" w:eastAsia="SimSun" w:hAnsi="Times New Roman"/>
+                <w:color w:val="0070C0"/>
+                <w:sz w:val="21"/>
+              </w:rPr>
+              <w:t>KEY, NOT NULL</w:t>
+            </w:r>
+          </w:p>
+        </w:tc>
+        <w:tc>
+          <w:tcPr>
+            <w:tcW w:w="2709" w:type="dxa"/>
+            <w:tcBorders>
+              <w:top w:val="single" w:sz="12" w:space="0" w:color="70AD47" w:themeColor="accent6"/>
+              <w:left w:val="single" w:sz="2" w:space="0" w:color="70AD47" w:themeColor="accent6"/>
+              <w:bottom w:val="single" w:sz="2" w:space="0" w:color="70AD47" w:themeColor="accent6"/>
+              <w:right w:val="single" w:sz="2" w:space="0" w:color="70AD47" w:themeColor="accent6"/>
+            </w:tcBorders>
+            <w:vAlign w:val="center"/>
+          </w:tcPr>
+          <w:p>
+            <w:pPr>
+              <w:jc w:val="center"/>
+              <w:rPr>
+                <w:rFonts w:ascii="Times New Roman" w:eastAsia="SimSun" w:hAnsi="Times New Roman"/>
+                <w:color w:val="0070C0"/>
+                <w:sz w:val="21"/>
+              </w:rPr>
+            </w:pPr>
+            <w:r>
+              <w:rPr>
+                <w:rFonts w:ascii="Times New Roman" w:eastAsia="SimSun" w:hAnsi="Times New Roman" w:hint="eastAsia"/>
+                <w:color w:val="0070C0"/>
+              </w:rPr>
+              <w:t>考</w:t>
+            </w:r>
+            <w:r>
+              <w:rPr>
+                <w:rFonts w:ascii="Times New Roman" w:eastAsia="SimSun" w:hAnsi="Times New Roman" w:hint="eastAsia"/>
+                <w:color w:val="0070C0"/>
+              </w:rPr>
+              <w:t>卷</w:t>
+            </w:r>
+            <w:r>
+              <w:rPr>
+                <w:rFonts w:ascii="Times New Roman" w:eastAsia="SimSun" w:hAnsi="Times New Roman"/>
+                <w:color w:val="0070C0"/>
+              </w:rPr>
+              <w:t>唯一编号</w:t>
+            </w:r>
+          </w:p>
+        </w:tc>
+      </w:tr>
+      <w:tr>
+        <w:tc>
+          <w:tcPr>
+            <w:tcW w:w="2253" w:type="dxa"/>
+            <w:tcBorders>
+              <w:top w:val="single" w:sz="2" w:space="0" w:color="70AD47" w:themeColor="accent6"/>
+              <w:left w:val="single" w:sz="2" w:space="0" w:color="70AD47" w:themeColor="accent6"/>
+              <w:bottom w:val="single" w:sz="2" w:space="0" w:color="70AD47" w:themeColor="accent6"/>
+              <w:right w:val="single" w:sz="2" w:space="0" w:color="70AD47" w:themeColor="accent6"/>
+            </w:tcBorders>
+            <w:vAlign w:val="center"/>
+          </w:tcPr>
+          <w:p>
+            <w:pPr>
+              <w:jc w:val="center"/>
+              <w:rPr>
+                <w:rFonts w:ascii="Times New Roman" w:eastAsia="SimSun" w:hAnsi="Times New Roman"/>
+                <w:sz w:val="21"/>
+              </w:rPr>
+            </w:pPr>
+            <w:r>
+              <w:rPr>
+                <w:rFonts w:ascii="Times New Roman" w:eastAsia="SimSun" w:hAnsi="Times New Roman"/>
+                <w:sz w:val="21"/>
+              </w:rPr>
+              <w:t xml:space="preserve"> </w:t>
+            </w:r>
+            <w:r>
+              <w:rPr>
+                <w:rFonts w:ascii="Times New Roman" w:eastAsia="SimSun" w:hAnsi="Times New Roman"/>
+                <w:sz w:val="21"/>
+              </w:rPr>
+              <w:t>exam_paper_type</w:t>
+            </w:r>
+          </w:p>
+        </w:tc>
+        <w:tc>
+          <w:tcPr>
+            <w:tcW w:w="1701" w:type="dxa"/>
+            <w:tcBorders>
+              <w:top w:val="single" w:sz="2" w:space="0" w:color="70AD47" w:themeColor="accent6"/>
+              <w:left w:val="single" w:sz="2" w:space="0" w:color="70AD47" w:themeColor="accent6"/>
+              <w:bottom w:val="single" w:sz="2" w:space="0" w:color="70AD47" w:themeColor="accent6"/>
+              <w:right w:val="single" w:sz="2" w:space="0" w:color="70AD47" w:themeColor="accent6"/>
+            </w:tcBorders>
+            <w:vAlign w:val="center"/>
+          </w:tcPr>
+          <w:p>
+            <w:pPr>
+              <w:jc w:val="center"/>
+              <w:rPr>
+                <w:rFonts w:ascii="Times New Roman" w:eastAsia="SimSun" w:hAnsi="Times New Roman"/>
+                <w:sz w:val="21"/>
+              </w:rPr>
+            </w:pPr>
+            <w:r>
+              <w:rPr>
+                <w:rFonts w:ascii="Times New Roman" w:eastAsia="SimSun" w:hAnsi="Times New Roman"/>
+                <w:sz w:val="21"/>
+              </w:rPr>
+              <w:t>varchar(50)</w:t>
+            </w:r>
+          </w:p>
+        </w:tc>
+        <w:tc>
+          <w:tcPr>
+            <w:tcW w:w="2694" w:type="dxa"/>
+            <w:tcBorders>
+              <w:top w:val="single" w:sz="2" w:space="0" w:color="70AD47" w:themeColor="accent6"/>
+              <w:left w:val="single" w:sz="2" w:space="0" w:color="70AD47" w:themeColor="accent6"/>
+              <w:bottom w:val="single" w:sz="2" w:space="0" w:color="70AD47" w:themeColor="accent6"/>
+              <w:right w:val="single" w:sz="2" w:space="0" w:color="70AD47" w:themeColor="accent6"/>
+            </w:tcBorders>
+            <w:vAlign w:val="center"/>
+          </w:tcPr>
+          <w:p>
+            <w:pPr>
+              <w:jc w:val="center"/>
+              <w:rPr>
+                <w:rFonts w:ascii="Times New Roman" w:eastAsia="SimSun" w:hAnsi="Times New Roman"/>
+                <w:sz w:val="21"/>
+              </w:rPr>
+            </w:pPr>
+            <w:r>
+              <w:rPr>
+                <w:rFonts w:ascii="Times New Roman" w:eastAsia="SimSun" w:hAnsi="Times New Roman"/>
+                <w:sz w:val="21"/>
+              </w:rPr>
+              <w:t>NOT NULL</w:t>
+            </w:r>
+          </w:p>
+        </w:tc>
+        <w:tc>
+          <w:tcPr>
+            <w:tcW w:w="2709" w:type="dxa"/>
+            <w:tcBorders>
+              <w:top w:val="single" w:sz="2" w:space="0" w:color="70AD47" w:themeColor="accent6"/>
+              <w:left w:val="single" w:sz="2" w:space="0" w:color="70AD47" w:themeColor="accent6"/>
+              <w:bottom w:val="single" w:sz="2" w:space="0" w:color="70AD47" w:themeColor="accent6"/>
+              <w:right w:val="single" w:sz="2" w:space="0" w:color="70AD47" w:themeColor="accent6"/>
+            </w:tcBorders>
+            <w:vAlign w:val="center"/>
+          </w:tcPr>
+          <w:p>
+            <w:pPr>
+              <w:jc w:val="center"/>
+              <w:rPr>
+                <w:rFonts w:ascii="Times New Roman" w:eastAsia="SimSun" w:hAnsi="Times New Roman"/>
+                <w:sz w:val="21"/>
+              </w:rPr>
+            </w:pPr>
+            <w:r>
+              <w:rPr>
+                <w:rFonts w:ascii="Times New Roman" w:eastAsia="SimSun" w:hAnsi="Times New Roman" w:hint="eastAsia"/>
+                <w:sz w:val="21"/>
+              </w:rPr>
+              <w:t>考卷类别</w:t>
+            </w:r>
+          </w:p>
+          <w:p>
+            <w:pPr>
+              <w:jc w:val="center"/>
+              <w:rPr>
+                <w:rFonts w:ascii="Times New Roman" w:eastAsia="SimSun" w:hAnsi="Times New Roman" w:hint="eastAsia"/>
+                <w:sz w:val="21"/>
+              </w:rPr>
+            </w:pPr>
+            <w:r>
+              <w:rPr>
+                <w:rFonts w:ascii="Times New Roman" w:eastAsia="SimSun" w:hAnsi="Times New Roman"/>
+                <w:sz w:val="21"/>
+              </w:rPr>
+              <w:t>(MANUAL, AUTO)</w:t>
+            </w:r>
+          </w:p>
+        </w:tc>
+      </w:tr>
+      <w:tr>
+        <w:tc>
+          <w:tcPr>
+            <w:tcW w:w="2253" w:type="dxa"/>
+            <w:tcBorders>
+              <w:top w:val="single" w:sz="2" w:space="0" w:color="70AD47" w:themeColor="accent6"/>
+              <w:left w:val="single" w:sz="2" w:space="0" w:color="70AD47" w:themeColor="accent6"/>
+              <w:bottom w:val="single" w:sz="2" w:space="0" w:color="70AD47" w:themeColor="accent6"/>
+              <w:right w:val="single" w:sz="2" w:space="0" w:color="70AD47" w:themeColor="accent6"/>
+            </w:tcBorders>
+            <w:vAlign w:val="center"/>
+          </w:tcPr>
+          <w:p>
+            <w:pPr>
+              <w:jc w:val="center"/>
+              <w:rPr>
+                <w:rFonts w:ascii="Times New Roman" w:eastAsia="SimSun" w:hAnsi="Times New Roman"/>
+                <w:sz w:val="21"/>
+              </w:rPr>
+            </w:pPr>
+            <w:r>
+              <w:rPr>
+                <w:rFonts w:ascii="Times New Roman" w:eastAsia="SimSun" w:hAnsi="Times New Roman" w:hint="eastAsia"/>
+                <w:sz w:val="21"/>
+              </w:rPr>
+              <w:t>easy</w:t>
+            </w:r>
+            <w:r>
+              <w:rPr>
+                <w:rFonts w:ascii="Times New Roman" w:eastAsia="SimSun" w:hAnsi="Times New Roman"/>
+                <w:sz w:val="21"/>
+              </w:rPr>
+              <w:t>_question</w:t>
+            </w:r>
+          </w:p>
+        </w:tc>
+        <w:tc>
+          <w:tcPr>
+            <w:tcW w:w="1701" w:type="dxa"/>
+            <w:tcBorders>
+              <w:top w:val="single" w:sz="2" w:space="0" w:color="70AD47" w:themeColor="accent6"/>
+              <w:left w:val="single" w:sz="2" w:space="0" w:color="70AD47" w:themeColor="accent6"/>
+              <w:bottom w:val="single" w:sz="2" w:space="0" w:color="70AD47" w:themeColor="accent6"/>
+              <w:right w:val="single" w:sz="2" w:space="0" w:color="70AD47" w:themeColor="accent6"/>
+            </w:tcBorders>
+            <w:vAlign w:val="center"/>
+          </w:tcPr>
+          <w:p>
+            <w:pPr>
+              <w:jc w:val="center"/>
+              <w:rPr>
+                <w:rFonts w:ascii="Times New Roman" w:eastAsia="SimSun" w:hAnsi="Times New Roman"/>
+                <w:sz w:val="21"/>
+              </w:rPr>
+            </w:pPr>
+            <w:r>
+              <w:rPr>
+                <w:rFonts w:ascii="Times New Roman" w:eastAsia="SimSun" w:hAnsi="Times New Roman"/>
+                <w:sz w:val="21"/>
+              </w:rPr>
+              <w:t>int</w:t>
+            </w:r>
+          </w:p>
+        </w:tc>
+        <w:tc>
+          <w:tcPr>
+            <w:tcW w:w="2694" w:type="dxa"/>
+            <w:tcBorders>
+              <w:top w:val="single" w:sz="2" w:space="0" w:color="70AD47" w:themeColor="accent6"/>
+              <w:left w:val="single" w:sz="2" w:space="0" w:color="70AD47" w:themeColor="accent6"/>
+              <w:bottom w:val="single" w:sz="2" w:space="0" w:color="70AD47" w:themeColor="accent6"/>
+              <w:right w:val="single" w:sz="2" w:space="0" w:color="70AD47" w:themeColor="accent6"/>
+            </w:tcBorders>
+            <w:vAlign w:val="center"/>
+          </w:tcPr>
+          <w:p>
+            <w:pPr>
+              <w:jc w:val="center"/>
+              <w:rPr>
+                <w:rFonts w:ascii="Times New Roman" w:eastAsia="SimSun" w:hAnsi="Times New Roman"/>
+                <w:sz w:val="21"/>
+              </w:rPr>
+            </w:pPr>
+            <w:r>
+              <w:rPr>
+                <w:rFonts w:ascii="Times New Roman" w:eastAsia="SimSun" w:hAnsi="Times New Roman" w:hint="eastAsia"/>
+                <w:sz w:val="21"/>
+              </w:rPr>
+              <w:t>无</w:t>
+            </w:r>
+          </w:p>
+        </w:tc>
+        <w:tc>
+          <w:tcPr>
+            <w:tcW w:w="2709" w:type="dxa"/>
+            <w:tcBorders>
+              <w:top w:val="single" w:sz="2" w:space="0" w:color="70AD47" w:themeColor="accent6"/>
+              <w:left w:val="single" w:sz="2" w:space="0" w:color="70AD47" w:themeColor="accent6"/>
+              <w:bottom w:val="single" w:sz="2" w:space="0" w:color="70AD47" w:themeColor="accent6"/>
+              <w:right w:val="single" w:sz="2" w:space="0" w:color="70AD47" w:themeColor="accent6"/>
+            </w:tcBorders>
+            <w:vAlign w:val="center"/>
+          </w:tcPr>
+          <w:p>
+            <w:pPr>
+              <w:jc w:val="center"/>
+              <w:rPr>
+                <w:rFonts w:ascii="Times New Roman" w:eastAsia="SimSun" w:hAnsi="Times New Roman"/>
+              </w:rPr>
+            </w:pPr>
+            <w:r>
+              <w:rPr>
+                <w:rFonts w:ascii="Times New Roman" w:eastAsia="SimSun" w:hAnsi="Times New Roman" w:hint="eastAsia"/>
+                <w:sz w:val="21"/>
+              </w:rPr>
+              <w:t>自动</w:t>
+            </w:r>
+            <w:r>
+              <w:rPr>
+                <w:rFonts w:ascii="Times New Roman" w:eastAsia="SimSun" w:hAnsi="Times New Roman" w:hint="eastAsia"/>
+                <w:sz w:val="21"/>
+              </w:rPr>
+              <w:t>考卷</w:t>
+            </w:r>
+            <w:r>
+              <w:rPr>
+                <w:rFonts w:ascii="Times New Roman" w:eastAsia="SimSun" w:hAnsi="Times New Roman" w:hint="eastAsia"/>
+                <w:sz w:val="21"/>
+              </w:rPr>
+              <w:t>所需简单题</w:t>
+            </w:r>
+          </w:p>
+        </w:tc>
+      </w:tr>
+      <w:tr>
+        <w:tc>
+          <w:tcPr>
+            <w:tcW w:w="2253" w:type="dxa"/>
+            <w:tcBorders>
+              <w:top w:val="single" w:sz="2" w:space="0" w:color="70AD47" w:themeColor="accent6"/>
+              <w:left w:val="single" w:sz="2" w:space="0" w:color="70AD47" w:themeColor="accent6"/>
+              <w:bottom w:val="single" w:sz="2" w:space="0" w:color="70AD47" w:themeColor="accent6"/>
+              <w:right w:val="single" w:sz="2" w:space="0" w:color="70AD47" w:themeColor="accent6"/>
+            </w:tcBorders>
+            <w:vAlign w:val="center"/>
+          </w:tcPr>
+          <w:p>
+            <w:pPr>
+              <w:jc w:val="center"/>
+              <w:rPr>
+                <w:rFonts w:ascii="Times New Roman" w:eastAsia="SimSun" w:hAnsi="Times New Roman"/>
+                <w:sz w:val="21"/>
+              </w:rPr>
+            </w:pPr>
+            <w:r>
+              <w:rPr>
+                <w:rFonts w:ascii="Times New Roman" w:eastAsia="SimSun" w:hAnsi="Times New Roman"/>
+                <w:sz w:val="21"/>
+              </w:rPr>
+              <w:lastRenderedPageBreak/>
+              <w:t>medium_question</w:t>
+            </w:r>
+          </w:p>
+        </w:tc>
+        <w:tc>
+          <w:tcPr>
+            <w:tcW w:w="1701" w:type="dxa"/>
+            <w:tcBorders>
+              <w:top w:val="single" w:sz="2" w:space="0" w:color="70AD47" w:themeColor="accent6"/>
+              <w:left w:val="single" w:sz="2" w:space="0" w:color="70AD47" w:themeColor="accent6"/>
+              <w:bottom w:val="single" w:sz="2" w:space="0" w:color="70AD47" w:themeColor="accent6"/>
+              <w:right w:val="single" w:sz="2" w:space="0" w:color="70AD47" w:themeColor="accent6"/>
+            </w:tcBorders>
+            <w:vAlign w:val="center"/>
+          </w:tcPr>
+          <w:p>
+            <w:pPr>
+              <w:jc w:val="center"/>
+              <w:rPr>
+                <w:rFonts w:ascii="Times New Roman" w:eastAsia="SimSun" w:hAnsi="Times New Roman"/>
+                <w:sz w:val="21"/>
+              </w:rPr>
+            </w:pPr>
+            <w:r>
+              <w:rPr>
+                <w:rFonts w:ascii="Times New Roman" w:eastAsia="SimSun" w:hAnsi="Times New Roman"/>
+                <w:sz w:val="21"/>
+              </w:rPr>
+              <w:t>int</w:t>
+            </w:r>
+          </w:p>
+        </w:tc>
+        <w:tc>
+          <w:tcPr>
+            <w:tcW w:w="2694" w:type="dxa"/>
+            <w:tcBorders>
+              <w:top w:val="single" w:sz="2" w:space="0" w:color="70AD47" w:themeColor="accent6"/>
+              <w:left w:val="single" w:sz="2" w:space="0" w:color="70AD47" w:themeColor="accent6"/>
+              <w:bottom w:val="single" w:sz="2" w:space="0" w:color="70AD47" w:themeColor="accent6"/>
+              <w:right w:val="single" w:sz="2" w:space="0" w:color="70AD47" w:themeColor="accent6"/>
+            </w:tcBorders>
+            <w:vAlign w:val="center"/>
+          </w:tcPr>
+          <w:p>
+            <w:pPr>
+              <w:jc w:val="center"/>
+              <w:rPr>
+                <w:rFonts w:ascii="Times New Roman" w:eastAsia="SimSun" w:hAnsi="Times New Roman"/>
+                <w:sz w:val="21"/>
+              </w:rPr>
+            </w:pPr>
+            <w:r>
+              <w:rPr>
+                <w:rFonts w:ascii="Times New Roman" w:eastAsia="SimSun" w:hAnsi="Times New Roman" w:hint="eastAsia"/>
+                <w:sz w:val="21"/>
+              </w:rPr>
+              <w:t>无</w:t>
+            </w:r>
+          </w:p>
+        </w:tc>
+        <w:tc>
+          <w:tcPr>
+            <w:tcW w:w="2709" w:type="dxa"/>
+            <w:tcBorders>
+              <w:top w:val="single" w:sz="2" w:space="0" w:color="70AD47" w:themeColor="accent6"/>
+              <w:left w:val="single" w:sz="2" w:space="0" w:color="70AD47" w:themeColor="accent6"/>
+              <w:bottom w:val="single" w:sz="2" w:space="0" w:color="70AD47" w:themeColor="accent6"/>
+              <w:right w:val="single" w:sz="2" w:space="0" w:color="70AD47" w:themeColor="accent6"/>
+            </w:tcBorders>
+            <w:vAlign w:val="center"/>
+          </w:tcPr>
+          <w:p>
+            <w:pPr>
+              <w:jc w:val="center"/>
+              <w:rPr>
+                <w:rFonts w:ascii="Times New Roman" w:eastAsia="SimSun" w:hAnsi="Times New Roman"/>
+              </w:rPr>
+            </w:pPr>
+            <w:r>
+              <w:rPr>
+                <w:rFonts w:ascii="Times New Roman" w:eastAsia="SimSun" w:hAnsi="Times New Roman" w:hint="eastAsia"/>
+                <w:sz w:val="21"/>
+              </w:rPr>
+              <w:t>自动考卷所需题</w:t>
+            </w:r>
+          </w:p>
+        </w:tc>
+      </w:tr>
+      <w:tr>
+        <w:tc>
+          <w:tcPr>
+            <w:tcW w:w="2253" w:type="dxa"/>
+            <w:tcBorders>
+              <w:top w:val="single" w:sz="2" w:space="0" w:color="70AD47" w:themeColor="accent6"/>
+              <w:left w:val="single" w:sz="2" w:space="0" w:color="70AD47" w:themeColor="accent6"/>
+              <w:bottom w:val="single" w:sz="2" w:space="0" w:color="70AD47" w:themeColor="accent6"/>
+              <w:right w:val="single" w:sz="2" w:space="0" w:color="70AD47" w:themeColor="accent6"/>
+            </w:tcBorders>
+            <w:vAlign w:val="center"/>
+          </w:tcPr>
+          <w:p>
+            <w:pPr>
+              <w:jc w:val="center"/>
+              <w:rPr>
+                <w:rFonts w:ascii="Times New Roman" w:eastAsia="SimSun" w:hAnsi="Times New Roman"/>
+                <w:sz w:val="21"/>
+              </w:rPr>
+            </w:pPr>
+            <w:r>
+              <w:rPr>
+                <w:rFonts w:ascii="Times New Roman" w:eastAsia="SimSun" w:hAnsi="Times New Roman"/>
+                <w:sz w:val="21"/>
+              </w:rPr>
+              <w:t>hard_question</w:t>
+            </w:r>
+          </w:p>
+        </w:tc>
+        <w:tc>
+          <w:tcPr>
+            <w:tcW w:w="1701" w:type="dxa"/>
+            <w:tcBorders>
+              <w:top w:val="single" w:sz="2" w:space="0" w:color="70AD47" w:themeColor="accent6"/>
+              <w:left w:val="single" w:sz="2" w:space="0" w:color="70AD47" w:themeColor="accent6"/>
+              <w:bottom w:val="single" w:sz="2" w:space="0" w:color="70AD47" w:themeColor="accent6"/>
+              <w:right w:val="single" w:sz="2" w:space="0" w:color="70AD47" w:themeColor="accent6"/>
+            </w:tcBorders>
+            <w:vAlign w:val="center"/>
+          </w:tcPr>
+          <w:p>
+            <w:pPr>
+              <w:jc w:val="center"/>
+              <w:rPr>
+                <w:rFonts w:ascii="Times New Roman" w:eastAsia="SimSun" w:hAnsi="Times New Roman"/>
+                <w:sz w:val="21"/>
+              </w:rPr>
+            </w:pPr>
+            <w:r>
+              <w:rPr>
+                <w:rFonts w:ascii="Times New Roman" w:eastAsia="SimSun" w:hAnsi="Times New Roman"/>
+                <w:sz w:val="21"/>
+              </w:rPr>
+              <w:t>int</w:t>
+            </w:r>
+          </w:p>
+        </w:tc>
+        <w:tc>
+          <w:tcPr>
+            <w:tcW w:w="2694" w:type="dxa"/>
+            <w:tcBorders>
+              <w:top w:val="single" w:sz="2" w:space="0" w:color="70AD47" w:themeColor="accent6"/>
+              <w:left w:val="single" w:sz="2" w:space="0" w:color="70AD47" w:themeColor="accent6"/>
+              <w:bottom w:val="single" w:sz="2" w:space="0" w:color="70AD47" w:themeColor="accent6"/>
+              <w:right w:val="single" w:sz="2" w:space="0" w:color="70AD47" w:themeColor="accent6"/>
+            </w:tcBorders>
+            <w:vAlign w:val="center"/>
+          </w:tcPr>
+          <w:p>
+            <w:pPr>
+              <w:jc w:val="center"/>
+              <w:rPr>
+                <w:rFonts w:ascii="Times New Roman" w:eastAsia="SimSun" w:hAnsi="Times New Roman"/>
+                <w:sz w:val="21"/>
+              </w:rPr>
+            </w:pPr>
+            <w:r>
+              <w:rPr>
+                <w:rFonts w:ascii="Times New Roman" w:eastAsia="SimSun" w:hAnsi="Times New Roman" w:hint="eastAsia"/>
+                <w:sz w:val="21"/>
+              </w:rPr>
+              <w:t>无</w:t>
+            </w:r>
+          </w:p>
+        </w:tc>
+        <w:tc>
+          <w:tcPr>
+            <w:tcW w:w="2709" w:type="dxa"/>
+            <w:tcBorders>
+              <w:top w:val="single" w:sz="2" w:space="0" w:color="70AD47" w:themeColor="accent6"/>
+              <w:left w:val="single" w:sz="2" w:space="0" w:color="70AD47" w:themeColor="accent6"/>
+              <w:bottom w:val="single" w:sz="2" w:space="0" w:color="70AD47" w:themeColor="accent6"/>
+              <w:right w:val="single" w:sz="2" w:space="0" w:color="70AD47" w:themeColor="accent6"/>
+            </w:tcBorders>
+            <w:vAlign w:val="center"/>
+          </w:tcPr>
+          <w:p>
+            <w:pPr>
+              <w:jc w:val="center"/>
+              <w:rPr>
+                <w:rFonts w:ascii="Times New Roman" w:eastAsia="SimSun" w:hAnsi="Times New Roman"/>
+              </w:rPr>
+            </w:pPr>
+            <w:r>
+              <w:rPr>
+                <w:rFonts w:ascii="Times New Roman" w:eastAsia="SimSun" w:hAnsi="Times New Roman" w:hint="eastAsia"/>
+                <w:sz w:val="21"/>
+              </w:rPr>
+              <w:t>自动考卷所需</w:t>
+            </w:r>
+            <w:r>
+              <w:rPr>
+                <w:rFonts w:ascii="Times New Roman" w:eastAsia="SimSun" w:hAnsi="Times New Roman" w:hint="eastAsia"/>
+                <w:sz w:val="21"/>
+              </w:rPr>
+              <w:t>难</w:t>
+            </w:r>
+            <w:r>
+              <w:rPr>
+                <w:rFonts w:ascii="Times New Roman" w:eastAsia="SimSun" w:hAnsi="Times New Roman" w:hint="eastAsia"/>
+                <w:sz w:val="21"/>
+              </w:rPr>
+              <w:t>题</w:t>
+            </w:r>
+          </w:p>
+        </w:tc>
+      </w:tr>
+      <w:tr>
+        <w:tc>
+          <w:tcPr>
+            <w:tcW w:w="2253" w:type="dxa"/>
+            <w:tcBorders>
+              <w:top w:val="single" w:sz="2" w:space="0" w:color="70AD47" w:themeColor="accent6"/>
+              <w:left w:val="single" w:sz="2" w:space="0" w:color="70AD47" w:themeColor="accent6"/>
+              <w:bottom w:val="single" w:sz="2" w:space="0" w:color="70AD47" w:themeColor="accent6"/>
+              <w:right w:val="single" w:sz="2" w:space="0" w:color="70AD47" w:themeColor="accent6"/>
+            </w:tcBorders>
+            <w:vAlign w:val="center"/>
+          </w:tcPr>
+          <w:p>
+            <w:pPr>
+              <w:jc w:val="center"/>
+              <w:rPr>
+                <w:rFonts w:ascii="Times New Roman" w:eastAsia="SimSun" w:hAnsi="Times New Roman"/>
+                <w:sz w:val="21"/>
+              </w:rPr>
+            </w:pPr>
+            <w:r>
+              <w:rPr>
+                <w:rFonts w:ascii="Times New Roman" w:eastAsia="SimSun" w:hAnsi="Times New Roman" w:hint="eastAsia"/>
+                <w:sz w:val="21"/>
+              </w:rPr>
+              <w:t>quest</w:t>
+            </w:r>
+            <w:r>
+              <w:rPr>
+                <w:rFonts w:ascii="Times New Roman" w:eastAsia="SimSun" w:hAnsi="Times New Roman"/>
+                <w:sz w:val="21"/>
+              </w:rPr>
+              <w:t>ion_id_array</w:t>
+            </w:r>
+          </w:p>
+        </w:tc>
+        <w:tc>
+          <w:tcPr>
+            <w:tcW w:w="1701" w:type="dxa"/>
+            <w:tcBorders>
+              <w:top w:val="single" w:sz="2" w:space="0" w:color="70AD47" w:themeColor="accent6"/>
+              <w:left w:val="single" w:sz="2" w:space="0" w:color="70AD47" w:themeColor="accent6"/>
+              <w:bottom w:val="single" w:sz="2" w:space="0" w:color="70AD47" w:themeColor="accent6"/>
+              <w:right w:val="single" w:sz="2" w:space="0" w:color="70AD47" w:themeColor="accent6"/>
+            </w:tcBorders>
+            <w:vAlign w:val="center"/>
+          </w:tcPr>
+          <w:p>
+            <w:pPr>
+              <w:jc w:val="center"/>
+              <w:rPr>
+                <w:rFonts w:ascii="Times New Roman" w:eastAsia="SimSun" w:hAnsi="Times New Roman"/>
+                <w:sz w:val="21"/>
+              </w:rPr>
+            </w:pPr>
+            <w:r>
+              <w:rPr>
+                <w:rFonts w:ascii="Times New Roman" w:eastAsia="SimSun" w:hAnsi="Times New Roman"/>
+                <w:sz w:val="21"/>
+              </w:rPr>
+              <w:t>varchar(256)</w:t>
+            </w:r>
+          </w:p>
+        </w:tc>
+        <w:tc>
+          <w:tcPr>
+            <w:tcW w:w="2694" w:type="dxa"/>
+            <w:tcBorders>
+              <w:top w:val="single" w:sz="2" w:space="0" w:color="70AD47" w:themeColor="accent6"/>
+              <w:left w:val="single" w:sz="2" w:space="0" w:color="70AD47" w:themeColor="accent6"/>
+              <w:bottom w:val="single" w:sz="2" w:space="0" w:color="70AD47" w:themeColor="accent6"/>
+              <w:right w:val="single" w:sz="2" w:space="0" w:color="70AD47" w:themeColor="accent6"/>
+            </w:tcBorders>
+            <w:vAlign w:val="center"/>
+          </w:tcPr>
+          <w:p>
+            <w:pPr>
+              <w:jc w:val="center"/>
+              <w:rPr>
+                <w:rFonts w:ascii="Times New Roman" w:eastAsia="SimSun" w:hAnsi="Times New Roman"/>
+                <w:sz w:val="21"/>
+              </w:rPr>
+            </w:pPr>
+            <w:r>
+              <w:rPr>
+                <w:rFonts w:ascii="Times New Roman" w:eastAsia="SimSun" w:hAnsi="Times New Roman" w:hint="eastAsia"/>
+                <w:sz w:val="21"/>
+              </w:rPr>
+              <w:t>无</w:t>
+            </w:r>
+          </w:p>
+        </w:tc>
+        <w:tc>
+          <w:tcPr>
+            <w:tcW w:w="2709" w:type="dxa"/>
+            <w:tcBorders>
+              <w:top w:val="single" w:sz="2" w:space="0" w:color="70AD47" w:themeColor="accent6"/>
+              <w:left w:val="single" w:sz="2" w:space="0" w:color="70AD47" w:themeColor="accent6"/>
+              <w:bottom w:val="single" w:sz="2" w:space="0" w:color="70AD47" w:themeColor="accent6"/>
+              <w:right w:val="single" w:sz="2" w:space="0" w:color="70AD47" w:themeColor="accent6"/>
+            </w:tcBorders>
+            <w:vAlign w:val="center"/>
+          </w:tcPr>
+          <w:p>
+            <w:pPr>
+              <w:jc w:val="center"/>
+              <w:rPr>
+                <w:rFonts w:ascii="Times New Roman" w:eastAsia="SimSun" w:hAnsi="Times New Roman"/>
+              </w:rPr>
+            </w:pPr>
+            <w:r>
+              <w:rPr>
+                <w:rFonts w:ascii="Times New Roman" w:eastAsia="SimSun" w:hAnsi="Times New Roman" w:hint="eastAsia"/>
+              </w:rPr>
+              <w:t>手动考卷问题编号</w:t>
+            </w:r>
+          </w:p>
+        </w:tc>
+      </w:tr>
+      <w:tr>
+        <w:tc>
+          <w:tcPr>
+            <w:tcW w:w="2253" w:type="dxa"/>
+            <w:tcBorders>
+              <w:top w:val="single" w:sz="2" w:space="0" w:color="70AD47" w:themeColor="accent6"/>
+              <w:left w:val="single" w:sz="2" w:space="0" w:color="70AD47" w:themeColor="accent6"/>
+              <w:bottom w:val="single" w:sz="2" w:space="0" w:color="70AD47" w:themeColor="accent6"/>
+              <w:right w:val="single" w:sz="2" w:space="0" w:color="70AD47" w:themeColor="accent6"/>
+            </w:tcBorders>
+            <w:vAlign w:val="center"/>
+          </w:tcPr>
+          <w:p>
+            <w:pPr>
+              <w:jc w:val="center"/>
+              <w:rPr>
+                <w:rFonts w:ascii="Times New Roman" w:eastAsia="SimSun" w:hAnsi="Times New Roman"/>
+                <w:sz w:val="21"/>
+              </w:rPr>
+            </w:pPr>
+            <w:r>
+              <w:rPr>
+                <w:rFonts w:ascii="Times New Roman" w:eastAsia="SimSun" w:hAnsi="Times New Roman" w:hint="eastAsia"/>
+                <w:sz w:val="21"/>
+              </w:rPr>
+              <w:t>exa</w:t>
+            </w:r>
+            <w:r>
+              <w:rPr>
+                <w:rFonts w:ascii="Times New Roman" w:eastAsia="SimSun" w:hAnsi="Times New Roman"/>
+                <w:sz w:val="21"/>
+              </w:rPr>
+              <w:t>m_paper_status</w:t>
+            </w:r>
+          </w:p>
+        </w:tc>
+        <w:tc>
+          <w:tcPr>
+            <w:tcW w:w="1701" w:type="dxa"/>
+            <w:tcBorders>
+              <w:top w:val="single" w:sz="2" w:space="0" w:color="70AD47" w:themeColor="accent6"/>
+              <w:left w:val="single" w:sz="2" w:space="0" w:color="70AD47" w:themeColor="accent6"/>
+              <w:bottom w:val="single" w:sz="2" w:space="0" w:color="70AD47" w:themeColor="accent6"/>
+              <w:right w:val="single" w:sz="2" w:space="0" w:color="70AD47" w:themeColor="accent6"/>
+            </w:tcBorders>
+            <w:vAlign w:val="center"/>
+          </w:tcPr>
+          <w:p>
+            <w:pPr>
+              <w:jc w:val="center"/>
+              <w:rPr>
+                <w:rFonts w:ascii="Times New Roman" w:eastAsia="SimSun" w:hAnsi="Times New Roman"/>
+                <w:sz w:val="21"/>
+              </w:rPr>
+            </w:pPr>
+            <w:r>
+              <w:rPr>
+                <w:rFonts w:ascii="Times New Roman" w:eastAsia="SimSun" w:hAnsi="Times New Roman"/>
+                <w:sz w:val="21"/>
+              </w:rPr>
+              <w:t>varchar(50)</w:t>
+            </w:r>
+          </w:p>
+        </w:tc>
+        <w:tc>
+          <w:tcPr>
+            <w:tcW w:w="2694" w:type="dxa"/>
+            <w:tcBorders>
+              <w:top w:val="single" w:sz="2" w:space="0" w:color="70AD47" w:themeColor="accent6"/>
+              <w:left w:val="single" w:sz="2" w:space="0" w:color="70AD47" w:themeColor="accent6"/>
+              <w:bottom w:val="single" w:sz="2" w:space="0" w:color="70AD47" w:themeColor="accent6"/>
+              <w:right w:val="single" w:sz="2" w:space="0" w:color="70AD47" w:themeColor="accent6"/>
+            </w:tcBorders>
+            <w:vAlign w:val="center"/>
+          </w:tcPr>
+          <w:p>
+            <w:pPr>
+              <w:jc w:val="center"/>
+              <w:rPr>
+                <w:rFonts w:ascii="Times New Roman" w:eastAsia="SimSun" w:hAnsi="Times New Roman"/>
+                <w:sz w:val="21"/>
+              </w:rPr>
+            </w:pPr>
+            <w:r>
+              <w:rPr>
+                <w:rFonts w:ascii="Times New Roman" w:eastAsia="SimSun" w:hAnsi="Times New Roman" w:hint="eastAsia"/>
+                <w:sz w:val="21"/>
+              </w:rPr>
+              <w:t>无</w:t>
+            </w:r>
+          </w:p>
+          <w:p>
+            <w:pPr>
+              <w:jc w:val="center"/>
+              <w:rPr>
+                <w:rFonts w:ascii="Times New Roman" w:eastAsia="SimSun" w:hAnsi="Times New Roman" w:hint="eastAsia"/>
+                <w:sz w:val="21"/>
+              </w:rPr>
+            </w:pPr>
+            <w:r>
+              <w:rPr>
+                <w:rFonts w:ascii="Times New Roman" w:eastAsia="SimSun" w:hAnsi="Times New Roman"/>
+                <w:sz w:val="21"/>
+              </w:rPr>
+              <w:t>(DEFAULT DRAFT)</w:t>
+            </w:r>
+          </w:p>
+        </w:tc>
+        <w:tc>
+          <w:tcPr>
+            <w:tcW w:w="2709" w:type="dxa"/>
+            <w:tcBorders>
+              <w:top w:val="single" w:sz="2" w:space="0" w:color="70AD47" w:themeColor="accent6"/>
+              <w:left w:val="single" w:sz="2" w:space="0" w:color="70AD47" w:themeColor="accent6"/>
+              <w:bottom w:val="single" w:sz="2" w:space="0" w:color="70AD47" w:themeColor="accent6"/>
+              <w:right w:val="single" w:sz="2" w:space="0" w:color="70AD47" w:themeColor="accent6"/>
+            </w:tcBorders>
+            <w:vAlign w:val="center"/>
+          </w:tcPr>
+          <w:p>
+            <w:pPr>
+              <w:jc w:val="center"/>
+              <w:rPr>
+                <w:rFonts w:ascii="Times New Roman" w:eastAsia="SimSun" w:hAnsi="Times New Roman"/>
+              </w:rPr>
+            </w:pPr>
+            <w:r>
+              <w:rPr>
+                <w:rFonts w:ascii="Times New Roman" w:eastAsia="SimSun" w:hAnsi="Times New Roman" w:hint="eastAsia"/>
+              </w:rPr>
+              <w:t>考卷状况</w:t>
+            </w:r>
+          </w:p>
+          <w:p>
+            <w:pPr>
+              <w:jc w:val="center"/>
+              <w:rPr>
+                <w:rFonts w:ascii="Times New Roman" w:eastAsia="SimSun" w:hAnsi="Times New Roman" w:hint="eastAsia"/>
+              </w:rPr>
+            </w:pPr>
+            <w:r>
+              <w:rPr>
+                <w:rFonts w:ascii="Times New Roman" w:eastAsia="SimSun" w:hAnsi="Times New Roman"/>
+              </w:rPr>
+              <w:t>(DRAFT, PUBLISHED)</w:t>
+            </w:r>
+          </w:p>
+        </w:tc>
+      </w:tr>
+    </w:tbl>
+    <w:p/>
+    <w:p/>
+    <w:p/>
+    <w:p/>
+    <w:p>
+      <w:pPr>
+        <w:rPr>
+          <w:rFonts w:hint="eastAsia"/>
+        </w:rPr>
+      </w:pPr>
+    </w:p>
+    <w:p>
+      <w:pPr>
+        <w:pStyle w:val="Heading1"/>
+      </w:pPr>
+      <w:r>
+        <w:t xml:space="preserve">System </w:t>
+      </w:r>
+      <w:r>
+        <w:t>Implementation</w:t>
+      </w:r>
+    </w:p>
+    <w:p>
+      <w:pPr>
         <w:pStyle w:val="Heading2"/>
+        <w:numPr>
+          <w:ilvl w:val="0"/>
+          <w:numId w:val="31"/>
+        </w:numPr>
         <w:rPr>
           <w:rFonts w:hint="eastAsia"/>
         </w:rPr>
@@ -12529,7 +14598,6 @@
           <w:sz w:val="24"/>
           <w:szCs w:val="24"/>
         </w:rPr>
-        <w:lastRenderedPageBreak/>
         <w:t>Heartbeat: Every 60 seconds, the Vue.js frontend sends a background request with current answers.</w:t>
       </w:r>
     </w:p>
@@ -12552,6 +14620,7 @@
           <w:sz w:val="24"/>
           <w:szCs w:val="24"/>
         </w:rPr>
+        <w:lastRenderedPageBreak/>
         <w:t>JSONB Storage: Spring Boot receives the answers and saves them as a single JSON object in the exam_sessions table (column progress_data).</w:t>
       </w:r>
     </w:p>
@@ -13565,7 +15634,6 @@
                 <w:rFonts w:ascii="Times New Roman" w:eastAsia="SimSun" w:hAnsi="Times New Roman"/>
                 <w:sz w:val="21"/>
               </w:rPr>
-              <w:lastRenderedPageBreak/>
               <w:t>Generate code</w:t>
             </w:r>
           </w:p>
@@ -13685,6 +15753,7 @@
                 <w:rFonts w:ascii="Times New Roman" w:eastAsia="SimSun" w:hAnsi="Times New Roman"/>
                 <w:sz w:val="21"/>
               </w:rPr>
+              <w:lastRenderedPageBreak/>
               <w:t>Action</w:t>
             </w:r>
           </w:p>
@@ -15256,7 +17325,13 @@
         <w:t>Menu</w:t>
       </w:r>
     </w:p>
-    <w:p/>
+    <w:p>
+      <w:pPr>
+        <w:rPr>
+          <w:rFonts w:hint="eastAsia"/>
+        </w:rPr>
+      </w:pPr>
+    </w:p>
     <w:p>
       <w:pPr>
         <w:pStyle w:val="Heading2"/>
@@ -15264,6 +17339,9 @@
           <w:ilvl w:val="0"/>
           <w:numId w:val="29"/>
         </w:numPr>
+        <w:rPr>
+          <w:rFonts w:hint="eastAsia"/>
+        </w:rPr>
       </w:pPr>
       <w:r>
         <w:t>Teacher API Collections</w:t>
@@ -15276,6 +17354,9 @@
           <w:ilvl w:val="0"/>
           <w:numId w:val="30"/>
         </w:numPr>
+        <w:rPr>
+          <w:rFonts w:hint="eastAsia"/>
+        </w:rPr>
       </w:pPr>
       <w:r>
         <w:t>Questions Service API</w:t>
@@ -15431,10 +17512,11 @@
   <w:abstractNum w:abstractNumId="1" w15:restartNumberingAfterBreak="0">
     <w:nsid w:val="099F5D06"/>
     <w:multiLevelType w:val="hybridMultilevel"/>
-    <w:tmpl w:val="F4B8DA64"/>
-    <w:lvl w:ilvl="0" w:tplc="EA22CD28">
+    <w:tmpl w:val="D57A3B52"/>
+    <w:lvl w:ilvl="0" w:tplc="367A2F2E">
       <w:start w:val="1"/>
       <w:numFmt w:val="decimal"/>
+      <w:pStyle w:val="Heading3"/>
       <w:lvlText w:val="(%1)"/>
       <w:lvlJc w:val="left"/>
       <w:pPr>
@@ -15665,7 +17747,7 @@
   <w:abstractNum w:abstractNumId="3" w15:restartNumberingAfterBreak="0">
     <w:nsid w:val="167E0476"/>
     <w:multiLevelType w:val="hybridMultilevel"/>
-    <w:tmpl w:val="0E2053AA"/>
+    <w:tmpl w:val="35B0F88E"/>
     <w:lvl w:ilvl="0" w:tplc="1BBA094E">
       <w:start w:val="1"/>
       <w:numFmt w:val="decimal"/>
@@ -17276,7 +19358,7 @@
   <w:abstractNum w:abstractNumId="18" w15:restartNumberingAfterBreak="0">
     <w:nsid w:val="5DDA3E48"/>
     <w:multiLevelType w:val="hybridMultilevel"/>
-    <w:tmpl w:val="878446CA"/>
+    <w:tmpl w:val="D4403656"/>
     <w:lvl w:ilvl="0" w:tplc="07967E62">
       <w:start w:val="1"/>
       <w:numFmt w:val="decimal"/>
@@ -18510,6 +20592,12 @@
   </w:num>
   <w:num w:numId="30">
     <w:abstractNumId w:val="10"/>
+  </w:num>
+  <w:num w:numId="31">
+    <w:abstractNumId w:val="18"/>
+    <w:lvlOverride w:ilvl="0">
+      <w:startOverride w:val="1"/>
+    </w:lvlOverride>
   </w:num>
 </w:numbering>
 </file>
@@ -18964,25 +21052,25 @@
   </w:style>
   <w:style w:type="paragraph" w:styleId="Heading3">
     <w:name w:val="heading 3"/>
-    <w:basedOn w:val="Normal"/>
+    <w:basedOn w:val="ListParagraph"/>
     <w:next w:val="Normal"/>
     <w:link w:val="Heading3Char"/>
     <w:uiPriority w:val="9"/>
-    <w:semiHidden/>
     <w:unhideWhenUsed/>
     <w:qFormat/>
-    <w:rsid w:val="00971851"/>
+    <w:rsid w:val="007706E0"/>
     <w:pPr>
-      <w:keepNext/>
-      <w:keepLines/>
-      <w:spacing w:before="40"/>
+      <w:numPr>
+        <w:numId w:val="25"/>
+      </w:numPr>
       <w:outlineLvl w:val="2"/>
     </w:pPr>
     <w:rPr>
-      <w:rFonts w:asciiTheme="majorHAnsi" w:eastAsiaTheme="majorEastAsia" w:hAnsiTheme="majorHAnsi" w:cstheme="majorBidi"/>
-      <w:color w:val="1F3763" w:themeColor="accent1" w:themeShade="7F"/>
+      <w:rFonts w:ascii="Times New Roman" w:eastAsia="SimSun" w:hAnsi="Times New Roman"/>
+      <w:b/>
+      <w:bCs/>
       <w:sz w:val="24"/>
-      <w:szCs w:val="39"/>
+      <w:szCs w:val="24"/>
     </w:rPr>
   </w:style>
   <w:style w:type="paragraph" w:styleId="Heading4">
@@ -19099,13 +21187,13 @@
     <w:basedOn w:val="DefaultParagraphFont"/>
     <w:link w:val="Heading3"/>
     <w:uiPriority w:val="9"/>
-    <w:semiHidden/>
-    <w:rsid w:val="00971851"/>
+    <w:rsid w:val="007706E0"/>
     <w:rPr>
-      <w:rFonts w:asciiTheme="majorHAnsi" w:eastAsiaTheme="majorEastAsia" w:hAnsiTheme="majorHAnsi" w:cstheme="majorBidi"/>
-      <w:color w:val="1F3763" w:themeColor="accent1" w:themeShade="7F"/>
+      <w:rFonts w:ascii="Times New Roman" w:eastAsia="SimSun" w:hAnsi="Times New Roman" w:cs="Times New Roman"/>
+      <w:b/>
+      <w:bCs/>
       <w:sz w:val="24"/>
-      <w:szCs w:val="39"/>
+      <w:szCs w:val="24"/>
     </w:rPr>
   </w:style>
   <w:style w:type="character" w:styleId="HTMLCode">
